--- a/resources/Courses/GPT/UI-UX Design.docx
+++ b/resources/Courses/GPT/UI-UX Design.docx
@@ -83,8 +83,13 @@
         </w:numPr>
       </w:pPr>
       <w:r>
-        <w:t>Designing the User Interface: Strategies for Effective Human-Computer Interaction, Shneiderman, Plaisant</w:t>
+        <w:t xml:space="preserve">Designing the User Interface: Strategies for Effective Human-Computer Interaction, Shneiderman, </w:t>
       </w:r>
+      <w:proofErr w:type="spellStart"/>
+      <w:r>
+        <w:t>Plaisant</w:t>
+      </w:r>
+      <w:proofErr w:type="spellEnd"/>
     </w:p>
     <w:p>
       <w:pPr>
@@ -143,7 +148,15 @@
         </w:numPr>
       </w:pPr>
       <w:r>
-        <w:t xml:space="preserve">The Guide to UX Design Process and Documentation, Dominik Pacholczyk  </w:t>
+        <w:t xml:space="preserve">The Guide to UX Design Process and Documentation, Dominik </w:t>
+      </w:r>
+      <w:proofErr w:type="spellStart"/>
+      <w:r>
+        <w:t>Pacholczyk</w:t>
+      </w:r>
+      <w:proofErr w:type="spellEnd"/>
+      <w:r>
+        <w:t xml:space="preserve">  </w:t>
       </w:r>
     </w:p>
     <w:p>
@@ -3225,7 +3238,15 @@
           </w:tcPr>
           <w:p>
             <w:r>
-              <w:t xml:space="preserve">Writing Use Cases for Pine Valley Furniture’s WebStore </w:t>
+              <w:t xml:space="preserve">Writing Use Cases for Pine Valley Furniture’s </w:t>
+            </w:r>
+            <w:proofErr w:type="spellStart"/>
+            <w:r>
+              <w:t>WebStore</w:t>
+            </w:r>
+            <w:proofErr w:type="spellEnd"/>
+            <w:r>
+              <w:t xml:space="preserve"> </w:t>
             </w:r>
           </w:p>
         </w:tc>
@@ -11569,7 +11590,15 @@
           </w:tcPr>
           <w:p>
             <w:r>
-              <w:t>User Focusv – Topics 2</w:t>
+              <w:t xml:space="preserve">User </w:t>
+            </w:r>
+            <w:proofErr w:type="spellStart"/>
+            <w:r>
+              <w:t>Focusv</w:t>
+            </w:r>
+            <w:proofErr w:type="spellEnd"/>
+            <w:r>
+              <w:t xml:space="preserve"> – Topics 2</w:t>
             </w:r>
           </w:p>
         </w:tc>
@@ -16324,7 +16353,15 @@
           </w:tcPr>
           <w:p>
             <w:r>
-              <w:t xml:space="preserve">Mosaic Plots and Treemaps </w:t>
+              <w:t xml:space="preserve">Mosaic Plots and </w:t>
+            </w:r>
+            <w:proofErr w:type="spellStart"/>
+            <w:r>
+              <w:t>Treemaps</w:t>
+            </w:r>
+            <w:proofErr w:type="spellEnd"/>
+            <w:r>
+              <w:t xml:space="preserve"> </w:t>
             </w:r>
           </w:p>
         </w:tc>
@@ -18271,6 +18308,14 @@
         </w:tc>
       </w:tr>
     </w:tbl>
+    <w:p>
+      <w:pPr>
+        <w:rPr>
+          <w:b/>
+          <w:bCs/>
+        </w:rPr>
+      </w:pPr>
+    </w:p>
     <w:p>
       <w:pPr>
         <w:rPr>
@@ -18439,14 +18484,44 @@
           <w:color w:val="C00000"/>
         </w:rPr>
         <w:lastRenderedPageBreak/>
-        <w:t xml:space="preserve">Software Quality Assurance  </w:t>
+        <w:t>S</w:t>
+      </w:r>
+      <w:r>
+        <w:rPr>
+          <w:b/>
+          <w:bCs/>
+          <w:color w:val="C00000"/>
+        </w:rPr>
+        <w:t xml:space="preserve">oftware Quality Assurance and Maintenance </w:t>
       </w:r>
     </w:p>
     <w:p>
+      <w:pPr>
+        <w:pStyle w:val="Heading2"/>
+        <w:rPr>
+          <w:b/>
+          <w:bCs/>
+          <w:color w:val="C00000"/>
+        </w:rPr>
+      </w:pPr>
       <w:r>
-        <w:t xml:space="preserve"> </w:t>
+        <w:rPr>
+          <w:b/>
+          <w:bCs/>
+          <w:color w:val="C00000"/>
+        </w:rPr>
+        <w:t>S</w:t>
+      </w:r>
+      <w:r>
+        <w:rPr>
+          <w:b/>
+          <w:bCs/>
+          <w:color w:val="C00000"/>
+        </w:rPr>
+        <w:t>oftware Quality Assurance</w:t>
       </w:r>
     </w:p>
+    <w:p/>
     <w:tbl>
       <w:tblPr>
         <w:tblStyle w:val="TableGrid"/>
@@ -19619,7 +19694,15 @@
           </w:tcPr>
           <w:p>
             <w:r>
-              <w:t xml:space="preserve">The Contract Reviw Process and Its Stages </w:t>
+              <w:t xml:space="preserve">The Contract </w:t>
+            </w:r>
+            <w:proofErr w:type="spellStart"/>
+            <w:r>
+              <w:t>Reviw</w:t>
+            </w:r>
+            <w:proofErr w:type="spellEnd"/>
+            <w:r>
+              <w:t xml:space="preserve"> Process and Its Stages </w:t>
             </w:r>
           </w:p>
         </w:tc>
@@ -19643,7 +19726,15 @@
           </w:tcPr>
           <w:p>
             <w:r>
-              <w:t xml:space="preserve">Contract Reviw Objectives </w:t>
+              <w:t xml:space="preserve">Contract </w:t>
+            </w:r>
+            <w:proofErr w:type="spellStart"/>
+            <w:r>
+              <w:t>Reviw</w:t>
+            </w:r>
+            <w:proofErr w:type="spellEnd"/>
+            <w:r>
+              <w:t xml:space="preserve"> Objectives </w:t>
             </w:r>
           </w:p>
         </w:tc>
@@ -19680,6 +19771,7 @@
           </w:tcPr>
           <w:p>
             <w:r>
+              <w:lastRenderedPageBreak/>
               <w:t>32</w:t>
             </w:r>
           </w:p>
@@ -19704,32 +19796,2492 @@
           </w:tcPr>
           <w:p>
             <w:r>
+              <w:t>33</w:t>
+            </w:r>
+          </w:p>
+        </w:tc>
+        <w:tc>
+          <w:tcPr>
+            <w:tcW w:w="4650" w:type="pct"/>
+            <w:shd w:val="clear" w:color="auto" w:fill="E7E6E6" w:themeFill="background2"/>
+          </w:tcPr>
+          <w:p>
+            <w:r>
+              <w:t xml:space="preserve">Contract Reviews for Internal Projects </w:t>
+            </w:r>
+          </w:p>
+        </w:tc>
+      </w:tr>
+      <w:tr>
+        <w:tc>
+          <w:tcPr>
+            <w:tcW w:w="350" w:type="pct"/>
+            <w:shd w:val="clear" w:color="auto" w:fill="E7E6E6" w:themeFill="background2"/>
+          </w:tcPr>
+          <w:p>
+            <w:r>
+              <w:t>34</w:t>
+            </w:r>
+          </w:p>
+        </w:tc>
+        <w:tc>
+          <w:tcPr>
+            <w:tcW w:w="4650" w:type="pct"/>
+            <w:shd w:val="clear" w:color="auto" w:fill="E7E6E6" w:themeFill="background2"/>
+          </w:tcPr>
+          <w:p>
+            <w:r>
+              <w:t xml:space="preserve">Summary </w:t>
+            </w:r>
+          </w:p>
+        </w:tc>
+      </w:tr>
+      <w:tr>
+        <w:tc>
+          <w:tcPr>
+            <w:tcW w:w="350" w:type="pct"/>
+            <w:shd w:val="clear" w:color="auto" w:fill="E7E6E6" w:themeFill="background2"/>
+          </w:tcPr>
+          <w:p/>
+        </w:tc>
+        <w:tc>
+          <w:tcPr>
+            <w:tcW w:w="4650" w:type="pct"/>
+            <w:shd w:val="clear" w:color="auto" w:fill="E7E6E6" w:themeFill="background2"/>
+          </w:tcPr>
+          <w:p>
+            <w:r>
+              <w:t xml:space="preserve">Selected Bibliography </w:t>
+            </w:r>
+          </w:p>
+        </w:tc>
+      </w:tr>
+      <w:tr>
+        <w:tc>
+          <w:tcPr>
+            <w:tcW w:w="350" w:type="pct"/>
+            <w:shd w:val="clear" w:color="auto" w:fill="E7E6E6" w:themeFill="background2"/>
+          </w:tcPr>
+          <w:p/>
+        </w:tc>
+        <w:tc>
+          <w:tcPr>
+            <w:tcW w:w="4650" w:type="pct"/>
+            <w:shd w:val="clear" w:color="auto" w:fill="E7E6E6" w:themeFill="background2"/>
+          </w:tcPr>
+          <w:p>
+            <w:r>
+              <w:t xml:space="preserve">Review Questions </w:t>
+            </w:r>
+          </w:p>
+        </w:tc>
+      </w:tr>
+      <w:tr>
+        <w:tc>
+          <w:tcPr>
+            <w:tcW w:w="350" w:type="pct"/>
+            <w:shd w:val="clear" w:color="auto" w:fill="E7E6E6" w:themeFill="background2"/>
+          </w:tcPr>
+          <w:p/>
+        </w:tc>
+        <w:tc>
+          <w:tcPr>
+            <w:tcW w:w="4650" w:type="pct"/>
+            <w:shd w:val="clear" w:color="auto" w:fill="E7E6E6" w:themeFill="background2"/>
+          </w:tcPr>
+          <w:p>
+            <w:r>
+              <w:t xml:space="preserve">Topics for Discussion </w:t>
+            </w:r>
+          </w:p>
+        </w:tc>
+      </w:tr>
+      <w:tr>
+        <w:tc>
+          <w:tcPr>
+            <w:tcW w:w="350" w:type="pct"/>
+            <w:shd w:val="clear" w:color="auto" w:fill="E7E6E6" w:themeFill="background2"/>
+          </w:tcPr>
+          <w:p/>
+        </w:tc>
+        <w:tc>
+          <w:tcPr>
+            <w:tcW w:w="4650" w:type="pct"/>
+            <w:shd w:val="clear" w:color="auto" w:fill="E7E6E6" w:themeFill="background2"/>
+          </w:tcPr>
+          <w:p>
+            <w:r>
+              <w:t xml:space="preserve">Appendix 5A: Proposal Draft Reviews – Subjects Checklist </w:t>
+            </w:r>
+          </w:p>
+        </w:tc>
+      </w:tr>
+      <w:tr>
+        <w:tc>
+          <w:tcPr>
+            <w:tcW w:w="350" w:type="pct"/>
+            <w:shd w:val="clear" w:color="auto" w:fill="E7E6E6" w:themeFill="background2"/>
+          </w:tcPr>
+          <w:p/>
+        </w:tc>
+        <w:tc>
+          <w:tcPr>
+            <w:tcW w:w="4650" w:type="pct"/>
+            <w:shd w:val="clear" w:color="auto" w:fill="E7E6E6" w:themeFill="background2"/>
+          </w:tcPr>
+          <w:p>
+            <w:r>
+              <w:t xml:space="preserve">Appendix 5B: Contract Draft Review – Subjects Checklist </w:t>
+            </w:r>
+          </w:p>
+        </w:tc>
+      </w:tr>
+      <w:tr>
+        <w:tc>
+          <w:tcPr>
+            <w:tcW w:w="350" w:type="pct"/>
+            <w:shd w:val="clear" w:color="auto" w:fill="E7E6E6" w:themeFill="background2"/>
+          </w:tcPr>
+          <w:p>
+            <w:pPr>
+              <w:rPr>
+                <w:b/>
+                <w:bCs/>
+                <w:color w:val="C00000"/>
+              </w:rPr>
+            </w:pPr>
+          </w:p>
+        </w:tc>
+        <w:tc>
+          <w:tcPr>
+            <w:tcW w:w="4650" w:type="pct"/>
+            <w:shd w:val="clear" w:color="auto" w:fill="E7E6E6" w:themeFill="background2"/>
+          </w:tcPr>
+          <w:p>
+            <w:pPr>
+              <w:rPr>
+                <w:b/>
+                <w:bCs/>
+                <w:color w:val="C00000"/>
+              </w:rPr>
+            </w:pPr>
+            <w:r>
+              <w:rPr>
+                <w:b/>
+                <w:bCs/>
+                <w:color w:val="C00000"/>
+              </w:rPr>
+              <w:t>Development and Quality Plans</w:t>
+            </w:r>
+          </w:p>
+        </w:tc>
+      </w:tr>
+      <w:tr>
+        <w:tc>
+          <w:tcPr>
+            <w:tcW w:w="350" w:type="pct"/>
+            <w:shd w:val="clear" w:color="auto" w:fill="E7E6E6" w:themeFill="background2"/>
+          </w:tcPr>
+          <w:p>
+            <w:r>
+              <w:t>35</w:t>
+            </w:r>
+          </w:p>
+        </w:tc>
+        <w:tc>
+          <w:tcPr>
+            <w:tcW w:w="4650" w:type="pct"/>
+            <w:shd w:val="clear" w:color="auto" w:fill="E7E6E6" w:themeFill="background2"/>
+          </w:tcPr>
+          <w:p>
+            <w:r>
+              <w:t xml:space="preserve">Development Plan and Quality Plan Objectives </w:t>
+            </w:r>
+          </w:p>
+        </w:tc>
+      </w:tr>
+      <w:tr>
+        <w:tc>
+          <w:tcPr>
+            <w:tcW w:w="350" w:type="pct"/>
+            <w:shd w:val="clear" w:color="auto" w:fill="E7E6E6" w:themeFill="background2"/>
+          </w:tcPr>
+          <w:p>
+            <w:r>
+              <w:t>36</w:t>
+            </w:r>
+          </w:p>
+        </w:tc>
+        <w:tc>
+          <w:tcPr>
+            <w:tcW w:w="4650" w:type="pct"/>
+            <w:shd w:val="clear" w:color="auto" w:fill="E7E6E6" w:themeFill="background2"/>
+          </w:tcPr>
+          <w:p>
+            <w:r>
+              <w:t xml:space="preserve">Elements of the Development Plan </w:t>
+            </w:r>
+          </w:p>
+        </w:tc>
+      </w:tr>
+      <w:tr>
+        <w:tc>
+          <w:tcPr>
+            <w:tcW w:w="350" w:type="pct"/>
+            <w:shd w:val="clear" w:color="auto" w:fill="E7E6E6" w:themeFill="background2"/>
+          </w:tcPr>
+          <w:p>
+            <w:r>
+              <w:t>37</w:t>
+            </w:r>
+          </w:p>
+        </w:tc>
+        <w:tc>
+          <w:tcPr>
+            <w:tcW w:w="4650" w:type="pct"/>
+            <w:shd w:val="clear" w:color="auto" w:fill="E7E6E6" w:themeFill="background2"/>
+          </w:tcPr>
+          <w:p>
+            <w:r>
+              <w:t xml:space="preserve">Elements of the Quality Plan </w:t>
+            </w:r>
+          </w:p>
+        </w:tc>
+      </w:tr>
+      <w:tr>
+        <w:tc>
+          <w:tcPr>
+            <w:tcW w:w="350" w:type="pct"/>
+            <w:shd w:val="clear" w:color="auto" w:fill="E7E6E6" w:themeFill="background2"/>
+          </w:tcPr>
+          <w:p>
+            <w:r>
+              <w:t>38</w:t>
+            </w:r>
+          </w:p>
+        </w:tc>
+        <w:tc>
+          <w:tcPr>
+            <w:tcW w:w="4650" w:type="pct"/>
+            <w:shd w:val="clear" w:color="auto" w:fill="E7E6E6" w:themeFill="background2"/>
+          </w:tcPr>
+          <w:p>
+            <w:r>
+              <w:t xml:space="preserve">Development and Quality Plans for Small Projects and for Internal Projects </w:t>
+            </w:r>
+          </w:p>
+        </w:tc>
+      </w:tr>
+      <w:tr>
+        <w:tc>
+          <w:tcPr>
+            <w:tcW w:w="350" w:type="pct"/>
+            <w:shd w:val="clear" w:color="auto" w:fill="E7E6E6" w:themeFill="background2"/>
+          </w:tcPr>
+          <w:p>
+            <w:r>
+              <w:t>39</w:t>
+            </w:r>
+          </w:p>
+        </w:tc>
+        <w:tc>
+          <w:tcPr>
+            <w:tcW w:w="4650" w:type="pct"/>
+            <w:shd w:val="clear" w:color="auto" w:fill="E7E6E6" w:themeFill="background2"/>
+          </w:tcPr>
+          <w:p>
+            <w:r>
+              <w:t xml:space="preserve">Summary </w:t>
+            </w:r>
+          </w:p>
+        </w:tc>
+      </w:tr>
+      <w:tr>
+        <w:tc>
+          <w:tcPr>
+            <w:tcW w:w="350" w:type="pct"/>
+            <w:shd w:val="clear" w:color="auto" w:fill="E7E6E6" w:themeFill="background2"/>
+          </w:tcPr>
+          <w:p/>
+        </w:tc>
+        <w:tc>
+          <w:tcPr>
+            <w:tcW w:w="4650" w:type="pct"/>
+            <w:shd w:val="clear" w:color="auto" w:fill="E7E6E6" w:themeFill="background2"/>
+          </w:tcPr>
+          <w:p>
+            <w:r>
+              <w:t xml:space="preserve">Selected Bibliography </w:t>
+            </w:r>
+          </w:p>
+        </w:tc>
+      </w:tr>
+      <w:tr>
+        <w:tc>
+          <w:tcPr>
+            <w:tcW w:w="350" w:type="pct"/>
+            <w:shd w:val="clear" w:color="auto" w:fill="E7E6E6" w:themeFill="background2"/>
+          </w:tcPr>
+          <w:p/>
+        </w:tc>
+        <w:tc>
+          <w:tcPr>
+            <w:tcW w:w="4650" w:type="pct"/>
+            <w:shd w:val="clear" w:color="auto" w:fill="E7E6E6" w:themeFill="background2"/>
+          </w:tcPr>
+          <w:p>
+            <w:r>
+              <w:t xml:space="preserve">Review Questions </w:t>
+            </w:r>
+          </w:p>
+        </w:tc>
+      </w:tr>
+      <w:tr>
+        <w:tc>
+          <w:tcPr>
+            <w:tcW w:w="350" w:type="pct"/>
+            <w:shd w:val="clear" w:color="auto" w:fill="E7E6E6" w:themeFill="background2"/>
+          </w:tcPr>
+          <w:p/>
+        </w:tc>
+        <w:tc>
+          <w:tcPr>
+            <w:tcW w:w="4650" w:type="pct"/>
+            <w:shd w:val="clear" w:color="auto" w:fill="E7E6E6" w:themeFill="background2"/>
+          </w:tcPr>
+          <w:p>
+            <w:r>
+              <w:t xml:space="preserve">Topics for Discussion </w:t>
+            </w:r>
+          </w:p>
+        </w:tc>
+      </w:tr>
+      <w:tr>
+        <w:tc>
+          <w:tcPr>
+            <w:tcW w:w="350" w:type="pct"/>
+            <w:shd w:val="clear" w:color="auto" w:fill="E7E6E6" w:themeFill="background2"/>
+          </w:tcPr>
+          <w:p/>
+        </w:tc>
+        <w:tc>
+          <w:tcPr>
+            <w:tcW w:w="4650" w:type="pct"/>
+            <w:shd w:val="clear" w:color="auto" w:fill="E7E6E6" w:themeFill="background2"/>
+          </w:tcPr>
+          <w:p>
+            <w:r>
+              <w:t xml:space="preserve">Appendix 6A: Software Development Risks and Software Risk Management </w:t>
+            </w:r>
+          </w:p>
+        </w:tc>
+      </w:tr>
+      <w:tr>
+        <w:tc>
+          <w:tcPr>
+            <w:tcW w:w="350" w:type="pct"/>
+            <w:shd w:val="clear" w:color="auto" w:fill="FFD966" w:themeFill="accent4" w:themeFillTint="99"/>
+          </w:tcPr>
+          <w:p>
+            <w:pPr>
+              <w:rPr>
+                <w:b/>
+                <w:bCs/>
+              </w:rPr>
+            </w:pPr>
+          </w:p>
+        </w:tc>
+        <w:tc>
+          <w:tcPr>
+            <w:tcW w:w="4650" w:type="pct"/>
+            <w:shd w:val="clear" w:color="auto" w:fill="FFD966" w:themeFill="accent4" w:themeFillTint="99"/>
+          </w:tcPr>
+          <w:p>
+            <w:pPr>
+              <w:rPr>
+                <w:b/>
+                <w:bCs/>
+              </w:rPr>
+            </w:pPr>
+            <w:r>
+              <w:rPr>
+                <w:b/>
+                <w:bCs/>
+              </w:rPr>
+              <w:t xml:space="preserve">Part-03: </w:t>
+            </w:r>
+            <w:r>
+              <w:rPr>
+                <w:b/>
+                <w:bCs/>
+              </w:rPr>
+              <w:t xml:space="preserve">SQA Components in the Project Life Cycle </w:t>
+            </w:r>
+          </w:p>
+        </w:tc>
+      </w:tr>
+      <w:tr>
+        <w:tc>
+          <w:tcPr>
+            <w:tcW w:w="350" w:type="pct"/>
+            <w:shd w:val="clear" w:color="auto" w:fill="E7E6E6" w:themeFill="background2"/>
+          </w:tcPr>
+          <w:p>
+            <w:pPr>
+              <w:rPr>
+                <w:b/>
+                <w:bCs/>
+                <w:color w:val="C00000"/>
+              </w:rPr>
+            </w:pPr>
+          </w:p>
+        </w:tc>
+        <w:tc>
+          <w:tcPr>
+            <w:tcW w:w="4650" w:type="pct"/>
+            <w:shd w:val="clear" w:color="auto" w:fill="E7E6E6" w:themeFill="background2"/>
+          </w:tcPr>
+          <w:p>
+            <w:pPr>
+              <w:rPr>
+                <w:b/>
+                <w:bCs/>
+                <w:color w:val="C00000"/>
+              </w:rPr>
+            </w:pPr>
+            <w:r>
+              <w:rPr>
+                <w:b/>
+                <w:bCs/>
+                <w:color w:val="C00000"/>
+              </w:rPr>
+              <w:t xml:space="preserve">Integrating Quality Activities in the Project Life Cycle </w:t>
+            </w:r>
+          </w:p>
+        </w:tc>
+      </w:tr>
+      <w:tr>
+        <w:tc>
+          <w:tcPr>
+            <w:tcW w:w="350" w:type="pct"/>
+            <w:shd w:val="clear" w:color="auto" w:fill="E7E6E6" w:themeFill="background2"/>
+          </w:tcPr>
+          <w:p>
+            <w:r>
+              <w:t>40</w:t>
+            </w:r>
+          </w:p>
+        </w:tc>
+        <w:tc>
+          <w:tcPr>
+            <w:tcW w:w="4650" w:type="pct"/>
+            <w:shd w:val="clear" w:color="auto" w:fill="E7E6E6" w:themeFill="background2"/>
+          </w:tcPr>
+          <w:p>
+            <w:r>
+              <w:t xml:space="preserve">Classic and Other Software Development Methodologies </w:t>
+            </w:r>
+          </w:p>
+        </w:tc>
+      </w:tr>
+      <w:tr>
+        <w:tc>
+          <w:tcPr>
+            <w:tcW w:w="350" w:type="pct"/>
+            <w:shd w:val="clear" w:color="auto" w:fill="E7E6E6" w:themeFill="background2"/>
+          </w:tcPr>
+          <w:p>
+            <w:r>
+              <w:t>41</w:t>
+            </w:r>
+          </w:p>
+        </w:tc>
+        <w:tc>
+          <w:tcPr>
+            <w:tcW w:w="4650" w:type="pct"/>
+            <w:shd w:val="clear" w:color="auto" w:fill="E7E6E6" w:themeFill="background2"/>
+          </w:tcPr>
+          <w:p>
+            <w:r>
+              <w:t xml:space="preserve">Factors Affecting Intensity of Quality Assurance Activities in the Development Process </w:t>
+            </w:r>
+          </w:p>
+        </w:tc>
+      </w:tr>
+      <w:tr>
+        <w:tc>
+          <w:tcPr>
+            <w:tcW w:w="350" w:type="pct"/>
+            <w:shd w:val="clear" w:color="auto" w:fill="E7E6E6" w:themeFill="background2"/>
+          </w:tcPr>
+          <w:p>
+            <w:r>
+              <w:t>42</w:t>
+            </w:r>
+          </w:p>
+        </w:tc>
+        <w:tc>
+          <w:tcPr>
+            <w:tcW w:w="4650" w:type="pct"/>
+            <w:shd w:val="clear" w:color="auto" w:fill="E7E6E6" w:themeFill="background2"/>
+          </w:tcPr>
+          <w:p>
+            <w:r>
+              <w:t xml:space="preserve">Verification, Validation and Qualification </w:t>
+            </w:r>
+          </w:p>
+        </w:tc>
+      </w:tr>
+      <w:tr>
+        <w:tc>
+          <w:tcPr>
+            <w:tcW w:w="350" w:type="pct"/>
+            <w:shd w:val="clear" w:color="auto" w:fill="E7E6E6" w:themeFill="background2"/>
+          </w:tcPr>
+          <w:p>
+            <w:r>
+              <w:t>43</w:t>
+            </w:r>
+          </w:p>
+        </w:tc>
+        <w:tc>
+          <w:tcPr>
+            <w:tcW w:w="4650" w:type="pct"/>
+            <w:shd w:val="clear" w:color="auto" w:fill="E7E6E6" w:themeFill="background2"/>
+          </w:tcPr>
+          <w:p>
+            <w:r>
+              <w:t xml:space="preserve">A Model for SQA Defect Removal Effectiveness and Cost </w:t>
+            </w:r>
+          </w:p>
+        </w:tc>
+      </w:tr>
+      <w:tr>
+        <w:tc>
+          <w:tcPr>
+            <w:tcW w:w="350" w:type="pct"/>
+            <w:shd w:val="clear" w:color="auto" w:fill="E7E6E6" w:themeFill="background2"/>
+          </w:tcPr>
+          <w:p>
+            <w:r>
+              <w:t>44</w:t>
+            </w:r>
+          </w:p>
+        </w:tc>
+        <w:tc>
+          <w:tcPr>
+            <w:tcW w:w="4650" w:type="pct"/>
+            <w:shd w:val="clear" w:color="auto" w:fill="E7E6E6" w:themeFill="background2"/>
+          </w:tcPr>
+          <w:p>
+            <w:r>
+              <w:t xml:space="preserve">Summary </w:t>
+            </w:r>
+          </w:p>
+        </w:tc>
+      </w:tr>
+      <w:tr>
+        <w:tc>
+          <w:tcPr>
+            <w:tcW w:w="350" w:type="pct"/>
+            <w:shd w:val="clear" w:color="auto" w:fill="E7E6E6" w:themeFill="background2"/>
+          </w:tcPr>
+          <w:p/>
+        </w:tc>
+        <w:tc>
+          <w:tcPr>
+            <w:tcW w:w="4650" w:type="pct"/>
+            <w:shd w:val="clear" w:color="auto" w:fill="E7E6E6" w:themeFill="background2"/>
+          </w:tcPr>
+          <w:p>
+            <w:r>
+              <w:t xml:space="preserve">Selected Bibliography </w:t>
+            </w:r>
+          </w:p>
+        </w:tc>
+      </w:tr>
+      <w:tr>
+        <w:tc>
+          <w:tcPr>
+            <w:tcW w:w="350" w:type="pct"/>
+            <w:shd w:val="clear" w:color="auto" w:fill="E7E6E6" w:themeFill="background2"/>
+          </w:tcPr>
+          <w:p/>
+        </w:tc>
+        <w:tc>
+          <w:tcPr>
+            <w:tcW w:w="4650" w:type="pct"/>
+            <w:shd w:val="clear" w:color="auto" w:fill="E7E6E6" w:themeFill="background2"/>
+          </w:tcPr>
+          <w:p>
+            <w:r>
+              <w:t xml:space="preserve">Review Questions </w:t>
+            </w:r>
+          </w:p>
+        </w:tc>
+      </w:tr>
+      <w:tr>
+        <w:tc>
+          <w:tcPr>
+            <w:tcW w:w="350" w:type="pct"/>
+            <w:shd w:val="clear" w:color="auto" w:fill="E7E6E6" w:themeFill="background2"/>
+          </w:tcPr>
+          <w:p/>
+        </w:tc>
+        <w:tc>
+          <w:tcPr>
+            <w:tcW w:w="4650" w:type="pct"/>
+            <w:shd w:val="clear" w:color="auto" w:fill="E7E6E6" w:themeFill="background2"/>
+          </w:tcPr>
+          <w:p>
+            <w:r>
+              <w:t xml:space="preserve">Topics for Discussion </w:t>
+            </w:r>
+          </w:p>
+        </w:tc>
+      </w:tr>
+      <w:tr>
+        <w:tc>
+          <w:tcPr>
+            <w:tcW w:w="350" w:type="pct"/>
+            <w:shd w:val="clear" w:color="auto" w:fill="E7E6E6" w:themeFill="background2"/>
+          </w:tcPr>
+          <w:p>
+            <w:pPr>
+              <w:rPr>
+                <w:b/>
+                <w:bCs/>
+                <w:color w:val="C00000"/>
+              </w:rPr>
+            </w:pPr>
+          </w:p>
+        </w:tc>
+        <w:tc>
+          <w:tcPr>
+            <w:tcW w:w="4650" w:type="pct"/>
+            <w:shd w:val="clear" w:color="auto" w:fill="E7E6E6" w:themeFill="background2"/>
+          </w:tcPr>
+          <w:p>
+            <w:pPr>
+              <w:rPr>
+                <w:b/>
+                <w:bCs/>
+                <w:color w:val="C00000"/>
+              </w:rPr>
+            </w:pPr>
+            <w:r>
+              <w:rPr>
+                <w:b/>
+                <w:bCs/>
+                <w:color w:val="C00000"/>
+              </w:rPr>
+              <w:t xml:space="preserve">Reviews </w:t>
+            </w:r>
+          </w:p>
+        </w:tc>
+      </w:tr>
+      <w:tr>
+        <w:tc>
+          <w:tcPr>
+            <w:tcW w:w="350" w:type="pct"/>
+            <w:shd w:val="clear" w:color="auto" w:fill="E7E6E6" w:themeFill="background2"/>
+          </w:tcPr>
+          <w:p>
+            <w:r>
+              <w:t>45</w:t>
+            </w:r>
+          </w:p>
+        </w:tc>
+        <w:tc>
+          <w:tcPr>
+            <w:tcW w:w="4650" w:type="pct"/>
+            <w:shd w:val="clear" w:color="auto" w:fill="E7E6E6" w:themeFill="background2"/>
+          </w:tcPr>
+          <w:p>
+            <w:r>
+              <w:t xml:space="preserve">Review Objectives </w:t>
+            </w:r>
+          </w:p>
+        </w:tc>
+      </w:tr>
+      <w:tr>
+        <w:tc>
+          <w:tcPr>
+            <w:tcW w:w="350" w:type="pct"/>
+            <w:shd w:val="clear" w:color="auto" w:fill="E7E6E6" w:themeFill="background2"/>
+          </w:tcPr>
+          <w:p>
+            <w:r>
+              <w:t>46</w:t>
+            </w:r>
+          </w:p>
+        </w:tc>
+        <w:tc>
+          <w:tcPr>
+            <w:tcW w:w="4650" w:type="pct"/>
+            <w:shd w:val="clear" w:color="auto" w:fill="E7E6E6" w:themeFill="background2"/>
+          </w:tcPr>
+          <w:p>
+            <w:r>
+              <w:t xml:space="preserve">Formal Design Reviews (DRs) </w:t>
+            </w:r>
+          </w:p>
+        </w:tc>
+      </w:tr>
+      <w:tr>
+        <w:tc>
+          <w:tcPr>
+            <w:tcW w:w="350" w:type="pct"/>
+            <w:shd w:val="clear" w:color="auto" w:fill="E7E6E6" w:themeFill="background2"/>
+          </w:tcPr>
+          <w:p>
+            <w:r>
+              <w:t>47</w:t>
+            </w:r>
+          </w:p>
+        </w:tc>
+        <w:tc>
+          <w:tcPr>
+            <w:tcW w:w="4650" w:type="pct"/>
+            <w:shd w:val="clear" w:color="auto" w:fill="E7E6E6" w:themeFill="background2"/>
+          </w:tcPr>
+          <w:p>
+            <w:r>
+              <w:t xml:space="preserve">Peer Reviews </w:t>
+            </w:r>
+          </w:p>
+        </w:tc>
+      </w:tr>
+      <w:tr>
+        <w:tc>
+          <w:tcPr>
+            <w:tcW w:w="350" w:type="pct"/>
+            <w:shd w:val="clear" w:color="auto" w:fill="E7E6E6" w:themeFill="background2"/>
+          </w:tcPr>
+          <w:p>
+            <w:r>
+              <w:t>48</w:t>
+            </w:r>
+          </w:p>
+        </w:tc>
+        <w:tc>
+          <w:tcPr>
+            <w:tcW w:w="4650" w:type="pct"/>
+            <w:shd w:val="clear" w:color="auto" w:fill="E7E6E6" w:themeFill="background2"/>
+          </w:tcPr>
+          <w:p>
+            <w:r>
+              <w:t xml:space="preserve">A Comparison of the Team Review Methods </w:t>
+            </w:r>
+          </w:p>
+        </w:tc>
+      </w:tr>
+      <w:tr>
+        <w:tc>
+          <w:tcPr>
+            <w:tcW w:w="350" w:type="pct"/>
+            <w:shd w:val="clear" w:color="auto" w:fill="E7E6E6" w:themeFill="background2"/>
+          </w:tcPr>
+          <w:p>
+            <w:r>
+              <w:t>49</w:t>
+            </w:r>
+          </w:p>
+        </w:tc>
+        <w:tc>
+          <w:tcPr>
+            <w:tcW w:w="4650" w:type="pct"/>
+            <w:shd w:val="clear" w:color="auto" w:fill="E7E6E6" w:themeFill="background2"/>
+          </w:tcPr>
+          <w:p>
+            <w:r>
+              <w:t xml:space="preserve">Expert Opinions </w:t>
+            </w:r>
+          </w:p>
+        </w:tc>
+      </w:tr>
+      <w:tr>
+        <w:tc>
+          <w:tcPr>
+            <w:tcW w:w="350" w:type="pct"/>
+            <w:shd w:val="clear" w:color="auto" w:fill="E7E6E6" w:themeFill="background2"/>
+          </w:tcPr>
+          <w:p>
+            <w:r>
+              <w:t>50</w:t>
+            </w:r>
+          </w:p>
+        </w:tc>
+        <w:tc>
+          <w:tcPr>
+            <w:tcW w:w="4650" w:type="pct"/>
+            <w:shd w:val="clear" w:color="auto" w:fill="E7E6E6" w:themeFill="background2"/>
+          </w:tcPr>
+          <w:p>
+            <w:r>
+              <w:t xml:space="preserve">Summary </w:t>
+            </w:r>
+          </w:p>
+        </w:tc>
+      </w:tr>
+      <w:tr>
+        <w:tc>
+          <w:tcPr>
+            <w:tcW w:w="350" w:type="pct"/>
+            <w:shd w:val="clear" w:color="auto" w:fill="E7E6E6" w:themeFill="background2"/>
+          </w:tcPr>
+          <w:p/>
+        </w:tc>
+        <w:tc>
+          <w:tcPr>
+            <w:tcW w:w="4650" w:type="pct"/>
+            <w:shd w:val="clear" w:color="auto" w:fill="E7E6E6" w:themeFill="background2"/>
+          </w:tcPr>
+          <w:p>
+            <w:r>
+              <w:t xml:space="preserve">Selected Bibliography </w:t>
+            </w:r>
+          </w:p>
+        </w:tc>
+      </w:tr>
+      <w:tr>
+        <w:tc>
+          <w:tcPr>
+            <w:tcW w:w="350" w:type="pct"/>
+            <w:shd w:val="clear" w:color="auto" w:fill="E7E6E6" w:themeFill="background2"/>
+          </w:tcPr>
+          <w:p/>
+        </w:tc>
+        <w:tc>
+          <w:tcPr>
+            <w:tcW w:w="4650" w:type="pct"/>
+            <w:shd w:val="clear" w:color="auto" w:fill="E7E6E6" w:themeFill="background2"/>
+          </w:tcPr>
+          <w:p>
+            <w:r>
+              <w:t xml:space="preserve">Review Questions </w:t>
+            </w:r>
+          </w:p>
+        </w:tc>
+      </w:tr>
+      <w:tr>
+        <w:tc>
+          <w:tcPr>
+            <w:tcW w:w="350" w:type="pct"/>
+            <w:shd w:val="clear" w:color="auto" w:fill="E7E6E6" w:themeFill="background2"/>
+          </w:tcPr>
+          <w:p/>
+        </w:tc>
+        <w:tc>
+          <w:tcPr>
+            <w:tcW w:w="4650" w:type="pct"/>
+            <w:shd w:val="clear" w:color="auto" w:fill="E7E6E6" w:themeFill="background2"/>
+          </w:tcPr>
+          <w:p>
+            <w:r>
+              <w:t xml:space="preserve">Topics for Discussion </w:t>
+            </w:r>
+          </w:p>
+        </w:tc>
+      </w:tr>
+      <w:tr>
+        <w:tc>
+          <w:tcPr>
+            <w:tcW w:w="350" w:type="pct"/>
+            <w:shd w:val="clear" w:color="auto" w:fill="E7E6E6" w:themeFill="background2"/>
+          </w:tcPr>
+          <w:p/>
+        </w:tc>
+        <w:tc>
+          <w:tcPr>
+            <w:tcW w:w="4650" w:type="pct"/>
+            <w:shd w:val="clear" w:color="auto" w:fill="E7E6E6" w:themeFill="background2"/>
+          </w:tcPr>
+          <w:p>
+            <w:r>
+              <w:t>Appendix 8A: DR Report Form</w:t>
+            </w:r>
+          </w:p>
+        </w:tc>
+      </w:tr>
+      <w:tr>
+        <w:tc>
+          <w:tcPr>
+            <w:tcW w:w="350" w:type="pct"/>
+            <w:shd w:val="clear" w:color="auto" w:fill="E7E6E6" w:themeFill="background2"/>
+          </w:tcPr>
+          <w:p/>
+        </w:tc>
+        <w:tc>
+          <w:tcPr>
+            <w:tcW w:w="4650" w:type="pct"/>
+            <w:shd w:val="clear" w:color="auto" w:fill="E7E6E6" w:themeFill="background2"/>
+          </w:tcPr>
+          <w:p>
+            <w:r>
+              <w:t xml:space="preserve">Appendix 8B: Inspection Session Findings Report From </w:t>
+            </w:r>
+          </w:p>
+        </w:tc>
+      </w:tr>
+      <w:tr>
+        <w:tc>
+          <w:tcPr>
+            <w:tcW w:w="350" w:type="pct"/>
+            <w:shd w:val="clear" w:color="auto" w:fill="E7E6E6" w:themeFill="background2"/>
+          </w:tcPr>
+          <w:p/>
+        </w:tc>
+        <w:tc>
+          <w:tcPr>
+            <w:tcW w:w="4650" w:type="pct"/>
+            <w:shd w:val="clear" w:color="auto" w:fill="E7E6E6" w:themeFill="background2"/>
+          </w:tcPr>
+          <w:p>
+            <w:r>
+              <w:t xml:space="preserve">Appendix 8C: Inspection Session Summary Report </w:t>
+            </w:r>
+          </w:p>
+        </w:tc>
+      </w:tr>
+      <w:tr>
+        <w:tc>
+          <w:tcPr>
+            <w:tcW w:w="350" w:type="pct"/>
+            <w:shd w:val="clear" w:color="auto" w:fill="E7E6E6" w:themeFill="background2"/>
+          </w:tcPr>
+          <w:p>
+            <w:pPr>
+              <w:rPr>
+                <w:b/>
+                <w:bCs/>
+                <w:color w:val="C00000"/>
+              </w:rPr>
+            </w:pPr>
+          </w:p>
+        </w:tc>
+        <w:tc>
+          <w:tcPr>
+            <w:tcW w:w="4650" w:type="pct"/>
+            <w:shd w:val="clear" w:color="auto" w:fill="E7E6E6" w:themeFill="background2"/>
+          </w:tcPr>
+          <w:p>
+            <w:pPr>
+              <w:rPr>
+                <w:b/>
+                <w:bCs/>
+                <w:color w:val="C00000"/>
+              </w:rPr>
+            </w:pPr>
+            <w:r>
+              <w:rPr>
+                <w:b/>
+                <w:bCs/>
+                <w:color w:val="C00000"/>
+              </w:rPr>
+              <w:t xml:space="preserve">Software Testing – Strategies </w:t>
+            </w:r>
+          </w:p>
+        </w:tc>
+      </w:tr>
+      <w:tr>
+        <w:tc>
+          <w:tcPr>
+            <w:tcW w:w="350" w:type="pct"/>
+            <w:shd w:val="clear" w:color="auto" w:fill="E7E6E6" w:themeFill="background2"/>
+          </w:tcPr>
+          <w:p>
+            <w:r>
+              <w:t>51</w:t>
+            </w:r>
+          </w:p>
+        </w:tc>
+        <w:tc>
+          <w:tcPr>
+            <w:tcW w:w="4650" w:type="pct"/>
+            <w:shd w:val="clear" w:color="auto" w:fill="E7E6E6" w:themeFill="background2"/>
+          </w:tcPr>
+          <w:p>
+            <w:r>
+              <w:t>Definition and Objectives</w:t>
+            </w:r>
+          </w:p>
+        </w:tc>
+      </w:tr>
+      <w:tr>
+        <w:tc>
+          <w:tcPr>
+            <w:tcW w:w="350" w:type="pct"/>
+            <w:shd w:val="clear" w:color="auto" w:fill="E7E6E6" w:themeFill="background2"/>
+          </w:tcPr>
+          <w:p>
+            <w:r>
+              <w:t>52</w:t>
+            </w:r>
+          </w:p>
+        </w:tc>
+        <w:tc>
+          <w:tcPr>
+            <w:tcW w:w="4650" w:type="pct"/>
+            <w:shd w:val="clear" w:color="auto" w:fill="E7E6E6" w:themeFill="background2"/>
+          </w:tcPr>
+          <w:p>
+            <w:r>
+              <w:t xml:space="preserve">Software Testing Strategies </w:t>
+            </w:r>
+          </w:p>
+        </w:tc>
+      </w:tr>
+      <w:tr>
+        <w:tc>
+          <w:tcPr>
+            <w:tcW w:w="350" w:type="pct"/>
+            <w:shd w:val="clear" w:color="auto" w:fill="E7E6E6" w:themeFill="background2"/>
+          </w:tcPr>
+          <w:p>
+            <w:r>
+              <w:t>53</w:t>
+            </w:r>
+          </w:p>
+        </w:tc>
+        <w:tc>
+          <w:tcPr>
+            <w:tcW w:w="4650" w:type="pct"/>
+            <w:shd w:val="clear" w:color="auto" w:fill="E7E6E6" w:themeFill="background2"/>
+          </w:tcPr>
+          <w:p>
+            <w:r>
+              <w:t xml:space="preserve">Software Test Classifications </w:t>
+            </w:r>
+          </w:p>
+        </w:tc>
+      </w:tr>
+      <w:tr>
+        <w:tc>
+          <w:tcPr>
+            <w:tcW w:w="350" w:type="pct"/>
+            <w:shd w:val="clear" w:color="auto" w:fill="E7E6E6" w:themeFill="background2"/>
+          </w:tcPr>
+          <w:p>
+            <w:r>
+              <w:t>54</w:t>
+            </w:r>
+          </w:p>
+        </w:tc>
+        <w:tc>
+          <w:tcPr>
+            <w:tcW w:w="4650" w:type="pct"/>
+            <w:shd w:val="clear" w:color="auto" w:fill="E7E6E6" w:themeFill="background2"/>
+          </w:tcPr>
+          <w:p>
+            <w:r>
+              <w:t xml:space="preserve">White Box Testing </w:t>
+            </w:r>
+          </w:p>
+        </w:tc>
+      </w:tr>
+      <w:tr>
+        <w:tc>
+          <w:tcPr>
+            <w:tcW w:w="350" w:type="pct"/>
+            <w:shd w:val="clear" w:color="auto" w:fill="E7E6E6" w:themeFill="background2"/>
+          </w:tcPr>
+          <w:p>
+            <w:r>
+              <w:t>55</w:t>
+            </w:r>
+          </w:p>
+        </w:tc>
+        <w:tc>
+          <w:tcPr>
+            <w:tcW w:w="4650" w:type="pct"/>
+            <w:shd w:val="clear" w:color="auto" w:fill="E7E6E6" w:themeFill="background2"/>
+          </w:tcPr>
+          <w:p>
+            <w:r>
+              <w:t xml:space="preserve">Black Box Testing </w:t>
+            </w:r>
+          </w:p>
+        </w:tc>
+      </w:tr>
+      <w:tr>
+        <w:tc>
+          <w:tcPr>
+            <w:tcW w:w="350" w:type="pct"/>
+            <w:shd w:val="clear" w:color="auto" w:fill="E7E6E6" w:themeFill="background2"/>
+          </w:tcPr>
+          <w:p>
+            <w:r>
+              <w:t>56</w:t>
+            </w:r>
+          </w:p>
+        </w:tc>
+        <w:tc>
+          <w:tcPr>
+            <w:tcW w:w="4650" w:type="pct"/>
+            <w:shd w:val="clear" w:color="auto" w:fill="E7E6E6" w:themeFill="background2"/>
+          </w:tcPr>
+          <w:p>
+            <w:r>
+              <w:t xml:space="preserve">Summary </w:t>
+            </w:r>
+          </w:p>
+        </w:tc>
+      </w:tr>
+      <w:tr>
+        <w:tc>
+          <w:tcPr>
+            <w:tcW w:w="350" w:type="pct"/>
+            <w:shd w:val="clear" w:color="auto" w:fill="E7E6E6" w:themeFill="background2"/>
+          </w:tcPr>
+          <w:p/>
+        </w:tc>
+        <w:tc>
+          <w:tcPr>
+            <w:tcW w:w="4650" w:type="pct"/>
+            <w:shd w:val="clear" w:color="auto" w:fill="E7E6E6" w:themeFill="background2"/>
+          </w:tcPr>
+          <w:p>
+            <w:r>
+              <w:t xml:space="preserve">Selected Bibliography </w:t>
+            </w:r>
+          </w:p>
+        </w:tc>
+      </w:tr>
+      <w:tr>
+        <w:tc>
+          <w:tcPr>
+            <w:tcW w:w="350" w:type="pct"/>
+            <w:shd w:val="clear" w:color="auto" w:fill="E7E6E6" w:themeFill="background2"/>
+          </w:tcPr>
+          <w:p/>
+        </w:tc>
+        <w:tc>
+          <w:tcPr>
+            <w:tcW w:w="4650" w:type="pct"/>
+            <w:shd w:val="clear" w:color="auto" w:fill="E7E6E6" w:themeFill="background2"/>
+          </w:tcPr>
+          <w:p>
+            <w:r>
+              <w:t xml:space="preserve">Review Questions </w:t>
+            </w:r>
+          </w:p>
+        </w:tc>
+      </w:tr>
+      <w:tr>
+        <w:tc>
+          <w:tcPr>
+            <w:tcW w:w="350" w:type="pct"/>
+            <w:shd w:val="clear" w:color="auto" w:fill="E7E6E6" w:themeFill="background2"/>
+          </w:tcPr>
+          <w:p/>
+        </w:tc>
+        <w:tc>
+          <w:tcPr>
+            <w:tcW w:w="4650" w:type="pct"/>
+            <w:shd w:val="clear" w:color="auto" w:fill="E7E6E6" w:themeFill="background2"/>
+          </w:tcPr>
+          <w:p>
+            <w:r>
+              <w:t xml:space="preserve">Topics for Discussion </w:t>
+            </w:r>
+          </w:p>
+        </w:tc>
+      </w:tr>
+      <w:tr>
+        <w:tc>
+          <w:tcPr>
+            <w:tcW w:w="350" w:type="pct"/>
+            <w:shd w:val="clear" w:color="auto" w:fill="E7E6E6" w:themeFill="background2"/>
+          </w:tcPr>
+          <w:p>
+            <w:pPr>
+              <w:rPr>
+                <w:b/>
+                <w:bCs/>
+                <w:color w:val="C00000"/>
+              </w:rPr>
+            </w:pPr>
+          </w:p>
+        </w:tc>
+        <w:tc>
+          <w:tcPr>
+            <w:tcW w:w="4650" w:type="pct"/>
+            <w:shd w:val="clear" w:color="auto" w:fill="E7E6E6" w:themeFill="background2"/>
+          </w:tcPr>
+          <w:p>
+            <w:pPr>
+              <w:rPr>
+                <w:b/>
+                <w:bCs/>
+                <w:color w:val="C00000"/>
+              </w:rPr>
+            </w:pPr>
+            <w:r>
+              <w:rPr>
+                <w:b/>
+                <w:bCs/>
+                <w:color w:val="C00000"/>
+              </w:rPr>
+              <w:t xml:space="preserve">Software Testing – Implementation </w:t>
+            </w:r>
+          </w:p>
+        </w:tc>
+      </w:tr>
+      <w:tr>
+        <w:tc>
+          <w:tcPr>
+            <w:tcW w:w="350" w:type="pct"/>
+            <w:shd w:val="clear" w:color="auto" w:fill="E7E6E6" w:themeFill="background2"/>
+          </w:tcPr>
+          <w:p>
+            <w:r>
+              <w:t>57</w:t>
+            </w:r>
+          </w:p>
+        </w:tc>
+        <w:tc>
+          <w:tcPr>
+            <w:tcW w:w="4650" w:type="pct"/>
+            <w:shd w:val="clear" w:color="auto" w:fill="E7E6E6" w:themeFill="background2"/>
+          </w:tcPr>
+          <w:p>
+            <w:r>
+              <w:t xml:space="preserve">The Testing Process </w:t>
+            </w:r>
+          </w:p>
+        </w:tc>
+      </w:tr>
+      <w:tr>
+        <w:tc>
+          <w:tcPr>
+            <w:tcW w:w="350" w:type="pct"/>
+            <w:shd w:val="clear" w:color="auto" w:fill="E7E6E6" w:themeFill="background2"/>
+          </w:tcPr>
+          <w:p>
+            <w:r>
+              <w:t>58</w:t>
+            </w:r>
+          </w:p>
+        </w:tc>
+        <w:tc>
+          <w:tcPr>
+            <w:tcW w:w="4650" w:type="pct"/>
+            <w:shd w:val="clear" w:color="auto" w:fill="E7E6E6" w:themeFill="background2"/>
+          </w:tcPr>
+          <w:p>
+            <w:r>
+              <w:t xml:space="preserve">Test Case Design </w:t>
+            </w:r>
+          </w:p>
+        </w:tc>
+      </w:tr>
+      <w:tr>
+        <w:tc>
+          <w:tcPr>
+            <w:tcW w:w="350" w:type="pct"/>
+            <w:shd w:val="clear" w:color="auto" w:fill="E7E6E6" w:themeFill="background2"/>
+          </w:tcPr>
+          <w:p>
+            <w:r>
+              <w:t>59</w:t>
+            </w:r>
+          </w:p>
+        </w:tc>
+        <w:tc>
+          <w:tcPr>
+            <w:tcW w:w="4650" w:type="pct"/>
+            <w:shd w:val="clear" w:color="auto" w:fill="E7E6E6" w:themeFill="background2"/>
+          </w:tcPr>
+          <w:p>
+            <w:r>
+              <w:t xml:space="preserve">Automated Testing </w:t>
+            </w:r>
+          </w:p>
+        </w:tc>
+      </w:tr>
+      <w:tr>
+        <w:tc>
+          <w:tcPr>
+            <w:tcW w:w="350" w:type="pct"/>
+            <w:shd w:val="clear" w:color="auto" w:fill="E7E6E6" w:themeFill="background2"/>
+          </w:tcPr>
+          <w:p>
+            <w:r>
+              <w:t>60</w:t>
+            </w:r>
+          </w:p>
+        </w:tc>
+        <w:tc>
+          <w:tcPr>
+            <w:tcW w:w="4650" w:type="pct"/>
+            <w:shd w:val="clear" w:color="auto" w:fill="E7E6E6" w:themeFill="background2"/>
+          </w:tcPr>
+          <w:p>
+            <w:r>
+              <w:t xml:space="preserve">Alpha and Beta Site Testing Programs </w:t>
+            </w:r>
+          </w:p>
+        </w:tc>
+      </w:tr>
+      <w:tr>
+        <w:tc>
+          <w:tcPr>
+            <w:tcW w:w="350" w:type="pct"/>
+            <w:shd w:val="clear" w:color="auto" w:fill="E7E6E6" w:themeFill="background2"/>
+          </w:tcPr>
+          <w:p>
+            <w:r>
+              <w:t>61</w:t>
+            </w:r>
+          </w:p>
+        </w:tc>
+        <w:tc>
+          <w:tcPr>
+            <w:tcW w:w="4650" w:type="pct"/>
+            <w:shd w:val="clear" w:color="auto" w:fill="E7E6E6" w:themeFill="background2"/>
+          </w:tcPr>
+          <w:p>
+            <w:r>
+              <w:t xml:space="preserve">Summary </w:t>
+            </w:r>
+          </w:p>
+        </w:tc>
+      </w:tr>
+      <w:tr>
+        <w:tc>
+          <w:tcPr>
+            <w:tcW w:w="350" w:type="pct"/>
+            <w:shd w:val="clear" w:color="auto" w:fill="E7E6E6" w:themeFill="background2"/>
+          </w:tcPr>
+          <w:p/>
+        </w:tc>
+        <w:tc>
+          <w:tcPr>
+            <w:tcW w:w="4650" w:type="pct"/>
+            <w:shd w:val="clear" w:color="auto" w:fill="E7E6E6" w:themeFill="background2"/>
+          </w:tcPr>
+          <w:p>
+            <w:r>
+              <w:t xml:space="preserve">Selected Bibliography </w:t>
+            </w:r>
+          </w:p>
+        </w:tc>
+      </w:tr>
+      <w:tr>
+        <w:tc>
+          <w:tcPr>
+            <w:tcW w:w="350" w:type="pct"/>
+            <w:shd w:val="clear" w:color="auto" w:fill="E7E6E6" w:themeFill="background2"/>
+          </w:tcPr>
+          <w:p/>
+        </w:tc>
+        <w:tc>
+          <w:tcPr>
+            <w:tcW w:w="4650" w:type="pct"/>
+            <w:shd w:val="clear" w:color="auto" w:fill="E7E6E6" w:themeFill="background2"/>
+          </w:tcPr>
+          <w:p>
+            <w:r>
+              <w:t xml:space="preserve">Review Questions </w:t>
+            </w:r>
+          </w:p>
+        </w:tc>
+      </w:tr>
+      <w:tr>
+        <w:tc>
+          <w:tcPr>
+            <w:tcW w:w="350" w:type="pct"/>
+            <w:shd w:val="clear" w:color="auto" w:fill="E7E6E6" w:themeFill="background2"/>
+          </w:tcPr>
+          <w:p/>
+        </w:tc>
+        <w:tc>
+          <w:tcPr>
+            <w:tcW w:w="4650" w:type="pct"/>
+            <w:shd w:val="clear" w:color="auto" w:fill="E7E6E6" w:themeFill="background2"/>
+          </w:tcPr>
+          <w:p>
+            <w:r>
+              <w:t xml:space="preserve">Topics for Discussion </w:t>
+            </w:r>
+          </w:p>
+        </w:tc>
+      </w:tr>
+      <w:tr>
+        <w:tc>
+          <w:tcPr>
+            <w:tcW w:w="350" w:type="pct"/>
+            <w:shd w:val="clear" w:color="auto" w:fill="E7E6E6" w:themeFill="background2"/>
+          </w:tcPr>
+          <w:p>
+            <w:pPr>
+              <w:rPr>
+                <w:b/>
+                <w:bCs/>
+                <w:color w:val="C00000"/>
+              </w:rPr>
+            </w:pPr>
+          </w:p>
+        </w:tc>
+        <w:tc>
+          <w:tcPr>
+            <w:tcW w:w="4650" w:type="pct"/>
+            <w:shd w:val="clear" w:color="auto" w:fill="E7E6E6" w:themeFill="background2"/>
+          </w:tcPr>
+          <w:p>
+            <w:pPr>
+              <w:rPr>
+                <w:b/>
+                <w:bCs/>
+                <w:color w:val="C00000"/>
+              </w:rPr>
+            </w:pPr>
+            <w:r>
+              <w:rPr>
+                <w:b/>
+                <w:bCs/>
+                <w:color w:val="C00000"/>
+              </w:rPr>
+              <w:t xml:space="preserve">Assuring the Quality of Software Maintenance Components </w:t>
+            </w:r>
+          </w:p>
+        </w:tc>
+      </w:tr>
+      <w:tr>
+        <w:tc>
+          <w:tcPr>
+            <w:tcW w:w="350" w:type="pct"/>
+            <w:shd w:val="clear" w:color="auto" w:fill="E7E6E6" w:themeFill="background2"/>
+          </w:tcPr>
+          <w:p>
+            <w:r>
+              <w:t>62</w:t>
+            </w:r>
+          </w:p>
+        </w:tc>
+        <w:tc>
+          <w:tcPr>
+            <w:tcW w:w="4650" w:type="pct"/>
+            <w:shd w:val="clear" w:color="auto" w:fill="E7E6E6" w:themeFill="background2"/>
+          </w:tcPr>
+          <w:p>
+            <w:r>
+              <w:t xml:space="preserve">Introduction </w:t>
+            </w:r>
+          </w:p>
+        </w:tc>
+      </w:tr>
+      <w:tr>
+        <w:tc>
+          <w:tcPr>
+            <w:tcW w:w="350" w:type="pct"/>
+            <w:shd w:val="clear" w:color="auto" w:fill="E7E6E6" w:themeFill="background2"/>
+          </w:tcPr>
+          <w:p>
+            <w:r>
+              <w:t>63</w:t>
+            </w:r>
+          </w:p>
+        </w:tc>
+        <w:tc>
+          <w:tcPr>
+            <w:tcW w:w="4650" w:type="pct"/>
+            <w:shd w:val="clear" w:color="auto" w:fill="E7E6E6" w:themeFill="background2"/>
+          </w:tcPr>
+          <w:p>
+            <w:r>
+              <w:t xml:space="preserve">The Foundations of High Quality </w:t>
+            </w:r>
+          </w:p>
+        </w:tc>
+      </w:tr>
+      <w:tr>
+        <w:tc>
+          <w:tcPr>
+            <w:tcW w:w="350" w:type="pct"/>
+            <w:shd w:val="clear" w:color="auto" w:fill="E7E6E6" w:themeFill="background2"/>
+          </w:tcPr>
+          <w:p>
+            <w:r>
+              <w:t>64</w:t>
+            </w:r>
+          </w:p>
+        </w:tc>
+        <w:tc>
+          <w:tcPr>
+            <w:tcW w:w="4650" w:type="pct"/>
+            <w:shd w:val="clear" w:color="auto" w:fill="E7E6E6" w:themeFill="background2"/>
+          </w:tcPr>
+          <w:p>
+            <w:r>
+              <w:t xml:space="preserve">Pre-Maintenance Software Quality Components </w:t>
+            </w:r>
+          </w:p>
+        </w:tc>
+      </w:tr>
+      <w:tr>
+        <w:tc>
+          <w:tcPr>
+            <w:tcW w:w="350" w:type="pct"/>
+            <w:shd w:val="clear" w:color="auto" w:fill="E7E6E6" w:themeFill="background2"/>
+          </w:tcPr>
+          <w:p>
+            <w:r>
+              <w:t>65</w:t>
+            </w:r>
+          </w:p>
+        </w:tc>
+        <w:tc>
+          <w:tcPr>
+            <w:tcW w:w="4650" w:type="pct"/>
+            <w:shd w:val="clear" w:color="auto" w:fill="E7E6E6" w:themeFill="background2"/>
+          </w:tcPr>
+          <w:p>
+            <w:r>
+              <w:t xml:space="preserve">Maintenance Software Quality Assurance Tools </w:t>
+            </w:r>
+          </w:p>
+        </w:tc>
+      </w:tr>
+      <w:tr>
+        <w:tc>
+          <w:tcPr>
+            <w:tcW w:w="350" w:type="pct"/>
+            <w:shd w:val="clear" w:color="auto" w:fill="E7E6E6" w:themeFill="background2"/>
+          </w:tcPr>
+          <w:p>
+            <w:r>
+              <w:t>66</w:t>
+            </w:r>
+          </w:p>
+        </w:tc>
+        <w:tc>
+          <w:tcPr>
+            <w:tcW w:w="4650" w:type="pct"/>
+            <w:shd w:val="clear" w:color="auto" w:fill="E7E6E6" w:themeFill="background2"/>
+          </w:tcPr>
+          <w:p>
+            <w:r>
+              <w:t xml:space="preserve">Summary </w:t>
+            </w:r>
+          </w:p>
+        </w:tc>
+      </w:tr>
+      <w:tr>
+        <w:tc>
+          <w:tcPr>
+            <w:tcW w:w="350" w:type="pct"/>
+            <w:shd w:val="clear" w:color="auto" w:fill="E7E6E6" w:themeFill="background2"/>
+          </w:tcPr>
+          <w:p/>
+        </w:tc>
+        <w:tc>
+          <w:tcPr>
+            <w:tcW w:w="4650" w:type="pct"/>
+            <w:shd w:val="clear" w:color="auto" w:fill="E7E6E6" w:themeFill="background2"/>
+          </w:tcPr>
+          <w:p>
+            <w:r>
+              <w:t xml:space="preserve">Selected Bibliography </w:t>
+            </w:r>
+          </w:p>
+        </w:tc>
+      </w:tr>
+      <w:tr>
+        <w:tc>
+          <w:tcPr>
+            <w:tcW w:w="350" w:type="pct"/>
+            <w:shd w:val="clear" w:color="auto" w:fill="E7E6E6" w:themeFill="background2"/>
+          </w:tcPr>
+          <w:p/>
+        </w:tc>
+        <w:tc>
+          <w:tcPr>
+            <w:tcW w:w="4650" w:type="pct"/>
+            <w:shd w:val="clear" w:color="auto" w:fill="E7E6E6" w:themeFill="background2"/>
+          </w:tcPr>
+          <w:p>
+            <w:r>
+              <w:t xml:space="preserve">Review Questions </w:t>
+            </w:r>
+          </w:p>
+        </w:tc>
+      </w:tr>
+      <w:tr>
+        <w:tc>
+          <w:tcPr>
+            <w:tcW w:w="350" w:type="pct"/>
+            <w:shd w:val="clear" w:color="auto" w:fill="E7E6E6" w:themeFill="background2"/>
+          </w:tcPr>
+          <w:p/>
+        </w:tc>
+        <w:tc>
+          <w:tcPr>
+            <w:tcW w:w="4650" w:type="pct"/>
+            <w:shd w:val="clear" w:color="auto" w:fill="E7E6E6" w:themeFill="background2"/>
+          </w:tcPr>
+          <w:p>
+            <w:r>
+              <w:t xml:space="preserve">Topics for Discussion </w:t>
+            </w:r>
+          </w:p>
+        </w:tc>
+      </w:tr>
+      <w:tr>
+        <w:tc>
+          <w:tcPr>
+            <w:tcW w:w="350" w:type="pct"/>
+            <w:shd w:val="clear" w:color="auto" w:fill="E7E6E6" w:themeFill="background2"/>
+          </w:tcPr>
+          <w:p>
+            <w:pPr>
+              <w:rPr>
+                <w:b/>
+                <w:bCs/>
+                <w:color w:val="C00000"/>
+              </w:rPr>
+            </w:pPr>
+          </w:p>
+        </w:tc>
+        <w:tc>
+          <w:tcPr>
+            <w:tcW w:w="4650" w:type="pct"/>
+            <w:shd w:val="clear" w:color="auto" w:fill="E7E6E6" w:themeFill="background2"/>
+          </w:tcPr>
+          <w:p>
+            <w:pPr>
+              <w:rPr>
+                <w:b/>
+                <w:bCs/>
+                <w:color w:val="C00000"/>
+              </w:rPr>
+            </w:pPr>
+            <w:r>
+              <w:rPr>
+                <w:b/>
+                <w:bCs/>
+                <w:color w:val="C00000"/>
+              </w:rPr>
+              <w:t xml:space="preserve">Assuring the Quality of External Participants’ Contributions </w:t>
+            </w:r>
+          </w:p>
+        </w:tc>
+      </w:tr>
+      <w:tr>
+        <w:tc>
+          <w:tcPr>
+            <w:tcW w:w="350" w:type="pct"/>
+            <w:shd w:val="clear" w:color="auto" w:fill="E7E6E6" w:themeFill="background2"/>
+          </w:tcPr>
+          <w:p>
+            <w:r>
+              <w:t>67</w:t>
+            </w:r>
+          </w:p>
+        </w:tc>
+        <w:tc>
+          <w:tcPr>
+            <w:tcW w:w="4650" w:type="pct"/>
+            <w:shd w:val="clear" w:color="auto" w:fill="E7E6E6" w:themeFill="background2"/>
+          </w:tcPr>
+          <w:p>
+            <w:r>
+              <w:t xml:space="preserve">Introduction: The </w:t>
+            </w:r>
+            <w:proofErr w:type="spellStart"/>
+            <w:r>
+              <w:t>HealthSoft</w:t>
+            </w:r>
+            <w:proofErr w:type="spellEnd"/>
+            <w:r>
+              <w:t xml:space="preserve"> Case </w:t>
+            </w:r>
+          </w:p>
+        </w:tc>
+      </w:tr>
+      <w:tr>
+        <w:tc>
+          <w:tcPr>
+            <w:tcW w:w="350" w:type="pct"/>
+            <w:shd w:val="clear" w:color="auto" w:fill="E7E6E6" w:themeFill="background2"/>
+          </w:tcPr>
+          <w:p>
+            <w:r>
+              <w:t>68</w:t>
+            </w:r>
+          </w:p>
+        </w:tc>
+        <w:tc>
+          <w:tcPr>
+            <w:tcW w:w="4650" w:type="pct"/>
+            <w:shd w:val="clear" w:color="auto" w:fill="E7E6E6" w:themeFill="background2"/>
+          </w:tcPr>
+          <w:p>
+            <w:r>
+              <w:t xml:space="preserve">Types of External Participants </w:t>
+            </w:r>
+          </w:p>
+        </w:tc>
+      </w:tr>
+      <w:tr>
+        <w:tc>
+          <w:tcPr>
+            <w:tcW w:w="350" w:type="pct"/>
+            <w:shd w:val="clear" w:color="auto" w:fill="E7E6E6" w:themeFill="background2"/>
+          </w:tcPr>
+          <w:p>
+            <w:r>
+              <w:t>69</w:t>
+            </w:r>
+          </w:p>
+        </w:tc>
+        <w:tc>
+          <w:tcPr>
+            <w:tcW w:w="4650" w:type="pct"/>
+            <w:shd w:val="clear" w:color="auto" w:fill="E7E6E6" w:themeFill="background2"/>
+          </w:tcPr>
+          <w:p>
+            <w:r>
+              <w:t xml:space="preserve">Risks and Benefits of Introducing External Participants </w:t>
+            </w:r>
+          </w:p>
+        </w:tc>
+      </w:tr>
+      <w:tr>
+        <w:tc>
+          <w:tcPr>
+            <w:tcW w:w="350" w:type="pct"/>
+            <w:shd w:val="clear" w:color="auto" w:fill="E7E6E6" w:themeFill="background2"/>
+          </w:tcPr>
+          <w:p>
+            <w:r>
+              <w:t>70</w:t>
+            </w:r>
+          </w:p>
+        </w:tc>
+        <w:tc>
+          <w:tcPr>
+            <w:tcW w:w="4650" w:type="pct"/>
+            <w:shd w:val="clear" w:color="auto" w:fill="E7E6E6" w:themeFill="background2"/>
+          </w:tcPr>
+          <w:p>
+            <w:r>
+              <w:t xml:space="preserve">Assuring Quality of External Participants Contributions: Objectives </w:t>
+            </w:r>
+          </w:p>
+        </w:tc>
+      </w:tr>
+      <w:tr>
+        <w:tc>
+          <w:tcPr>
+            <w:tcW w:w="350" w:type="pct"/>
+            <w:shd w:val="clear" w:color="auto" w:fill="E7E6E6" w:themeFill="background2"/>
+          </w:tcPr>
+          <w:p>
+            <w:r>
+              <w:t>71</w:t>
+            </w:r>
+          </w:p>
+        </w:tc>
+        <w:tc>
+          <w:tcPr>
+            <w:tcW w:w="4650" w:type="pct"/>
+            <w:shd w:val="clear" w:color="auto" w:fill="E7E6E6" w:themeFill="background2"/>
+          </w:tcPr>
+          <w:p>
+            <w:r>
+              <w:t xml:space="preserve">SQA Tools for Assuring the Quality of External Participants; Contributions </w:t>
+            </w:r>
+          </w:p>
+        </w:tc>
+      </w:tr>
+      <w:tr>
+        <w:tc>
+          <w:tcPr>
+            <w:tcW w:w="350" w:type="pct"/>
+            <w:shd w:val="clear" w:color="auto" w:fill="E7E6E6" w:themeFill="background2"/>
+          </w:tcPr>
+          <w:p>
+            <w:r>
+              <w:t>72</w:t>
+            </w:r>
+          </w:p>
+        </w:tc>
+        <w:tc>
+          <w:tcPr>
+            <w:tcW w:w="4650" w:type="pct"/>
+            <w:shd w:val="clear" w:color="auto" w:fill="E7E6E6" w:themeFill="background2"/>
+          </w:tcPr>
+          <w:p>
+            <w:r>
+              <w:t xml:space="preserve">Summary </w:t>
+            </w:r>
+          </w:p>
+        </w:tc>
+      </w:tr>
+      <w:tr>
+        <w:tc>
+          <w:tcPr>
+            <w:tcW w:w="350" w:type="pct"/>
+            <w:shd w:val="clear" w:color="auto" w:fill="E7E6E6" w:themeFill="background2"/>
+          </w:tcPr>
+          <w:p/>
+        </w:tc>
+        <w:tc>
+          <w:tcPr>
+            <w:tcW w:w="4650" w:type="pct"/>
+            <w:shd w:val="clear" w:color="auto" w:fill="E7E6E6" w:themeFill="background2"/>
+          </w:tcPr>
+          <w:p>
+            <w:r>
+              <w:t xml:space="preserve">Selected Bibliography </w:t>
+            </w:r>
+          </w:p>
+        </w:tc>
+      </w:tr>
+      <w:tr>
+        <w:tc>
+          <w:tcPr>
+            <w:tcW w:w="350" w:type="pct"/>
+            <w:shd w:val="clear" w:color="auto" w:fill="E7E6E6" w:themeFill="background2"/>
+          </w:tcPr>
+          <w:p/>
+        </w:tc>
+        <w:tc>
+          <w:tcPr>
+            <w:tcW w:w="4650" w:type="pct"/>
+            <w:shd w:val="clear" w:color="auto" w:fill="E7E6E6" w:themeFill="background2"/>
+          </w:tcPr>
+          <w:p>
+            <w:r>
+              <w:t xml:space="preserve">Review Questions </w:t>
+            </w:r>
+          </w:p>
+        </w:tc>
+      </w:tr>
+      <w:tr>
+        <w:tc>
+          <w:tcPr>
+            <w:tcW w:w="350" w:type="pct"/>
+            <w:shd w:val="clear" w:color="auto" w:fill="E7E6E6" w:themeFill="background2"/>
+          </w:tcPr>
+          <w:p/>
+        </w:tc>
+        <w:tc>
+          <w:tcPr>
+            <w:tcW w:w="4650" w:type="pct"/>
+            <w:shd w:val="clear" w:color="auto" w:fill="E7E6E6" w:themeFill="background2"/>
+          </w:tcPr>
+          <w:p>
+            <w:r>
+              <w:t xml:space="preserve">Topics for Discussion </w:t>
+            </w:r>
+          </w:p>
+        </w:tc>
+      </w:tr>
+      <w:tr>
+        <w:tc>
+          <w:tcPr>
+            <w:tcW w:w="350" w:type="pct"/>
+            <w:shd w:val="clear" w:color="auto" w:fill="E7E6E6" w:themeFill="background2"/>
+          </w:tcPr>
+          <w:p>
+            <w:pPr>
+              <w:rPr>
+                <w:b/>
+                <w:bCs/>
+                <w:color w:val="C00000"/>
+              </w:rPr>
+            </w:pPr>
+          </w:p>
+        </w:tc>
+        <w:tc>
+          <w:tcPr>
+            <w:tcW w:w="4650" w:type="pct"/>
+            <w:shd w:val="clear" w:color="auto" w:fill="E7E6E6" w:themeFill="background2"/>
+          </w:tcPr>
+          <w:p>
+            <w:pPr>
+              <w:rPr>
+                <w:b/>
+                <w:bCs/>
+                <w:color w:val="C00000"/>
+              </w:rPr>
+            </w:pPr>
+            <w:r>
+              <w:rPr>
+                <w:b/>
+                <w:bCs/>
+                <w:color w:val="C00000"/>
+              </w:rPr>
+              <w:t xml:space="preserve">CASE Tools and Their Effect on Software Quality </w:t>
+            </w:r>
+          </w:p>
+        </w:tc>
+      </w:tr>
+      <w:tr>
+        <w:tc>
+          <w:tcPr>
+            <w:tcW w:w="350" w:type="pct"/>
+            <w:shd w:val="clear" w:color="auto" w:fill="E7E6E6" w:themeFill="background2"/>
+          </w:tcPr>
+          <w:p>
+            <w:r>
+              <w:t>73</w:t>
+            </w:r>
+          </w:p>
+        </w:tc>
+        <w:tc>
+          <w:tcPr>
+            <w:tcW w:w="4650" w:type="pct"/>
+            <w:shd w:val="clear" w:color="auto" w:fill="E7E6E6" w:themeFill="background2"/>
+          </w:tcPr>
+          <w:p>
+            <w:r>
+              <w:t xml:space="preserve">What is a CASE tool? </w:t>
+            </w:r>
+          </w:p>
+        </w:tc>
+      </w:tr>
+      <w:tr>
+        <w:tc>
+          <w:tcPr>
+            <w:tcW w:w="350" w:type="pct"/>
+            <w:shd w:val="clear" w:color="auto" w:fill="E7E6E6" w:themeFill="background2"/>
+          </w:tcPr>
+          <w:p>
+            <w:r>
+              <w:t>74</w:t>
+            </w:r>
+          </w:p>
+        </w:tc>
+        <w:tc>
+          <w:tcPr>
+            <w:tcW w:w="4650" w:type="pct"/>
+            <w:shd w:val="clear" w:color="auto" w:fill="E7E6E6" w:themeFill="background2"/>
+          </w:tcPr>
+          <w:p>
+            <w:r>
+              <w:t xml:space="preserve">The Contribution of CASE Tools to Software Production Quality </w:t>
+            </w:r>
+          </w:p>
+        </w:tc>
+      </w:tr>
+      <w:tr>
+        <w:tc>
+          <w:tcPr>
+            <w:tcW w:w="350" w:type="pct"/>
+            <w:shd w:val="clear" w:color="auto" w:fill="E7E6E6" w:themeFill="background2"/>
+          </w:tcPr>
+          <w:p>
+            <w:r>
+              <w:t>75</w:t>
+            </w:r>
+          </w:p>
+        </w:tc>
+        <w:tc>
+          <w:tcPr>
+            <w:tcW w:w="4650" w:type="pct"/>
+            <w:shd w:val="clear" w:color="auto" w:fill="E7E6E6" w:themeFill="background2"/>
+          </w:tcPr>
+          <w:p>
+            <w:r>
+              <w:t xml:space="preserve">The Contribution of CASE Tools to Software Maintenance Quality </w:t>
+            </w:r>
+          </w:p>
+        </w:tc>
+      </w:tr>
+      <w:tr>
+        <w:tc>
+          <w:tcPr>
+            <w:tcW w:w="350" w:type="pct"/>
+            <w:shd w:val="clear" w:color="auto" w:fill="E7E6E6" w:themeFill="background2"/>
+          </w:tcPr>
+          <w:p>
+            <w:r>
+              <w:t>76</w:t>
+            </w:r>
+          </w:p>
+        </w:tc>
+        <w:tc>
+          <w:tcPr>
+            <w:tcW w:w="4650" w:type="pct"/>
+            <w:shd w:val="clear" w:color="auto" w:fill="E7E6E6" w:themeFill="background2"/>
+          </w:tcPr>
+          <w:p>
+            <w:r>
+              <w:t xml:space="preserve">The Contribution of CASE Tools to Improved Project Management </w:t>
+            </w:r>
+          </w:p>
+        </w:tc>
+      </w:tr>
+      <w:tr>
+        <w:tc>
+          <w:tcPr>
+            <w:tcW w:w="350" w:type="pct"/>
+            <w:shd w:val="clear" w:color="auto" w:fill="E7E6E6" w:themeFill="background2"/>
+          </w:tcPr>
+          <w:p>
+            <w:r>
+              <w:t>77</w:t>
+            </w:r>
+          </w:p>
+        </w:tc>
+        <w:tc>
+          <w:tcPr>
+            <w:tcW w:w="4650" w:type="pct"/>
+            <w:shd w:val="clear" w:color="auto" w:fill="E7E6E6" w:themeFill="background2"/>
+          </w:tcPr>
+          <w:p>
+            <w:r>
+              <w:t xml:space="preserve">Summary </w:t>
+            </w:r>
+          </w:p>
+        </w:tc>
+      </w:tr>
+      <w:tr>
+        <w:tc>
+          <w:tcPr>
+            <w:tcW w:w="350" w:type="pct"/>
+            <w:shd w:val="clear" w:color="auto" w:fill="E7E6E6" w:themeFill="background2"/>
+          </w:tcPr>
+          <w:p/>
+        </w:tc>
+        <w:tc>
+          <w:tcPr>
+            <w:tcW w:w="4650" w:type="pct"/>
+            <w:shd w:val="clear" w:color="auto" w:fill="E7E6E6" w:themeFill="background2"/>
+          </w:tcPr>
+          <w:p>
+            <w:r>
+              <w:t xml:space="preserve">Selected Bibliography </w:t>
+            </w:r>
+          </w:p>
+        </w:tc>
+      </w:tr>
+      <w:tr>
+        <w:tc>
+          <w:tcPr>
+            <w:tcW w:w="350" w:type="pct"/>
+            <w:shd w:val="clear" w:color="auto" w:fill="E7E6E6" w:themeFill="background2"/>
+          </w:tcPr>
+          <w:p/>
+        </w:tc>
+        <w:tc>
+          <w:tcPr>
+            <w:tcW w:w="4650" w:type="pct"/>
+            <w:shd w:val="clear" w:color="auto" w:fill="E7E6E6" w:themeFill="background2"/>
+          </w:tcPr>
+          <w:p>
+            <w:r>
+              <w:t xml:space="preserve">Review Questions </w:t>
+            </w:r>
+          </w:p>
+        </w:tc>
+      </w:tr>
+      <w:tr>
+        <w:tc>
+          <w:tcPr>
+            <w:tcW w:w="350" w:type="pct"/>
+            <w:shd w:val="clear" w:color="auto" w:fill="E7E6E6" w:themeFill="background2"/>
+          </w:tcPr>
+          <w:p/>
+        </w:tc>
+        <w:tc>
+          <w:tcPr>
+            <w:tcW w:w="4650" w:type="pct"/>
+            <w:shd w:val="clear" w:color="auto" w:fill="E7E6E6" w:themeFill="background2"/>
+          </w:tcPr>
+          <w:p>
+            <w:r>
+              <w:t xml:space="preserve">Topics for Discussion </w:t>
+            </w:r>
+          </w:p>
+        </w:tc>
+      </w:tr>
+      <w:tr>
+        <w:tc>
+          <w:tcPr>
+            <w:tcW w:w="350" w:type="pct"/>
+            <w:shd w:val="clear" w:color="auto" w:fill="FFD966" w:themeFill="accent4" w:themeFillTint="99"/>
+          </w:tcPr>
+          <w:p>
+            <w:pPr>
+              <w:rPr>
+                <w:b/>
+                <w:bCs/>
+              </w:rPr>
+            </w:pPr>
+          </w:p>
+        </w:tc>
+        <w:tc>
+          <w:tcPr>
+            <w:tcW w:w="4650" w:type="pct"/>
+            <w:shd w:val="clear" w:color="auto" w:fill="FFD966" w:themeFill="accent4" w:themeFillTint="99"/>
+          </w:tcPr>
+          <w:p>
+            <w:pPr>
+              <w:rPr>
+                <w:b/>
+                <w:bCs/>
+              </w:rPr>
+            </w:pPr>
+            <w:r>
+              <w:rPr>
+                <w:b/>
+                <w:bCs/>
+              </w:rPr>
+              <w:t xml:space="preserve">Part-04: Software Quality Infrastructure </w:t>
+            </w:r>
+            <w:r>
+              <w:rPr>
+                <w:b/>
+                <w:bCs/>
+              </w:rPr>
+              <w:t xml:space="preserve">Components </w:t>
+            </w:r>
+          </w:p>
+        </w:tc>
+      </w:tr>
+      <w:tr>
+        <w:tc>
+          <w:tcPr>
+            <w:tcW w:w="350" w:type="pct"/>
+            <w:shd w:val="clear" w:color="auto" w:fill="E7E6E6" w:themeFill="background2"/>
+          </w:tcPr>
+          <w:p>
+            <w:pPr>
+              <w:rPr>
+                <w:b/>
+                <w:bCs/>
+                <w:color w:val="C00000"/>
+              </w:rPr>
+            </w:pPr>
+          </w:p>
+        </w:tc>
+        <w:tc>
+          <w:tcPr>
+            <w:tcW w:w="4650" w:type="pct"/>
+            <w:shd w:val="clear" w:color="auto" w:fill="E7E6E6" w:themeFill="background2"/>
+          </w:tcPr>
+          <w:p>
+            <w:pPr>
+              <w:rPr>
+                <w:b/>
+                <w:bCs/>
+                <w:color w:val="C00000"/>
+              </w:rPr>
+            </w:pPr>
+            <w:r>
+              <w:rPr>
+                <w:b/>
+                <w:bCs/>
+                <w:color w:val="C00000"/>
+              </w:rPr>
+              <w:t xml:space="preserve">Procedures and Work Instructions </w:t>
+            </w:r>
+          </w:p>
+        </w:tc>
+      </w:tr>
+      <w:tr>
+        <w:tc>
+          <w:tcPr>
+            <w:tcW w:w="350" w:type="pct"/>
+            <w:shd w:val="clear" w:color="auto" w:fill="E7E6E6" w:themeFill="background2"/>
+          </w:tcPr>
+          <w:p>
+            <w:r>
+              <w:t>78</w:t>
+            </w:r>
+          </w:p>
+        </w:tc>
+        <w:tc>
+          <w:tcPr>
+            <w:tcW w:w="4650" w:type="pct"/>
+            <w:shd w:val="clear" w:color="auto" w:fill="E7E6E6" w:themeFill="background2"/>
+          </w:tcPr>
+          <w:p>
+            <w:r>
+              <w:t xml:space="preserve">The Need for Procedures and Work Instructions </w:t>
+            </w:r>
+          </w:p>
+        </w:tc>
+      </w:tr>
+      <w:tr>
+        <w:tc>
+          <w:tcPr>
+            <w:tcW w:w="350" w:type="pct"/>
+            <w:shd w:val="clear" w:color="auto" w:fill="E7E6E6" w:themeFill="background2"/>
+          </w:tcPr>
+          <w:p>
+            <w:r>
+              <w:t>79</w:t>
+            </w:r>
+          </w:p>
+        </w:tc>
+        <w:tc>
+          <w:tcPr>
+            <w:tcW w:w="4650" w:type="pct"/>
+            <w:shd w:val="clear" w:color="auto" w:fill="E7E6E6" w:themeFill="background2"/>
+          </w:tcPr>
+          <w:p>
+            <w:r>
+              <w:t xml:space="preserve">Procedures and Procedures Manuals </w:t>
+            </w:r>
+          </w:p>
+        </w:tc>
+      </w:tr>
+      <w:tr>
+        <w:tc>
+          <w:tcPr>
+            <w:tcW w:w="350" w:type="pct"/>
+            <w:shd w:val="clear" w:color="auto" w:fill="E7E6E6" w:themeFill="background2"/>
+          </w:tcPr>
+          <w:p>
+            <w:r>
+              <w:t>80</w:t>
+            </w:r>
+          </w:p>
+        </w:tc>
+        <w:tc>
+          <w:tcPr>
+            <w:tcW w:w="4650" w:type="pct"/>
+            <w:shd w:val="clear" w:color="auto" w:fill="E7E6E6" w:themeFill="background2"/>
+          </w:tcPr>
+          <w:p>
+            <w:r>
+              <w:t>Work Instructions and Work Instruction Manuals</w:t>
+            </w:r>
+          </w:p>
+        </w:tc>
+      </w:tr>
+      <w:tr>
+        <w:tc>
+          <w:tcPr>
+            <w:tcW w:w="350" w:type="pct"/>
+            <w:shd w:val="clear" w:color="auto" w:fill="E7E6E6" w:themeFill="background2"/>
+          </w:tcPr>
+          <w:p>
+            <w:r>
+              <w:t>81</w:t>
+            </w:r>
+          </w:p>
+        </w:tc>
+        <w:tc>
+          <w:tcPr>
+            <w:tcW w:w="4650" w:type="pct"/>
+            <w:shd w:val="clear" w:color="auto" w:fill="E7E6E6" w:themeFill="background2"/>
+          </w:tcPr>
+          <w:p>
+            <w:r>
+              <w:t xml:space="preserve">Procedures and Work Instructions: Preparation, Implementation and Updating </w:t>
+            </w:r>
+          </w:p>
+        </w:tc>
+      </w:tr>
+      <w:tr>
+        <w:tc>
+          <w:tcPr>
+            <w:tcW w:w="350" w:type="pct"/>
+            <w:shd w:val="clear" w:color="auto" w:fill="E7E6E6" w:themeFill="background2"/>
+          </w:tcPr>
+          <w:p>
+            <w:r>
+              <w:t>82</w:t>
+            </w:r>
+          </w:p>
+        </w:tc>
+        <w:tc>
+          <w:tcPr>
+            <w:tcW w:w="4650" w:type="pct"/>
+            <w:shd w:val="clear" w:color="auto" w:fill="E7E6E6" w:themeFill="background2"/>
+          </w:tcPr>
+          <w:p>
+            <w:r>
+              <w:t xml:space="preserve">Summary </w:t>
+            </w:r>
+          </w:p>
+        </w:tc>
+      </w:tr>
+      <w:tr>
+        <w:tc>
+          <w:tcPr>
+            <w:tcW w:w="350" w:type="pct"/>
+            <w:shd w:val="clear" w:color="auto" w:fill="E7E6E6" w:themeFill="background2"/>
+          </w:tcPr>
+          <w:p/>
+        </w:tc>
+        <w:tc>
+          <w:tcPr>
+            <w:tcW w:w="4650" w:type="pct"/>
+            <w:shd w:val="clear" w:color="auto" w:fill="E7E6E6" w:themeFill="background2"/>
+          </w:tcPr>
+          <w:p>
+            <w:r>
+              <w:t>Selected Bibliography</w:t>
+            </w:r>
+          </w:p>
+        </w:tc>
+      </w:tr>
+      <w:tr>
+        <w:tc>
+          <w:tcPr>
+            <w:tcW w:w="350" w:type="pct"/>
+            <w:shd w:val="clear" w:color="auto" w:fill="E7E6E6" w:themeFill="background2"/>
+          </w:tcPr>
+          <w:p/>
+        </w:tc>
+        <w:tc>
+          <w:tcPr>
+            <w:tcW w:w="4650" w:type="pct"/>
+            <w:shd w:val="clear" w:color="auto" w:fill="E7E6E6" w:themeFill="background2"/>
+          </w:tcPr>
+          <w:p>
+            <w:r>
+              <w:t xml:space="preserve">Review Questions </w:t>
+            </w:r>
+          </w:p>
+        </w:tc>
+      </w:tr>
+      <w:tr>
+        <w:tc>
+          <w:tcPr>
+            <w:tcW w:w="350" w:type="pct"/>
+            <w:shd w:val="clear" w:color="auto" w:fill="E7E6E6" w:themeFill="background2"/>
+          </w:tcPr>
+          <w:p/>
+        </w:tc>
+        <w:tc>
+          <w:tcPr>
+            <w:tcW w:w="4650" w:type="pct"/>
+            <w:shd w:val="clear" w:color="auto" w:fill="E7E6E6" w:themeFill="background2"/>
+          </w:tcPr>
+          <w:p>
+            <w:r>
+              <w:t xml:space="preserve">Topics for Discussion </w:t>
+            </w:r>
+          </w:p>
+        </w:tc>
+      </w:tr>
+      <w:tr>
+        <w:tc>
+          <w:tcPr>
+            <w:tcW w:w="350" w:type="pct"/>
+            <w:shd w:val="clear" w:color="auto" w:fill="E7E6E6" w:themeFill="background2"/>
+          </w:tcPr>
+          <w:p/>
+        </w:tc>
+        <w:tc>
+          <w:tcPr>
+            <w:tcW w:w="4650" w:type="pct"/>
+            <w:shd w:val="clear" w:color="auto" w:fill="E7E6E6" w:themeFill="background2"/>
+          </w:tcPr>
+          <w:p>
+            <w:r>
+              <w:t xml:space="preserve">Appendix 14A: Design Review Procedure </w:t>
+            </w:r>
+          </w:p>
+        </w:tc>
+      </w:tr>
+      <w:tr>
+        <w:tc>
+          <w:tcPr>
+            <w:tcW w:w="350" w:type="pct"/>
+            <w:shd w:val="clear" w:color="auto" w:fill="E7E6E6" w:themeFill="background2"/>
+          </w:tcPr>
+          <w:p>
+            <w:pPr>
+              <w:rPr>
+                <w:b/>
+                <w:bCs/>
+                <w:color w:val="C00000"/>
+              </w:rPr>
+            </w:pPr>
+          </w:p>
+        </w:tc>
+        <w:tc>
+          <w:tcPr>
+            <w:tcW w:w="4650" w:type="pct"/>
+            <w:shd w:val="clear" w:color="auto" w:fill="E7E6E6" w:themeFill="background2"/>
+          </w:tcPr>
+          <w:p>
+            <w:pPr>
+              <w:rPr>
+                <w:b/>
+                <w:bCs/>
+                <w:color w:val="C00000"/>
+              </w:rPr>
+            </w:pPr>
+            <w:r>
+              <w:rPr>
+                <w:b/>
+                <w:bCs/>
+                <w:color w:val="C00000"/>
+              </w:rPr>
+              <w:t xml:space="preserve">Supporting Quality Devices </w:t>
+            </w:r>
+          </w:p>
+        </w:tc>
+      </w:tr>
+      <w:tr>
+        <w:tc>
+          <w:tcPr>
+            <w:tcW w:w="350" w:type="pct"/>
+            <w:shd w:val="clear" w:color="auto" w:fill="E7E6E6" w:themeFill="background2"/>
+          </w:tcPr>
+          <w:p>
+            <w:r>
+              <w:t>83</w:t>
+            </w:r>
+          </w:p>
+        </w:tc>
+        <w:tc>
+          <w:tcPr>
+            <w:tcW w:w="4650" w:type="pct"/>
+            <w:shd w:val="clear" w:color="auto" w:fill="E7E6E6" w:themeFill="background2"/>
+          </w:tcPr>
+          <w:p>
+            <w:r>
+              <w:t xml:space="preserve">Templates </w:t>
+            </w:r>
+          </w:p>
+        </w:tc>
+      </w:tr>
+      <w:tr>
+        <w:tc>
+          <w:tcPr>
+            <w:tcW w:w="350" w:type="pct"/>
+            <w:shd w:val="clear" w:color="auto" w:fill="E7E6E6" w:themeFill="background2"/>
+          </w:tcPr>
+          <w:p>
+            <w:r>
+              <w:t>84</w:t>
+            </w:r>
+          </w:p>
+        </w:tc>
+        <w:tc>
+          <w:tcPr>
+            <w:tcW w:w="4650" w:type="pct"/>
+            <w:shd w:val="clear" w:color="auto" w:fill="E7E6E6" w:themeFill="background2"/>
+          </w:tcPr>
+          <w:p>
+            <w:r>
+              <w:t xml:space="preserve">Checklists </w:t>
+            </w:r>
+          </w:p>
+        </w:tc>
+      </w:tr>
+      <w:tr>
+        <w:tc>
+          <w:tcPr>
+            <w:tcW w:w="350" w:type="pct"/>
+            <w:shd w:val="clear" w:color="auto" w:fill="E7E6E6" w:themeFill="background2"/>
+          </w:tcPr>
+          <w:p>
+            <w:r>
               <w:lastRenderedPageBreak/>
-              <w:t>33</w:t>
-            </w:r>
-          </w:p>
-        </w:tc>
-        <w:tc>
-          <w:tcPr>
-            <w:tcW w:w="4650" w:type="pct"/>
-            <w:shd w:val="clear" w:color="auto" w:fill="E7E6E6" w:themeFill="background2"/>
-          </w:tcPr>
-          <w:p>
-            <w:r>
-              <w:t xml:space="preserve">Contract Reviews for Internal Projects </w:t>
-            </w:r>
-          </w:p>
-        </w:tc>
-      </w:tr>
-      <w:tr>
-        <w:tc>
-          <w:tcPr>
-            <w:tcW w:w="350" w:type="pct"/>
-            <w:shd w:val="clear" w:color="auto" w:fill="E7E6E6" w:themeFill="background2"/>
-          </w:tcPr>
-          <w:p>
-            <w:r>
-              <w:t>34</w:t>
+              <w:t>85</w:t>
             </w:r>
           </w:p>
         </w:tc>
@@ -19811,46 +22363,6 @@
             <w:tcW w:w="350" w:type="pct"/>
             <w:shd w:val="clear" w:color="auto" w:fill="E7E6E6" w:themeFill="background2"/>
           </w:tcPr>
-          <w:p/>
-        </w:tc>
-        <w:tc>
-          <w:tcPr>
-            <w:tcW w:w="4650" w:type="pct"/>
-            <w:shd w:val="clear" w:color="auto" w:fill="E7E6E6" w:themeFill="background2"/>
-          </w:tcPr>
-          <w:p>
-            <w:r>
-              <w:t xml:space="preserve">Appendix 5A: Proposal Draft Reviews – Subjects Checklist </w:t>
-            </w:r>
-          </w:p>
-        </w:tc>
-      </w:tr>
-      <w:tr>
-        <w:tc>
-          <w:tcPr>
-            <w:tcW w:w="350" w:type="pct"/>
-            <w:shd w:val="clear" w:color="auto" w:fill="E7E6E6" w:themeFill="background2"/>
-          </w:tcPr>
-          <w:p/>
-        </w:tc>
-        <w:tc>
-          <w:tcPr>
-            <w:tcW w:w="4650" w:type="pct"/>
-            <w:shd w:val="clear" w:color="auto" w:fill="E7E6E6" w:themeFill="background2"/>
-          </w:tcPr>
-          <w:p>
-            <w:r>
-              <w:t xml:space="preserve">Appendix 5B: Contract Draft Review – Subjects Checklist </w:t>
-            </w:r>
-          </w:p>
-        </w:tc>
-      </w:tr>
-      <w:tr>
-        <w:tc>
-          <w:tcPr>
-            <w:tcW w:w="350" w:type="pct"/>
-            <w:shd w:val="clear" w:color="auto" w:fill="E7E6E6" w:themeFill="background2"/>
-          </w:tcPr>
           <w:p>
             <w:pPr>
               <w:rPr>
@@ -19880,116 +22392,260 @@
                 <w:bCs/>
                 <w:color w:val="C00000"/>
               </w:rPr>
-              <w:t>Development and Quality Plans</w:t>
-            </w:r>
-          </w:p>
-        </w:tc>
-      </w:tr>
-      <w:tr>
-        <w:tc>
-          <w:tcPr>
-            <w:tcW w:w="350" w:type="pct"/>
-            <w:shd w:val="clear" w:color="auto" w:fill="E7E6E6" w:themeFill="background2"/>
-          </w:tcPr>
-          <w:p>
-            <w:r>
-              <w:t>35</w:t>
-            </w:r>
-          </w:p>
-        </w:tc>
-        <w:tc>
-          <w:tcPr>
-            <w:tcW w:w="4650" w:type="pct"/>
-            <w:shd w:val="clear" w:color="auto" w:fill="E7E6E6" w:themeFill="background2"/>
-          </w:tcPr>
-          <w:p>
-            <w:r>
-              <w:t xml:space="preserve">Development Plan and Quality Plan Objectives </w:t>
-            </w:r>
-          </w:p>
-        </w:tc>
-      </w:tr>
-      <w:tr>
-        <w:tc>
-          <w:tcPr>
-            <w:tcW w:w="350" w:type="pct"/>
-            <w:shd w:val="clear" w:color="auto" w:fill="E7E6E6" w:themeFill="background2"/>
-          </w:tcPr>
-          <w:p>
-            <w:r>
-              <w:t>36</w:t>
-            </w:r>
-          </w:p>
-        </w:tc>
-        <w:tc>
-          <w:tcPr>
-            <w:tcW w:w="4650" w:type="pct"/>
-            <w:shd w:val="clear" w:color="auto" w:fill="E7E6E6" w:themeFill="background2"/>
-          </w:tcPr>
-          <w:p>
-            <w:r>
-              <w:t xml:space="preserve">Elements of the Development Plan </w:t>
-            </w:r>
-          </w:p>
-        </w:tc>
-      </w:tr>
-      <w:tr>
-        <w:tc>
-          <w:tcPr>
-            <w:tcW w:w="350" w:type="pct"/>
-            <w:shd w:val="clear" w:color="auto" w:fill="E7E6E6" w:themeFill="background2"/>
-          </w:tcPr>
-          <w:p>
-            <w:r>
-              <w:t>37</w:t>
-            </w:r>
-          </w:p>
-        </w:tc>
-        <w:tc>
-          <w:tcPr>
-            <w:tcW w:w="4650" w:type="pct"/>
-            <w:shd w:val="clear" w:color="auto" w:fill="E7E6E6" w:themeFill="background2"/>
-          </w:tcPr>
-          <w:p>
-            <w:r>
-              <w:t xml:space="preserve">Elements of the Quality Plan </w:t>
-            </w:r>
-          </w:p>
-        </w:tc>
-      </w:tr>
-      <w:tr>
-        <w:tc>
-          <w:tcPr>
-            <w:tcW w:w="350" w:type="pct"/>
-            <w:shd w:val="clear" w:color="auto" w:fill="E7E6E6" w:themeFill="background2"/>
-          </w:tcPr>
-          <w:p>
-            <w:r>
-              <w:t>38</w:t>
-            </w:r>
-          </w:p>
-        </w:tc>
-        <w:tc>
-          <w:tcPr>
-            <w:tcW w:w="4650" w:type="pct"/>
-            <w:shd w:val="clear" w:color="auto" w:fill="E7E6E6" w:themeFill="background2"/>
-          </w:tcPr>
-          <w:p>
-            <w:r>
-              <w:t xml:space="preserve">Development and Quality Plans for Small Projects and for Internal Projects </w:t>
-            </w:r>
-          </w:p>
-        </w:tc>
-      </w:tr>
-      <w:tr>
-        <w:tc>
-          <w:tcPr>
-            <w:tcW w:w="350" w:type="pct"/>
-            <w:shd w:val="clear" w:color="auto" w:fill="E7E6E6" w:themeFill="background2"/>
-          </w:tcPr>
-          <w:p>
-            <w:r>
-              <w:t>39</w:t>
+              <w:t xml:space="preserve">Staff Training and Certification </w:t>
+            </w:r>
+          </w:p>
+        </w:tc>
+      </w:tr>
+      <w:tr>
+        <w:tc>
+          <w:tcPr>
+            <w:tcW w:w="350" w:type="pct"/>
+            <w:shd w:val="clear" w:color="auto" w:fill="E7E6E6" w:themeFill="background2"/>
+          </w:tcPr>
+          <w:p>
+            <w:r>
+              <w:t>86</w:t>
+            </w:r>
+          </w:p>
+        </w:tc>
+        <w:tc>
+          <w:tcPr>
+            <w:tcW w:w="4650" w:type="pct"/>
+            <w:shd w:val="clear" w:color="auto" w:fill="E7E6E6" w:themeFill="background2"/>
+          </w:tcPr>
+          <w:p>
+            <w:r>
+              <w:t xml:space="preserve">Introduction: Surprises for the “3S” Development Team </w:t>
+            </w:r>
+          </w:p>
+        </w:tc>
+      </w:tr>
+      <w:tr>
+        <w:tc>
+          <w:tcPr>
+            <w:tcW w:w="350" w:type="pct"/>
+            <w:shd w:val="clear" w:color="auto" w:fill="E7E6E6" w:themeFill="background2"/>
+          </w:tcPr>
+          <w:p>
+            <w:r>
+              <w:t>87</w:t>
+            </w:r>
+          </w:p>
+        </w:tc>
+        <w:tc>
+          <w:tcPr>
+            <w:tcW w:w="4650" w:type="pct"/>
+            <w:shd w:val="clear" w:color="auto" w:fill="E7E6E6" w:themeFill="background2"/>
+          </w:tcPr>
+          <w:p>
+            <w:r>
+              <w:t xml:space="preserve">The Objectives of Training and Certification </w:t>
+            </w:r>
+          </w:p>
+        </w:tc>
+      </w:tr>
+      <w:tr>
+        <w:tc>
+          <w:tcPr>
+            <w:tcW w:w="350" w:type="pct"/>
+            <w:shd w:val="clear" w:color="auto" w:fill="E7E6E6" w:themeFill="background2"/>
+          </w:tcPr>
+          <w:p>
+            <w:r>
+              <w:t>88</w:t>
+            </w:r>
+          </w:p>
+        </w:tc>
+        <w:tc>
+          <w:tcPr>
+            <w:tcW w:w="4650" w:type="pct"/>
+            <w:shd w:val="clear" w:color="auto" w:fill="E7E6E6" w:themeFill="background2"/>
+          </w:tcPr>
+          <w:p>
+            <w:r>
+              <w:t>The Training and Certification Process</w:t>
+            </w:r>
+          </w:p>
+        </w:tc>
+      </w:tr>
+      <w:tr>
+        <w:tc>
+          <w:tcPr>
+            <w:tcW w:w="350" w:type="pct"/>
+            <w:shd w:val="clear" w:color="auto" w:fill="E7E6E6" w:themeFill="background2"/>
+          </w:tcPr>
+          <w:p>
+            <w:r>
+              <w:t>89</w:t>
+            </w:r>
+          </w:p>
+        </w:tc>
+        <w:tc>
+          <w:tcPr>
+            <w:tcW w:w="4650" w:type="pct"/>
+            <w:shd w:val="clear" w:color="auto" w:fill="E7E6E6" w:themeFill="background2"/>
+          </w:tcPr>
+          <w:p>
+            <w:r>
+              <w:t xml:space="preserve">Determining Professional Knowledge Requirements </w:t>
+            </w:r>
+          </w:p>
+        </w:tc>
+      </w:tr>
+      <w:tr>
+        <w:tc>
+          <w:tcPr>
+            <w:tcW w:w="350" w:type="pct"/>
+            <w:shd w:val="clear" w:color="auto" w:fill="E7E6E6" w:themeFill="background2"/>
+          </w:tcPr>
+          <w:p>
+            <w:r>
+              <w:t>90</w:t>
+            </w:r>
+          </w:p>
+        </w:tc>
+        <w:tc>
+          <w:tcPr>
+            <w:tcW w:w="4650" w:type="pct"/>
+            <w:shd w:val="clear" w:color="auto" w:fill="E7E6E6" w:themeFill="background2"/>
+          </w:tcPr>
+          <w:p>
+            <w:r>
+              <w:t xml:space="preserve">Determining Training and Updating Needs </w:t>
+            </w:r>
+          </w:p>
+        </w:tc>
+      </w:tr>
+      <w:tr>
+        <w:tc>
+          <w:tcPr>
+            <w:tcW w:w="350" w:type="pct"/>
+            <w:shd w:val="clear" w:color="auto" w:fill="E7E6E6" w:themeFill="background2"/>
+          </w:tcPr>
+          <w:p>
+            <w:r>
+              <w:t>91</w:t>
+            </w:r>
+          </w:p>
+        </w:tc>
+        <w:tc>
+          <w:tcPr>
+            <w:tcW w:w="4650" w:type="pct"/>
+            <w:shd w:val="clear" w:color="auto" w:fill="E7E6E6" w:themeFill="background2"/>
+          </w:tcPr>
+          <w:p>
+            <w:r>
+              <w:t xml:space="preserve">Planning Training and Updating Programs </w:t>
+            </w:r>
+          </w:p>
+        </w:tc>
+      </w:tr>
+      <w:tr>
+        <w:tc>
+          <w:tcPr>
+            <w:tcW w:w="350" w:type="pct"/>
+            <w:shd w:val="clear" w:color="auto" w:fill="E7E6E6" w:themeFill="background2"/>
+          </w:tcPr>
+          <w:p>
+            <w:r>
+              <w:t>92</w:t>
+            </w:r>
+          </w:p>
+        </w:tc>
+        <w:tc>
+          <w:tcPr>
+            <w:tcW w:w="4650" w:type="pct"/>
+            <w:shd w:val="clear" w:color="auto" w:fill="E7E6E6" w:themeFill="background2"/>
+          </w:tcPr>
+          <w:p>
+            <w:r>
+              <w:t xml:space="preserve">Defining Positions Requiring Certification </w:t>
+            </w:r>
+          </w:p>
+        </w:tc>
+      </w:tr>
+      <w:tr>
+        <w:tc>
+          <w:tcPr>
+            <w:tcW w:w="350" w:type="pct"/>
+            <w:shd w:val="clear" w:color="auto" w:fill="E7E6E6" w:themeFill="background2"/>
+          </w:tcPr>
+          <w:p>
+            <w:r>
+              <w:t>93</w:t>
+            </w:r>
+          </w:p>
+        </w:tc>
+        <w:tc>
+          <w:tcPr>
+            <w:tcW w:w="4650" w:type="pct"/>
+            <w:shd w:val="clear" w:color="auto" w:fill="E7E6E6" w:themeFill="background2"/>
+          </w:tcPr>
+          <w:p>
+            <w:r>
+              <w:t xml:space="preserve">Planning The Certification Processes </w:t>
+            </w:r>
+          </w:p>
+        </w:tc>
+      </w:tr>
+      <w:tr>
+        <w:tc>
+          <w:tcPr>
+            <w:tcW w:w="350" w:type="pct"/>
+            <w:shd w:val="clear" w:color="auto" w:fill="E7E6E6" w:themeFill="background2"/>
+          </w:tcPr>
+          <w:p>
+            <w:r>
+              <w:t>94</w:t>
+            </w:r>
+          </w:p>
+        </w:tc>
+        <w:tc>
+          <w:tcPr>
+            <w:tcW w:w="4650" w:type="pct"/>
+            <w:shd w:val="clear" w:color="auto" w:fill="E7E6E6" w:themeFill="background2"/>
+          </w:tcPr>
+          <w:p>
+            <w:r>
+              <w:t xml:space="preserve">Delivery of Training and Certification Programs </w:t>
+            </w:r>
+          </w:p>
+        </w:tc>
+      </w:tr>
+      <w:tr>
+        <w:tc>
+          <w:tcPr>
+            <w:tcW w:w="350" w:type="pct"/>
+            <w:shd w:val="clear" w:color="auto" w:fill="E7E6E6" w:themeFill="background2"/>
+          </w:tcPr>
+          <w:p>
+            <w:r>
+              <w:t>95</w:t>
+            </w:r>
+          </w:p>
+        </w:tc>
+        <w:tc>
+          <w:tcPr>
+            <w:tcW w:w="4650" w:type="pct"/>
+            <w:shd w:val="clear" w:color="auto" w:fill="E7E6E6" w:themeFill="background2"/>
+          </w:tcPr>
+          <w:p>
+            <w:r>
+              <w:t xml:space="preserve">Follow-up Subsequent to Training and Certification </w:t>
+            </w:r>
+          </w:p>
+        </w:tc>
+      </w:tr>
+      <w:tr>
+        <w:tc>
+          <w:tcPr>
+            <w:tcW w:w="350" w:type="pct"/>
+            <w:shd w:val="clear" w:color="auto" w:fill="E7E6E6" w:themeFill="background2"/>
+          </w:tcPr>
+          <w:p>
+            <w:r>
+              <w:t>96</w:t>
             </w:r>
           </w:p>
         </w:tc>
@@ -20071,16 +22727,873 @@
             <w:tcW w:w="350" w:type="pct"/>
             <w:shd w:val="clear" w:color="auto" w:fill="E7E6E6" w:themeFill="background2"/>
           </w:tcPr>
-          <w:p/>
-        </w:tc>
-        <w:tc>
-          <w:tcPr>
-            <w:tcW w:w="4650" w:type="pct"/>
-            <w:shd w:val="clear" w:color="auto" w:fill="E7E6E6" w:themeFill="background2"/>
-          </w:tcPr>
-          <w:p>
-            <w:r>
-              <w:t xml:space="preserve">Appendix 6A: Software Development Risks and Software Risk Management </w:t>
+          <w:p>
+            <w:pPr>
+              <w:rPr>
+                <w:b/>
+                <w:bCs/>
+                <w:color w:val="C00000"/>
+              </w:rPr>
+            </w:pPr>
+          </w:p>
+        </w:tc>
+        <w:tc>
+          <w:tcPr>
+            <w:tcW w:w="4650" w:type="pct"/>
+            <w:shd w:val="clear" w:color="auto" w:fill="E7E6E6" w:themeFill="background2"/>
+          </w:tcPr>
+          <w:p>
+            <w:pPr>
+              <w:rPr>
+                <w:b/>
+                <w:bCs/>
+                <w:color w:val="C00000"/>
+              </w:rPr>
+            </w:pPr>
+            <w:r>
+              <w:rPr>
+                <w:b/>
+                <w:bCs/>
+                <w:color w:val="C00000"/>
+              </w:rPr>
+              <w:t xml:space="preserve">Corrective and Preventive Actions </w:t>
+            </w:r>
+          </w:p>
+        </w:tc>
+      </w:tr>
+      <w:tr>
+        <w:tc>
+          <w:tcPr>
+            <w:tcW w:w="350" w:type="pct"/>
+            <w:shd w:val="clear" w:color="auto" w:fill="E7E6E6" w:themeFill="background2"/>
+          </w:tcPr>
+          <w:p>
+            <w:r>
+              <w:t>97</w:t>
+            </w:r>
+          </w:p>
+        </w:tc>
+        <w:tc>
+          <w:tcPr>
+            <w:tcW w:w="4650" w:type="pct"/>
+            <w:shd w:val="clear" w:color="auto" w:fill="E7E6E6" w:themeFill="background2"/>
+          </w:tcPr>
+          <w:p>
+            <w:r>
+              <w:t>Introduction: The “3S” Development Team Revisited</w:t>
+            </w:r>
+          </w:p>
+        </w:tc>
+      </w:tr>
+      <w:tr>
+        <w:tc>
+          <w:tcPr>
+            <w:tcW w:w="350" w:type="pct"/>
+            <w:shd w:val="clear" w:color="auto" w:fill="E7E6E6" w:themeFill="background2"/>
+          </w:tcPr>
+          <w:p>
+            <w:r>
+              <w:t>98</w:t>
+            </w:r>
+          </w:p>
+        </w:tc>
+        <w:tc>
+          <w:tcPr>
+            <w:tcW w:w="4650" w:type="pct"/>
+            <w:shd w:val="clear" w:color="auto" w:fill="E7E6E6" w:themeFill="background2"/>
+          </w:tcPr>
+          <w:p>
+            <w:r>
+              <w:t>Corrective and Preventive Actions – Definitions</w:t>
+            </w:r>
+          </w:p>
+        </w:tc>
+      </w:tr>
+      <w:tr>
+        <w:tc>
+          <w:tcPr>
+            <w:tcW w:w="350" w:type="pct"/>
+            <w:shd w:val="clear" w:color="auto" w:fill="E7E6E6" w:themeFill="background2"/>
+          </w:tcPr>
+          <w:p>
+            <w:r>
+              <w:t>99</w:t>
+            </w:r>
+          </w:p>
+        </w:tc>
+        <w:tc>
+          <w:tcPr>
+            <w:tcW w:w="4650" w:type="pct"/>
+            <w:shd w:val="clear" w:color="auto" w:fill="E7E6E6" w:themeFill="background2"/>
+          </w:tcPr>
+          <w:p>
+            <w:r>
+              <w:t xml:space="preserve">The Corrective and Preventive Actions Process </w:t>
+            </w:r>
+          </w:p>
+        </w:tc>
+      </w:tr>
+      <w:tr>
+        <w:tc>
+          <w:tcPr>
+            <w:tcW w:w="350" w:type="pct"/>
+            <w:shd w:val="clear" w:color="auto" w:fill="E7E6E6" w:themeFill="background2"/>
+          </w:tcPr>
+          <w:p>
+            <w:r>
+              <w:t>100</w:t>
+            </w:r>
+          </w:p>
+        </w:tc>
+        <w:tc>
+          <w:tcPr>
+            <w:tcW w:w="4650" w:type="pct"/>
+            <w:shd w:val="clear" w:color="auto" w:fill="E7E6E6" w:themeFill="background2"/>
+          </w:tcPr>
+          <w:p>
+            <w:r>
+              <w:t xml:space="preserve">Information Collection </w:t>
+            </w:r>
+          </w:p>
+        </w:tc>
+      </w:tr>
+      <w:tr>
+        <w:tc>
+          <w:tcPr>
+            <w:tcW w:w="350" w:type="pct"/>
+            <w:shd w:val="clear" w:color="auto" w:fill="E7E6E6" w:themeFill="background2"/>
+          </w:tcPr>
+          <w:p>
+            <w:r>
+              <w:t>101</w:t>
+            </w:r>
+          </w:p>
+        </w:tc>
+        <w:tc>
+          <w:tcPr>
+            <w:tcW w:w="4650" w:type="pct"/>
+            <w:shd w:val="clear" w:color="auto" w:fill="E7E6E6" w:themeFill="background2"/>
+          </w:tcPr>
+          <w:p>
+            <w:r>
+              <w:t xml:space="preserve">Analysis of Collected Information </w:t>
+            </w:r>
+          </w:p>
+        </w:tc>
+      </w:tr>
+      <w:tr>
+        <w:tc>
+          <w:tcPr>
+            <w:tcW w:w="350" w:type="pct"/>
+            <w:shd w:val="clear" w:color="auto" w:fill="E7E6E6" w:themeFill="background2"/>
+          </w:tcPr>
+          <w:p>
+            <w:r>
+              <w:t>102</w:t>
+            </w:r>
+          </w:p>
+        </w:tc>
+        <w:tc>
+          <w:tcPr>
+            <w:tcW w:w="4650" w:type="pct"/>
+            <w:shd w:val="clear" w:color="auto" w:fill="E7E6E6" w:themeFill="background2"/>
+          </w:tcPr>
+          <w:p>
+            <w:r>
+              <w:t xml:space="preserve">Development of Solutions and Their Implementation </w:t>
+            </w:r>
+          </w:p>
+        </w:tc>
+      </w:tr>
+      <w:tr>
+        <w:tc>
+          <w:tcPr>
+            <w:tcW w:w="350" w:type="pct"/>
+            <w:shd w:val="clear" w:color="auto" w:fill="E7E6E6" w:themeFill="background2"/>
+          </w:tcPr>
+          <w:p>
+            <w:r>
+              <w:t>103</w:t>
+            </w:r>
+          </w:p>
+        </w:tc>
+        <w:tc>
+          <w:tcPr>
+            <w:tcW w:w="4650" w:type="pct"/>
+            <w:shd w:val="clear" w:color="auto" w:fill="E7E6E6" w:themeFill="background2"/>
+          </w:tcPr>
+          <w:p>
+            <w:r>
+              <w:t>Follow-up of Activities</w:t>
+            </w:r>
+          </w:p>
+        </w:tc>
+      </w:tr>
+      <w:tr>
+        <w:tc>
+          <w:tcPr>
+            <w:tcW w:w="350" w:type="pct"/>
+            <w:shd w:val="clear" w:color="auto" w:fill="E7E6E6" w:themeFill="background2"/>
+          </w:tcPr>
+          <w:p>
+            <w:r>
+              <w:t>104</w:t>
+            </w:r>
+          </w:p>
+        </w:tc>
+        <w:tc>
+          <w:tcPr>
+            <w:tcW w:w="4650" w:type="pct"/>
+            <w:shd w:val="clear" w:color="auto" w:fill="E7E6E6" w:themeFill="background2"/>
+          </w:tcPr>
+          <w:p>
+            <w:r>
+              <w:t xml:space="preserve">Organizing for Preventive and Corrective Actions </w:t>
+            </w:r>
+          </w:p>
+        </w:tc>
+      </w:tr>
+      <w:tr>
+        <w:tc>
+          <w:tcPr>
+            <w:tcW w:w="350" w:type="pct"/>
+            <w:shd w:val="clear" w:color="auto" w:fill="E7E6E6" w:themeFill="background2"/>
+          </w:tcPr>
+          <w:p>
+            <w:r>
+              <w:t>105</w:t>
+            </w:r>
+          </w:p>
+        </w:tc>
+        <w:tc>
+          <w:tcPr>
+            <w:tcW w:w="4650" w:type="pct"/>
+            <w:shd w:val="clear" w:color="auto" w:fill="E7E6E6" w:themeFill="background2"/>
+          </w:tcPr>
+          <w:p>
+            <w:r>
+              <w:t xml:space="preserve">Summary </w:t>
+            </w:r>
+          </w:p>
+        </w:tc>
+      </w:tr>
+      <w:tr>
+        <w:tc>
+          <w:tcPr>
+            <w:tcW w:w="350" w:type="pct"/>
+            <w:shd w:val="clear" w:color="auto" w:fill="E7E6E6" w:themeFill="background2"/>
+          </w:tcPr>
+          <w:p/>
+        </w:tc>
+        <w:tc>
+          <w:tcPr>
+            <w:tcW w:w="4650" w:type="pct"/>
+            <w:shd w:val="clear" w:color="auto" w:fill="E7E6E6" w:themeFill="background2"/>
+          </w:tcPr>
+          <w:p>
+            <w:r>
+              <w:t>Selected Bibliography</w:t>
+            </w:r>
+          </w:p>
+        </w:tc>
+      </w:tr>
+      <w:tr>
+        <w:tc>
+          <w:tcPr>
+            <w:tcW w:w="350" w:type="pct"/>
+            <w:shd w:val="clear" w:color="auto" w:fill="E7E6E6" w:themeFill="background2"/>
+          </w:tcPr>
+          <w:p/>
+        </w:tc>
+        <w:tc>
+          <w:tcPr>
+            <w:tcW w:w="4650" w:type="pct"/>
+            <w:shd w:val="clear" w:color="auto" w:fill="E7E6E6" w:themeFill="background2"/>
+          </w:tcPr>
+          <w:p>
+            <w:r>
+              <w:t xml:space="preserve">Review Questions </w:t>
+            </w:r>
+          </w:p>
+        </w:tc>
+      </w:tr>
+      <w:tr>
+        <w:tc>
+          <w:tcPr>
+            <w:tcW w:w="350" w:type="pct"/>
+            <w:shd w:val="clear" w:color="auto" w:fill="E7E6E6" w:themeFill="background2"/>
+          </w:tcPr>
+          <w:p/>
+        </w:tc>
+        <w:tc>
+          <w:tcPr>
+            <w:tcW w:w="4650" w:type="pct"/>
+            <w:shd w:val="clear" w:color="auto" w:fill="E7E6E6" w:themeFill="background2"/>
+          </w:tcPr>
+          <w:p>
+            <w:r>
+              <w:t xml:space="preserve">Topics for Discussion </w:t>
+            </w:r>
+          </w:p>
+        </w:tc>
+      </w:tr>
+      <w:tr>
+        <w:tc>
+          <w:tcPr>
+            <w:tcW w:w="350" w:type="pct"/>
+            <w:shd w:val="clear" w:color="auto" w:fill="E7E6E6" w:themeFill="background2"/>
+          </w:tcPr>
+          <w:p>
+            <w:pPr>
+              <w:rPr>
+                <w:b/>
+                <w:bCs/>
+                <w:color w:val="C00000"/>
+              </w:rPr>
+            </w:pPr>
+          </w:p>
+        </w:tc>
+        <w:tc>
+          <w:tcPr>
+            <w:tcW w:w="4650" w:type="pct"/>
+            <w:shd w:val="clear" w:color="auto" w:fill="E7E6E6" w:themeFill="background2"/>
+          </w:tcPr>
+          <w:p>
+            <w:pPr>
+              <w:rPr>
+                <w:b/>
+                <w:bCs/>
+                <w:color w:val="C00000"/>
+              </w:rPr>
+            </w:pPr>
+            <w:r>
+              <w:rPr>
+                <w:b/>
+                <w:bCs/>
+                <w:color w:val="C00000"/>
+              </w:rPr>
+              <w:t xml:space="preserve">Configuration Management </w:t>
+            </w:r>
+          </w:p>
+        </w:tc>
+      </w:tr>
+      <w:tr>
+        <w:tc>
+          <w:tcPr>
+            <w:tcW w:w="350" w:type="pct"/>
+            <w:shd w:val="clear" w:color="auto" w:fill="E7E6E6" w:themeFill="background2"/>
+          </w:tcPr>
+          <w:p>
+            <w:r>
+              <w:t>106</w:t>
+            </w:r>
+          </w:p>
+        </w:tc>
+        <w:tc>
+          <w:tcPr>
+            <w:tcW w:w="4650" w:type="pct"/>
+            <w:shd w:val="clear" w:color="auto" w:fill="E7E6E6" w:themeFill="background2"/>
+          </w:tcPr>
+          <w:p>
+            <w:r>
+              <w:t xml:space="preserve">Software Configuration, Its Items and its Management </w:t>
+            </w:r>
+          </w:p>
+        </w:tc>
+      </w:tr>
+      <w:tr>
+        <w:tc>
+          <w:tcPr>
+            <w:tcW w:w="350" w:type="pct"/>
+            <w:shd w:val="clear" w:color="auto" w:fill="E7E6E6" w:themeFill="background2"/>
+          </w:tcPr>
+          <w:p>
+            <w:r>
+              <w:t>107</w:t>
+            </w:r>
+          </w:p>
+        </w:tc>
+        <w:tc>
+          <w:tcPr>
+            <w:tcW w:w="4650" w:type="pct"/>
+            <w:shd w:val="clear" w:color="auto" w:fill="E7E6E6" w:themeFill="background2"/>
+          </w:tcPr>
+          <w:p>
+            <w:r>
+              <w:t xml:space="preserve">Software Configuration Management – Tasks and Organization </w:t>
+            </w:r>
+          </w:p>
+        </w:tc>
+      </w:tr>
+      <w:tr>
+        <w:tc>
+          <w:tcPr>
+            <w:tcW w:w="350" w:type="pct"/>
+            <w:shd w:val="clear" w:color="auto" w:fill="E7E6E6" w:themeFill="background2"/>
+          </w:tcPr>
+          <w:p>
+            <w:r>
+              <w:t>108</w:t>
+            </w:r>
+          </w:p>
+        </w:tc>
+        <w:tc>
+          <w:tcPr>
+            <w:tcW w:w="4650" w:type="pct"/>
+            <w:shd w:val="clear" w:color="auto" w:fill="E7E6E6" w:themeFill="background2"/>
+          </w:tcPr>
+          <w:p>
+            <w:r>
+              <w:t xml:space="preserve">Software Change Control </w:t>
+            </w:r>
+          </w:p>
+        </w:tc>
+      </w:tr>
+      <w:tr>
+        <w:tc>
+          <w:tcPr>
+            <w:tcW w:w="350" w:type="pct"/>
+            <w:shd w:val="clear" w:color="auto" w:fill="E7E6E6" w:themeFill="background2"/>
+          </w:tcPr>
+          <w:p>
+            <w:r>
+              <w:t>109</w:t>
+            </w:r>
+          </w:p>
+        </w:tc>
+        <w:tc>
+          <w:tcPr>
+            <w:tcW w:w="4650" w:type="pct"/>
+            <w:shd w:val="clear" w:color="auto" w:fill="E7E6E6" w:themeFill="background2"/>
+          </w:tcPr>
+          <w:p>
+            <w:r>
+              <w:t xml:space="preserve">Release of Software Configuration Versions </w:t>
+            </w:r>
+          </w:p>
+        </w:tc>
+      </w:tr>
+      <w:tr>
+        <w:tc>
+          <w:tcPr>
+            <w:tcW w:w="350" w:type="pct"/>
+            <w:shd w:val="clear" w:color="auto" w:fill="E7E6E6" w:themeFill="background2"/>
+          </w:tcPr>
+          <w:p>
+            <w:r>
+              <w:t>110</w:t>
+            </w:r>
+          </w:p>
+        </w:tc>
+        <w:tc>
+          <w:tcPr>
+            <w:tcW w:w="4650" w:type="pct"/>
+            <w:shd w:val="clear" w:color="auto" w:fill="E7E6E6" w:themeFill="background2"/>
+          </w:tcPr>
+          <w:p>
+            <w:r>
+              <w:t xml:space="preserve">Provision of SCM Information Services </w:t>
+            </w:r>
+          </w:p>
+        </w:tc>
+      </w:tr>
+      <w:tr>
+        <w:tc>
+          <w:tcPr>
+            <w:tcW w:w="350" w:type="pct"/>
+            <w:shd w:val="clear" w:color="auto" w:fill="E7E6E6" w:themeFill="background2"/>
+          </w:tcPr>
+          <w:p>
+            <w:r>
+              <w:t>111</w:t>
+            </w:r>
+          </w:p>
+        </w:tc>
+        <w:tc>
+          <w:tcPr>
+            <w:tcW w:w="4650" w:type="pct"/>
+            <w:shd w:val="clear" w:color="auto" w:fill="E7E6E6" w:themeFill="background2"/>
+          </w:tcPr>
+          <w:p>
+            <w:r>
+              <w:t xml:space="preserve">Software Configuration Management Audits </w:t>
+            </w:r>
+          </w:p>
+        </w:tc>
+      </w:tr>
+      <w:tr>
+        <w:tc>
+          <w:tcPr>
+            <w:tcW w:w="350" w:type="pct"/>
+            <w:shd w:val="clear" w:color="auto" w:fill="E7E6E6" w:themeFill="background2"/>
+          </w:tcPr>
+          <w:p>
+            <w:r>
+              <w:t>112</w:t>
+            </w:r>
+          </w:p>
+        </w:tc>
+        <w:tc>
+          <w:tcPr>
+            <w:tcW w:w="4650" w:type="pct"/>
+            <w:shd w:val="clear" w:color="auto" w:fill="E7E6E6" w:themeFill="background2"/>
+          </w:tcPr>
+          <w:p>
+            <w:r>
+              <w:t xml:space="preserve">Computerized Tools for Managing Software Configuration </w:t>
+            </w:r>
+          </w:p>
+        </w:tc>
+      </w:tr>
+      <w:tr>
+        <w:tc>
+          <w:tcPr>
+            <w:tcW w:w="350" w:type="pct"/>
+            <w:shd w:val="clear" w:color="auto" w:fill="E7E6E6" w:themeFill="background2"/>
+          </w:tcPr>
+          <w:p>
+            <w:r>
+              <w:t>113</w:t>
+            </w:r>
+          </w:p>
+        </w:tc>
+        <w:tc>
+          <w:tcPr>
+            <w:tcW w:w="4650" w:type="pct"/>
+            <w:shd w:val="clear" w:color="auto" w:fill="E7E6E6" w:themeFill="background2"/>
+          </w:tcPr>
+          <w:p>
+            <w:r>
+              <w:t xml:space="preserve">Summary </w:t>
+            </w:r>
+          </w:p>
+        </w:tc>
+      </w:tr>
+      <w:tr>
+        <w:tc>
+          <w:tcPr>
+            <w:tcW w:w="350" w:type="pct"/>
+            <w:shd w:val="clear" w:color="auto" w:fill="E7E6E6" w:themeFill="background2"/>
+          </w:tcPr>
+          <w:p/>
+        </w:tc>
+        <w:tc>
+          <w:tcPr>
+            <w:tcW w:w="4650" w:type="pct"/>
+            <w:shd w:val="clear" w:color="auto" w:fill="E7E6E6" w:themeFill="background2"/>
+          </w:tcPr>
+          <w:p>
+            <w:r>
+              <w:t xml:space="preserve">Selected Bibliography </w:t>
+            </w:r>
+          </w:p>
+        </w:tc>
+      </w:tr>
+      <w:tr>
+        <w:tc>
+          <w:tcPr>
+            <w:tcW w:w="350" w:type="pct"/>
+            <w:shd w:val="clear" w:color="auto" w:fill="E7E6E6" w:themeFill="background2"/>
+          </w:tcPr>
+          <w:p/>
+        </w:tc>
+        <w:tc>
+          <w:tcPr>
+            <w:tcW w:w="4650" w:type="pct"/>
+            <w:shd w:val="clear" w:color="auto" w:fill="E7E6E6" w:themeFill="background2"/>
+          </w:tcPr>
+          <w:p>
+            <w:r>
+              <w:t xml:space="preserve">Review Questions </w:t>
+            </w:r>
+          </w:p>
+        </w:tc>
+      </w:tr>
+      <w:tr>
+        <w:tc>
+          <w:tcPr>
+            <w:tcW w:w="350" w:type="pct"/>
+            <w:shd w:val="clear" w:color="auto" w:fill="E7E6E6" w:themeFill="background2"/>
+          </w:tcPr>
+          <w:p/>
+        </w:tc>
+        <w:tc>
+          <w:tcPr>
+            <w:tcW w:w="4650" w:type="pct"/>
+            <w:shd w:val="clear" w:color="auto" w:fill="E7E6E6" w:themeFill="background2"/>
+          </w:tcPr>
+          <w:p>
+            <w:r>
+              <w:t xml:space="preserve">Topics for Discussion </w:t>
+            </w:r>
+          </w:p>
+        </w:tc>
+      </w:tr>
+      <w:tr>
+        <w:tc>
+          <w:tcPr>
+            <w:tcW w:w="350" w:type="pct"/>
+            <w:shd w:val="clear" w:color="auto" w:fill="E7E6E6" w:themeFill="background2"/>
+          </w:tcPr>
+          <w:p>
+            <w:pPr>
+              <w:rPr>
+                <w:b/>
+                <w:bCs/>
+                <w:color w:val="C00000"/>
+              </w:rPr>
+            </w:pPr>
+          </w:p>
+        </w:tc>
+        <w:tc>
+          <w:tcPr>
+            <w:tcW w:w="4650" w:type="pct"/>
+            <w:shd w:val="clear" w:color="auto" w:fill="E7E6E6" w:themeFill="background2"/>
+          </w:tcPr>
+          <w:p>
+            <w:pPr>
+              <w:rPr>
+                <w:b/>
+                <w:bCs/>
+                <w:color w:val="C00000"/>
+              </w:rPr>
+            </w:pPr>
+            <w:r>
+              <w:rPr>
+                <w:b/>
+                <w:bCs/>
+                <w:color w:val="C00000"/>
+              </w:rPr>
+              <w:t xml:space="preserve">Documentation Control </w:t>
+            </w:r>
+          </w:p>
+        </w:tc>
+      </w:tr>
+      <w:tr>
+        <w:tc>
+          <w:tcPr>
+            <w:tcW w:w="350" w:type="pct"/>
+            <w:shd w:val="clear" w:color="auto" w:fill="E7E6E6" w:themeFill="background2"/>
+          </w:tcPr>
+          <w:p>
+            <w:r>
+              <w:t>114</w:t>
+            </w:r>
+          </w:p>
+        </w:tc>
+        <w:tc>
+          <w:tcPr>
+            <w:tcW w:w="4650" w:type="pct"/>
+            <w:shd w:val="clear" w:color="auto" w:fill="E7E6E6" w:themeFill="background2"/>
+          </w:tcPr>
+          <w:p>
+            <w:r>
+              <w:t>Introduction: Where is the Documentation?</w:t>
+            </w:r>
+          </w:p>
+        </w:tc>
+      </w:tr>
+      <w:tr>
+        <w:tc>
+          <w:tcPr>
+            <w:tcW w:w="350" w:type="pct"/>
+            <w:shd w:val="clear" w:color="auto" w:fill="E7E6E6" w:themeFill="background2"/>
+          </w:tcPr>
+          <w:p>
+            <w:r>
+              <w:t>115</w:t>
+            </w:r>
+          </w:p>
+        </w:tc>
+        <w:tc>
+          <w:tcPr>
+            <w:tcW w:w="4650" w:type="pct"/>
+            <w:shd w:val="clear" w:color="auto" w:fill="E7E6E6" w:themeFill="background2"/>
+          </w:tcPr>
+          <w:p>
+            <w:r>
+              <w:t>Controlled Documents and Quality Records</w:t>
+            </w:r>
+          </w:p>
+        </w:tc>
+      </w:tr>
+      <w:tr>
+        <w:tc>
+          <w:tcPr>
+            <w:tcW w:w="350" w:type="pct"/>
+            <w:shd w:val="clear" w:color="auto" w:fill="E7E6E6" w:themeFill="background2"/>
+          </w:tcPr>
+          <w:p>
+            <w:r>
+              <w:t>116</w:t>
+            </w:r>
+          </w:p>
+        </w:tc>
+        <w:tc>
+          <w:tcPr>
+            <w:tcW w:w="4650" w:type="pct"/>
+            <w:shd w:val="clear" w:color="auto" w:fill="E7E6E6" w:themeFill="background2"/>
+          </w:tcPr>
+          <w:p>
+            <w:r>
+              <w:t xml:space="preserve">The Controlled Documents List </w:t>
+            </w:r>
+          </w:p>
+        </w:tc>
+      </w:tr>
+      <w:tr>
+        <w:tc>
+          <w:tcPr>
+            <w:tcW w:w="350" w:type="pct"/>
+            <w:shd w:val="clear" w:color="auto" w:fill="E7E6E6" w:themeFill="background2"/>
+          </w:tcPr>
+          <w:p>
+            <w:r>
+              <w:t>117</w:t>
+            </w:r>
+          </w:p>
+        </w:tc>
+        <w:tc>
+          <w:tcPr>
+            <w:tcW w:w="4650" w:type="pct"/>
+            <w:shd w:val="clear" w:color="auto" w:fill="E7E6E6" w:themeFill="background2"/>
+          </w:tcPr>
+          <w:p>
+            <w:r>
+              <w:t xml:space="preserve">Controlled Document Preparation </w:t>
+            </w:r>
+          </w:p>
+        </w:tc>
+      </w:tr>
+      <w:tr>
+        <w:tc>
+          <w:tcPr>
+            <w:tcW w:w="350" w:type="pct"/>
+            <w:shd w:val="clear" w:color="auto" w:fill="E7E6E6" w:themeFill="background2"/>
+          </w:tcPr>
+          <w:p>
+            <w:r>
+              <w:t>118</w:t>
+            </w:r>
+          </w:p>
+        </w:tc>
+        <w:tc>
+          <w:tcPr>
+            <w:tcW w:w="4650" w:type="pct"/>
+            <w:shd w:val="clear" w:color="auto" w:fill="E7E6E6" w:themeFill="background2"/>
+          </w:tcPr>
+          <w:p>
+            <w:r>
+              <w:t xml:space="preserve">Issues of Controlled Document Approval </w:t>
+            </w:r>
+          </w:p>
+        </w:tc>
+      </w:tr>
+      <w:tr>
+        <w:tc>
+          <w:tcPr>
+            <w:tcW w:w="350" w:type="pct"/>
+            <w:shd w:val="clear" w:color="auto" w:fill="E7E6E6" w:themeFill="background2"/>
+          </w:tcPr>
+          <w:p>
+            <w:r>
+              <w:t>119</w:t>
+            </w:r>
+          </w:p>
+        </w:tc>
+        <w:tc>
+          <w:tcPr>
+            <w:tcW w:w="4650" w:type="pct"/>
+            <w:shd w:val="clear" w:color="auto" w:fill="E7E6E6" w:themeFill="background2"/>
+          </w:tcPr>
+          <w:p>
+            <w:r>
+              <w:t xml:space="preserve">Issues of Controlled Document Storage and Retrieval </w:t>
+            </w:r>
+          </w:p>
+        </w:tc>
+      </w:tr>
+      <w:tr>
+        <w:tc>
+          <w:tcPr>
+            <w:tcW w:w="350" w:type="pct"/>
+            <w:shd w:val="clear" w:color="auto" w:fill="E7E6E6" w:themeFill="background2"/>
+          </w:tcPr>
+          <w:p>
+            <w:r>
+              <w:lastRenderedPageBreak/>
+              <w:t>120</w:t>
+            </w:r>
+          </w:p>
+        </w:tc>
+        <w:tc>
+          <w:tcPr>
+            <w:tcW w:w="4650" w:type="pct"/>
+            <w:shd w:val="clear" w:color="auto" w:fill="E7E6E6" w:themeFill="background2"/>
+          </w:tcPr>
+          <w:p>
+            <w:r>
+              <w:t xml:space="preserve">Summary </w:t>
+            </w:r>
+          </w:p>
+        </w:tc>
+      </w:tr>
+      <w:tr>
+        <w:tc>
+          <w:tcPr>
+            <w:tcW w:w="350" w:type="pct"/>
+            <w:shd w:val="clear" w:color="auto" w:fill="E7E6E6" w:themeFill="background2"/>
+          </w:tcPr>
+          <w:p/>
+        </w:tc>
+        <w:tc>
+          <w:tcPr>
+            <w:tcW w:w="4650" w:type="pct"/>
+            <w:shd w:val="clear" w:color="auto" w:fill="E7E6E6" w:themeFill="background2"/>
+          </w:tcPr>
+          <w:p>
+            <w:r>
+              <w:t xml:space="preserve">Selected Bibliography </w:t>
+            </w:r>
+          </w:p>
+        </w:tc>
+      </w:tr>
+      <w:tr>
+        <w:tc>
+          <w:tcPr>
+            <w:tcW w:w="350" w:type="pct"/>
+            <w:shd w:val="clear" w:color="auto" w:fill="E7E6E6" w:themeFill="background2"/>
+          </w:tcPr>
+          <w:p/>
+        </w:tc>
+        <w:tc>
+          <w:tcPr>
+            <w:tcW w:w="4650" w:type="pct"/>
+            <w:shd w:val="clear" w:color="auto" w:fill="E7E6E6" w:themeFill="background2"/>
+          </w:tcPr>
+          <w:p>
+            <w:r>
+              <w:t xml:space="preserve">Review Questions </w:t>
+            </w:r>
+          </w:p>
+        </w:tc>
+      </w:tr>
+      <w:tr>
+        <w:tc>
+          <w:tcPr>
+            <w:tcW w:w="350" w:type="pct"/>
+            <w:shd w:val="clear" w:color="auto" w:fill="E7E6E6" w:themeFill="background2"/>
+          </w:tcPr>
+          <w:p/>
+        </w:tc>
+        <w:tc>
+          <w:tcPr>
+            <w:tcW w:w="4650" w:type="pct"/>
+            <w:shd w:val="clear" w:color="auto" w:fill="E7E6E6" w:themeFill="background2"/>
+          </w:tcPr>
+          <w:p>
+            <w:r>
+              <w:t xml:space="preserve">Topics for Discussion </w:t>
             </w:r>
           </w:p>
         </w:tc>
@@ -20117,14 +23630,7 @@
                 <w:b/>
                 <w:bCs/>
               </w:rPr>
-              <w:t xml:space="preserve">Part-03: </w:t>
-            </w:r>
-            <w:r>
-              <w:rPr>
-                <w:b/>
-                <w:bCs/>
-              </w:rPr>
-              <w:t xml:space="preserve">SQA Components in the Project Life Cycle </w:t>
+              <w:t xml:space="preserve">Part-05: Management Components of Software Quality </w:t>
             </w:r>
           </w:p>
         </w:tc>
@@ -20164,116 +23670,116 @@
                 <w:bCs/>
                 <w:color w:val="C00000"/>
               </w:rPr>
-              <w:t xml:space="preserve">Integrating Quality Activities in the Project Life Cycle </w:t>
-            </w:r>
-          </w:p>
-        </w:tc>
-      </w:tr>
-      <w:tr>
-        <w:tc>
-          <w:tcPr>
-            <w:tcW w:w="350" w:type="pct"/>
-            <w:shd w:val="clear" w:color="auto" w:fill="E7E6E6" w:themeFill="background2"/>
-          </w:tcPr>
-          <w:p>
-            <w:r>
-              <w:t>40</w:t>
-            </w:r>
-          </w:p>
-        </w:tc>
-        <w:tc>
-          <w:tcPr>
-            <w:tcW w:w="4650" w:type="pct"/>
-            <w:shd w:val="clear" w:color="auto" w:fill="E7E6E6" w:themeFill="background2"/>
-          </w:tcPr>
-          <w:p>
-            <w:r>
-              <w:t xml:space="preserve">Classic and Other Software Development Methodologies </w:t>
-            </w:r>
-          </w:p>
-        </w:tc>
-      </w:tr>
-      <w:tr>
-        <w:tc>
-          <w:tcPr>
-            <w:tcW w:w="350" w:type="pct"/>
-            <w:shd w:val="clear" w:color="auto" w:fill="E7E6E6" w:themeFill="background2"/>
-          </w:tcPr>
-          <w:p>
-            <w:r>
-              <w:t>41</w:t>
-            </w:r>
-          </w:p>
-        </w:tc>
-        <w:tc>
-          <w:tcPr>
-            <w:tcW w:w="4650" w:type="pct"/>
-            <w:shd w:val="clear" w:color="auto" w:fill="E7E6E6" w:themeFill="background2"/>
-          </w:tcPr>
-          <w:p>
-            <w:r>
-              <w:t xml:space="preserve">Factors Affecting Intensity of Quality Assurance Activities in the Development Process </w:t>
-            </w:r>
-          </w:p>
-        </w:tc>
-      </w:tr>
-      <w:tr>
-        <w:tc>
-          <w:tcPr>
-            <w:tcW w:w="350" w:type="pct"/>
-            <w:shd w:val="clear" w:color="auto" w:fill="E7E6E6" w:themeFill="background2"/>
-          </w:tcPr>
-          <w:p>
-            <w:r>
-              <w:t>42</w:t>
-            </w:r>
-          </w:p>
-        </w:tc>
-        <w:tc>
-          <w:tcPr>
-            <w:tcW w:w="4650" w:type="pct"/>
-            <w:shd w:val="clear" w:color="auto" w:fill="E7E6E6" w:themeFill="background2"/>
-          </w:tcPr>
-          <w:p>
-            <w:r>
-              <w:t xml:space="preserve">Verification, Validation and Qualification </w:t>
-            </w:r>
-          </w:p>
-        </w:tc>
-      </w:tr>
-      <w:tr>
-        <w:tc>
-          <w:tcPr>
-            <w:tcW w:w="350" w:type="pct"/>
-            <w:shd w:val="clear" w:color="auto" w:fill="E7E6E6" w:themeFill="background2"/>
-          </w:tcPr>
-          <w:p>
-            <w:r>
-              <w:t>43</w:t>
-            </w:r>
-          </w:p>
-        </w:tc>
-        <w:tc>
-          <w:tcPr>
-            <w:tcW w:w="4650" w:type="pct"/>
-            <w:shd w:val="clear" w:color="auto" w:fill="E7E6E6" w:themeFill="background2"/>
-          </w:tcPr>
-          <w:p>
-            <w:r>
-              <w:t xml:space="preserve">A Model for SQA Defect Removal Effectiveness and Cost </w:t>
-            </w:r>
-          </w:p>
-        </w:tc>
-      </w:tr>
-      <w:tr>
-        <w:tc>
-          <w:tcPr>
-            <w:tcW w:w="350" w:type="pct"/>
-            <w:shd w:val="clear" w:color="auto" w:fill="E7E6E6" w:themeFill="background2"/>
-          </w:tcPr>
-          <w:p>
-            <w:r>
-              <w:t>44</w:t>
+              <w:t xml:space="preserve">Project Progress Control </w:t>
+            </w:r>
+          </w:p>
+        </w:tc>
+      </w:tr>
+      <w:tr>
+        <w:tc>
+          <w:tcPr>
+            <w:tcW w:w="350" w:type="pct"/>
+            <w:shd w:val="clear" w:color="auto" w:fill="E7E6E6" w:themeFill="background2"/>
+          </w:tcPr>
+          <w:p>
+            <w:r>
+              <w:t>121</w:t>
+            </w:r>
+          </w:p>
+        </w:tc>
+        <w:tc>
+          <w:tcPr>
+            <w:tcW w:w="4650" w:type="pct"/>
+            <w:shd w:val="clear" w:color="auto" w:fill="E7E6E6" w:themeFill="background2"/>
+          </w:tcPr>
+          <w:p>
+            <w:r>
+              <w:t xml:space="preserve">The Components of Project Progress Control </w:t>
+            </w:r>
+          </w:p>
+        </w:tc>
+      </w:tr>
+      <w:tr>
+        <w:tc>
+          <w:tcPr>
+            <w:tcW w:w="350" w:type="pct"/>
+            <w:shd w:val="clear" w:color="auto" w:fill="E7E6E6" w:themeFill="background2"/>
+          </w:tcPr>
+          <w:p>
+            <w:r>
+              <w:t>122</w:t>
+            </w:r>
+          </w:p>
+        </w:tc>
+        <w:tc>
+          <w:tcPr>
+            <w:tcW w:w="4650" w:type="pct"/>
+            <w:shd w:val="clear" w:color="auto" w:fill="E7E6E6" w:themeFill="background2"/>
+          </w:tcPr>
+          <w:p>
+            <w:r>
+              <w:t xml:space="preserve">Progress Control of Internal Projects and External Participants </w:t>
+            </w:r>
+          </w:p>
+        </w:tc>
+      </w:tr>
+      <w:tr>
+        <w:tc>
+          <w:tcPr>
+            <w:tcW w:w="350" w:type="pct"/>
+            <w:shd w:val="clear" w:color="auto" w:fill="E7E6E6" w:themeFill="background2"/>
+          </w:tcPr>
+          <w:p>
+            <w:r>
+              <w:t>123</w:t>
+            </w:r>
+          </w:p>
+        </w:tc>
+        <w:tc>
+          <w:tcPr>
+            <w:tcW w:w="4650" w:type="pct"/>
+            <w:shd w:val="clear" w:color="auto" w:fill="E7E6E6" w:themeFill="background2"/>
+          </w:tcPr>
+          <w:p>
+            <w:r>
+              <w:t xml:space="preserve">Implementation of Project Progress Control Regimes </w:t>
+            </w:r>
+          </w:p>
+        </w:tc>
+      </w:tr>
+      <w:tr>
+        <w:tc>
+          <w:tcPr>
+            <w:tcW w:w="350" w:type="pct"/>
+            <w:shd w:val="clear" w:color="auto" w:fill="E7E6E6" w:themeFill="background2"/>
+          </w:tcPr>
+          <w:p>
+            <w:r>
+              <w:t>124</w:t>
+            </w:r>
+          </w:p>
+        </w:tc>
+        <w:tc>
+          <w:tcPr>
+            <w:tcW w:w="4650" w:type="pct"/>
+            <w:shd w:val="clear" w:color="auto" w:fill="E7E6E6" w:themeFill="background2"/>
+          </w:tcPr>
+          <w:p>
+            <w:r>
+              <w:t xml:space="preserve">Computerized Tools for Software Progress Control </w:t>
+            </w:r>
+          </w:p>
+        </w:tc>
+      </w:tr>
+      <w:tr>
+        <w:tc>
+          <w:tcPr>
+            <w:tcW w:w="350" w:type="pct"/>
+            <w:shd w:val="clear" w:color="auto" w:fill="E7E6E6" w:themeFill="background2"/>
+          </w:tcPr>
+          <w:p>
+            <w:r>
+              <w:t>125</w:t>
             </w:r>
           </w:p>
         </w:tc>
@@ -20304,7 +23810,7 @@
           </w:tcPr>
           <w:p>
             <w:r>
-              <w:t xml:space="preserve">Selected Bibliography </w:t>
+              <w:t>Selected Bibliography</w:t>
             </w:r>
           </w:p>
         </w:tc>
@@ -20384,140 +23890,164 @@
                 <w:bCs/>
                 <w:color w:val="C00000"/>
               </w:rPr>
-              <w:t xml:space="preserve">Reviews </w:t>
-            </w:r>
-          </w:p>
-        </w:tc>
-      </w:tr>
-      <w:tr>
-        <w:tc>
-          <w:tcPr>
-            <w:tcW w:w="350" w:type="pct"/>
-            <w:shd w:val="clear" w:color="auto" w:fill="E7E6E6" w:themeFill="background2"/>
-          </w:tcPr>
-          <w:p>
-            <w:r>
-              <w:t>45</w:t>
-            </w:r>
-          </w:p>
-        </w:tc>
-        <w:tc>
-          <w:tcPr>
-            <w:tcW w:w="4650" w:type="pct"/>
-            <w:shd w:val="clear" w:color="auto" w:fill="E7E6E6" w:themeFill="background2"/>
-          </w:tcPr>
-          <w:p>
-            <w:r>
-              <w:t xml:space="preserve">Review Objectives </w:t>
-            </w:r>
-          </w:p>
-        </w:tc>
-      </w:tr>
-      <w:tr>
-        <w:tc>
-          <w:tcPr>
-            <w:tcW w:w="350" w:type="pct"/>
-            <w:shd w:val="clear" w:color="auto" w:fill="E7E6E6" w:themeFill="background2"/>
-          </w:tcPr>
-          <w:p>
-            <w:r>
-              <w:t>46</w:t>
-            </w:r>
-          </w:p>
-        </w:tc>
-        <w:tc>
-          <w:tcPr>
-            <w:tcW w:w="4650" w:type="pct"/>
-            <w:shd w:val="clear" w:color="auto" w:fill="E7E6E6" w:themeFill="background2"/>
-          </w:tcPr>
-          <w:p>
-            <w:r>
-              <w:t xml:space="preserve">Formal Design Reviews (DRs) </w:t>
-            </w:r>
-          </w:p>
-        </w:tc>
-      </w:tr>
-      <w:tr>
-        <w:tc>
-          <w:tcPr>
-            <w:tcW w:w="350" w:type="pct"/>
-            <w:shd w:val="clear" w:color="auto" w:fill="E7E6E6" w:themeFill="background2"/>
-          </w:tcPr>
-          <w:p>
-            <w:r>
-              <w:t>47</w:t>
-            </w:r>
-          </w:p>
-        </w:tc>
-        <w:tc>
-          <w:tcPr>
-            <w:tcW w:w="4650" w:type="pct"/>
-            <w:shd w:val="clear" w:color="auto" w:fill="E7E6E6" w:themeFill="background2"/>
-          </w:tcPr>
-          <w:p>
-            <w:r>
-              <w:t xml:space="preserve">Peer Reviews </w:t>
-            </w:r>
-          </w:p>
-        </w:tc>
-      </w:tr>
-      <w:tr>
-        <w:tc>
-          <w:tcPr>
-            <w:tcW w:w="350" w:type="pct"/>
-            <w:shd w:val="clear" w:color="auto" w:fill="E7E6E6" w:themeFill="background2"/>
-          </w:tcPr>
-          <w:p>
-            <w:r>
-              <w:t>48</w:t>
-            </w:r>
-          </w:p>
-        </w:tc>
-        <w:tc>
-          <w:tcPr>
-            <w:tcW w:w="4650" w:type="pct"/>
-            <w:shd w:val="clear" w:color="auto" w:fill="E7E6E6" w:themeFill="background2"/>
-          </w:tcPr>
-          <w:p>
-            <w:r>
-              <w:t xml:space="preserve">A Comparison of the Team Review Methods </w:t>
-            </w:r>
-          </w:p>
-        </w:tc>
-      </w:tr>
-      <w:tr>
-        <w:tc>
-          <w:tcPr>
-            <w:tcW w:w="350" w:type="pct"/>
-            <w:shd w:val="clear" w:color="auto" w:fill="E7E6E6" w:themeFill="background2"/>
-          </w:tcPr>
-          <w:p>
-            <w:r>
-              <w:t>49</w:t>
-            </w:r>
-          </w:p>
-        </w:tc>
-        <w:tc>
-          <w:tcPr>
-            <w:tcW w:w="4650" w:type="pct"/>
-            <w:shd w:val="clear" w:color="auto" w:fill="E7E6E6" w:themeFill="background2"/>
-          </w:tcPr>
-          <w:p>
-            <w:r>
-              <w:t xml:space="preserve">Expert Opinions </w:t>
-            </w:r>
-          </w:p>
-        </w:tc>
-      </w:tr>
-      <w:tr>
-        <w:tc>
-          <w:tcPr>
-            <w:tcW w:w="350" w:type="pct"/>
-            <w:shd w:val="clear" w:color="auto" w:fill="E7E6E6" w:themeFill="background2"/>
-          </w:tcPr>
-          <w:p>
-            <w:r>
-              <w:t>50</w:t>
+              <w:t>Software Quality Metrics</w:t>
+            </w:r>
+          </w:p>
+        </w:tc>
+      </w:tr>
+      <w:tr>
+        <w:tc>
+          <w:tcPr>
+            <w:tcW w:w="350" w:type="pct"/>
+            <w:shd w:val="clear" w:color="auto" w:fill="E7E6E6" w:themeFill="background2"/>
+          </w:tcPr>
+          <w:p>
+            <w:r>
+              <w:t>126</w:t>
+            </w:r>
+          </w:p>
+        </w:tc>
+        <w:tc>
+          <w:tcPr>
+            <w:tcW w:w="4650" w:type="pct"/>
+            <w:shd w:val="clear" w:color="auto" w:fill="E7E6E6" w:themeFill="background2"/>
+          </w:tcPr>
+          <w:p>
+            <w:r>
+              <w:t xml:space="preserve">Objectives of Quality Measurement </w:t>
+            </w:r>
+          </w:p>
+        </w:tc>
+      </w:tr>
+      <w:tr>
+        <w:tc>
+          <w:tcPr>
+            <w:tcW w:w="350" w:type="pct"/>
+            <w:shd w:val="clear" w:color="auto" w:fill="E7E6E6" w:themeFill="background2"/>
+          </w:tcPr>
+          <w:p>
+            <w:r>
+              <w:t>127</w:t>
+            </w:r>
+          </w:p>
+        </w:tc>
+        <w:tc>
+          <w:tcPr>
+            <w:tcW w:w="4650" w:type="pct"/>
+            <w:shd w:val="clear" w:color="auto" w:fill="E7E6E6" w:themeFill="background2"/>
+          </w:tcPr>
+          <w:p>
+            <w:r>
+              <w:t xml:space="preserve">Classification of Software Quality Metrics </w:t>
+            </w:r>
+          </w:p>
+        </w:tc>
+      </w:tr>
+      <w:tr>
+        <w:tc>
+          <w:tcPr>
+            <w:tcW w:w="350" w:type="pct"/>
+            <w:shd w:val="clear" w:color="auto" w:fill="E7E6E6" w:themeFill="background2"/>
+          </w:tcPr>
+          <w:p>
+            <w:r>
+              <w:t>128</w:t>
+            </w:r>
+          </w:p>
+        </w:tc>
+        <w:tc>
+          <w:tcPr>
+            <w:tcW w:w="4650" w:type="pct"/>
+            <w:shd w:val="clear" w:color="auto" w:fill="E7E6E6" w:themeFill="background2"/>
+          </w:tcPr>
+          <w:p>
+            <w:r>
+              <w:t>Process Metrics</w:t>
+            </w:r>
+          </w:p>
+        </w:tc>
+      </w:tr>
+      <w:tr>
+        <w:tc>
+          <w:tcPr>
+            <w:tcW w:w="350" w:type="pct"/>
+            <w:shd w:val="clear" w:color="auto" w:fill="E7E6E6" w:themeFill="background2"/>
+          </w:tcPr>
+          <w:p>
+            <w:r>
+              <w:t>129</w:t>
+            </w:r>
+          </w:p>
+        </w:tc>
+        <w:tc>
+          <w:tcPr>
+            <w:tcW w:w="4650" w:type="pct"/>
+            <w:shd w:val="clear" w:color="auto" w:fill="E7E6E6" w:themeFill="background2"/>
+          </w:tcPr>
+          <w:p>
+            <w:r>
+              <w:t xml:space="preserve">Product Metrics </w:t>
+            </w:r>
+          </w:p>
+        </w:tc>
+      </w:tr>
+      <w:tr>
+        <w:tc>
+          <w:tcPr>
+            <w:tcW w:w="350" w:type="pct"/>
+            <w:shd w:val="clear" w:color="auto" w:fill="E7E6E6" w:themeFill="background2"/>
+          </w:tcPr>
+          <w:p>
+            <w:r>
+              <w:t>130</w:t>
+            </w:r>
+          </w:p>
+        </w:tc>
+        <w:tc>
+          <w:tcPr>
+            <w:tcW w:w="4650" w:type="pct"/>
+            <w:shd w:val="clear" w:color="auto" w:fill="E7E6E6" w:themeFill="background2"/>
+          </w:tcPr>
+          <w:p>
+            <w:r>
+              <w:t xml:space="preserve">Implementation of Software Quality Metrics  </w:t>
+            </w:r>
+          </w:p>
+        </w:tc>
+      </w:tr>
+      <w:tr>
+        <w:tc>
+          <w:tcPr>
+            <w:tcW w:w="350" w:type="pct"/>
+            <w:shd w:val="clear" w:color="auto" w:fill="E7E6E6" w:themeFill="background2"/>
+          </w:tcPr>
+          <w:p>
+            <w:r>
+              <w:t>131</w:t>
+            </w:r>
+          </w:p>
+        </w:tc>
+        <w:tc>
+          <w:tcPr>
+            <w:tcW w:w="4650" w:type="pct"/>
+            <w:shd w:val="clear" w:color="auto" w:fill="E7E6E6" w:themeFill="background2"/>
+          </w:tcPr>
+          <w:p>
+            <w:r>
+              <w:t xml:space="preserve">Limitations of Software Metrics </w:t>
+            </w:r>
+          </w:p>
+        </w:tc>
+      </w:tr>
+      <w:tr>
+        <w:tc>
+          <w:tcPr>
+            <w:tcW w:w="350" w:type="pct"/>
+            <w:shd w:val="clear" w:color="auto" w:fill="E7E6E6" w:themeFill="background2"/>
+          </w:tcPr>
+          <w:p>
+            <w:r>
+              <w:t>132</w:t>
             </w:r>
           </w:p>
         </w:tc>
@@ -20548,7 +24078,7 @@
           </w:tcPr>
           <w:p>
             <w:r>
-              <w:t xml:space="preserve">Selected Bibliography </w:t>
+              <w:t>Selected Bibliography</w:t>
             </w:r>
           </w:p>
         </w:tc>
@@ -20608,47 +24138,7 @@
           </w:tcPr>
           <w:p>
             <w:r>
-              <w:t>Appendix 8A: DR Report Form</w:t>
-            </w:r>
-          </w:p>
-        </w:tc>
-      </w:tr>
-      <w:tr>
-        <w:tc>
-          <w:tcPr>
-            <w:tcW w:w="350" w:type="pct"/>
-            <w:shd w:val="clear" w:color="auto" w:fill="E7E6E6" w:themeFill="background2"/>
-          </w:tcPr>
-          <w:p/>
-        </w:tc>
-        <w:tc>
-          <w:tcPr>
-            <w:tcW w:w="4650" w:type="pct"/>
-            <w:shd w:val="clear" w:color="auto" w:fill="E7E6E6" w:themeFill="background2"/>
-          </w:tcPr>
-          <w:p>
-            <w:r>
-              <w:t xml:space="preserve">Appendix 8B: Inspection Session Findings Report From </w:t>
-            </w:r>
-          </w:p>
-        </w:tc>
-      </w:tr>
-      <w:tr>
-        <w:tc>
-          <w:tcPr>
-            <w:tcW w:w="350" w:type="pct"/>
-            <w:shd w:val="clear" w:color="auto" w:fill="E7E6E6" w:themeFill="background2"/>
-          </w:tcPr>
-          <w:p/>
-        </w:tc>
-        <w:tc>
-          <w:tcPr>
-            <w:tcW w:w="4650" w:type="pct"/>
-            <w:shd w:val="clear" w:color="auto" w:fill="E7E6E6" w:themeFill="background2"/>
-          </w:tcPr>
-          <w:p>
-            <w:r>
-              <w:t xml:space="preserve">Appendix 8C: Inspection Session Summary Report </w:t>
+              <w:t xml:space="preserve">Appendix 21A: The Function Point Method </w:t>
             </w:r>
           </w:p>
         </w:tc>
@@ -20688,140 +24178,140 @@
                 <w:bCs/>
                 <w:color w:val="C00000"/>
               </w:rPr>
-              <w:t xml:space="preserve">Software Testing – Strategies </w:t>
-            </w:r>
-          </w:p>
-        </w:tc>
-      </w:tr>
-      <w:tr>
-        <w:tc>
-          <w:tcPr>
-            <w:tcW w:w="350" w:type="pct"/>
-            <w:shd w:val="clear" w:color="auto" w:fill="E7E6E6" w:themeFill="background2"/>
-          </w:tcPr>
-          <w:p>
-            <w:r>
-              <w:t>51</w:t>
-            </w:r>
-          </w:p>
-        </w:tc>
-        <w:tc>
-          <w:tcPr>
-            <w:tcW w:w="4650" w:type="pct"/>
-            <w:shd w:val="clear" w:color="auto" w:fill="E7E6E6" w:themeFill="background2"/>
-          </w:tcPr>
-          <w:p>
-            <w:r>
-              <w:t>Definition and Objectives</w:t>
-            </w:r>
-          </w:p>
-        </w:tc>
-      </w:tr>
-      <w:tr>
-        <w:tc>
-          <w:tcPr>
-            <w:tcW w:w="350" w:type="pct"/>
-            <w:shd w:val="clear" w:color="auto" w:fill="E7E6E6" w:themeFill="background2"/>
-          </w:tcPr>
-          <w:p>
-            <w:r>
-              <w:t>52</w:t>
-            </w:r>
-          </w:p>
-        </w:tc>
-        <w:tc>
-          <w:tcPr>
-            <w:tcW w:w="4650" w:type="pct"/>
-            <w:shd w:val="clear" w:color="auto" w:fill="E7E6E6" w:themeFill="background2"/>
-          </w:tcPr>
-          <w:p>
-            <w:r>
-              <w:t xml:space="preserve">Software Testing Strategies </w:t>
-            </w:r>
-          </w:p>
-        </w:tc>
-      </w:tr>
-      <w:tr>
-        <w:tc>
-          <w:tcPr>
-            <w:tcW w:w="350" w:type="pct"/>
-            <w:shd w:val="clear" w:color="auto" w:fill="E7E6E6" w:themeFill="background2"/>
-          </w:tcPr>
-          <w:p>
-            <w:r>
-              <w:t>53</w:t>
-            </w:r>
-          </w:p>
-        </w:tc>
-        <w:tc>
-          <w:tcPr>
-            <w:tcW w:w="4650" w:type="pct"/>
-            <w:shd w:val="clear" w:color="auto" w:fill="E7E6E6" w:themeFill="background2"/>
-          </w:tcPr>
-          <w:p>
-            <w:r>
-              <w:t xml:space="preserve">Software Test Classifications </w:t>
-            </w:r>
-          </w:p>
-        </w:tc>
-      </w:tr>
-      <w:tr>
-        <w:tc>
-          <w:tcPr>
-            <w:tcW w:w="350" w:type="pct"/>
-            <w:shd w:val="clear" w:color="auto" w:fill="E7E6E6" w:themeFill="background2"/>
-          </w:tcPr>
-          <w:p>
-            <w:r>
-              <w:t>54</w:t>
-            </w:r>
-          </w:p>
-        </w:tc>
-        <w:tc>
-          <w:tcPr>
-            <w:tcW w:w="4650" w:type="pct"/>
-            <w:shd w:val="clear" w:color="auto" w:fill="E7E6E6" w:themeFill="background2"/>
-          </w:tcPr>
-          <w:p>
-            <w:r>
-              <w:t xml:space="preserve">White Box Testing </w:t>
-            </w:r>
-          </w:p>
-        </w:tc>
-      </w:tr>
-      <w:tr>
-        <w:tc>
-          <w:tcPr>
-            <w:tcW w:w="350" w:type="pct"/>
-            <w:shd w:val="clear" w:color="auto" w:fill="E7E6E6" w:themeFill="background2"/>
-          </w:tcPr>
-          <w:p>
-            <w:r>
-              <w:t>55</w:t>
-            </w:r>
-          </w:p>
-        </w:tc>
-        <w:tc>
-          <w:tcPr>
-            <w:tcW w:w="4650" w:type="pct"/>
-            <w:shd w:val="clear" w:color="auto" w:fill="E7E6E6" w:themeFill="background2"/>
-          </w:tcPr>
-          <w:p>
-            <w:r>
-              <w:t xml:space="preserve">Black Box Testing </w:t>
-            </w:r>
-          </w:p>
-        </w:tc>
-      </w:tr>
-      <w:tr>
-        <w:tc>
-          <w:tcPr>
-            <w:tcW w:w="350" w:type="pct"/>
-            <w:shd w:val="clear" w:color="auto" w:fill="E7E6E6" w:themeFill="background2"/>
-          </w:tcPr>
-          <w:p>
-            <w:r>
-              <w:t>56</w:t>
+              <w:t xml:space="preserve">Costs of Software Quality </w:t>
+            </w:r>
+          </w:p>
+        </w:tc>
+      </w:tr>
+      <w:tr>
+        <w:tc>
+          <w:tcPr>
+            <w:tcW w:w="350" w:type="pct"/>
+            <w:shd w:val="clear" w:color="auto" w:fill="E7E6E6" w:themeFill="background2"/>
+          </w:tcPr>
+          <w:p>
+            <w:r>
+              <w:t>133</w:t>
+            </w:r>
+          </w:p>
+        </w:tc>
+        <w:tc>
+          <w:tcPr>
+            <w:tcW w:w="4650" w:type="pct"/>
+            <w:shd w:val="clear" w:color="auto" w:fill="E7E6E6" w:themeFill="background2"/>
+          </w:tcPr>
+          <w:p>
+            <w:r>
+              <w:t xml:space="preserve">Objectives of Cost of Software Quality Metrics </w:t>
+            </w:r>
+          </w:p>
+        </w:tc>
+      </w:tr>
+      <w:tr>
+        <w:tc>
+          <w:tcPr>
+            <w:tcW w:w="350" w:type="pct"/>
+            <w:shd w:val="clear" w:color="auto" w:fill="E7E6E6" w:themeFill="background2"/>
+          </w:tcPr>
+          <w:p>
+            <w:r>
+              <w:t>134</w:t>
+            </w:r>
+          </w:p>
+        </w:tc>
+        <w:tc>
+          <w:tcPr>
+            <w:tcW w:w="4650" w:type="pct"/>
+            <w:shd w:val="clear" w:color="auto" w:fill="E7E6E6" w:themeFill="background2"/>
+          </w:tcPr>
+          <w:p>
+            <w:r>
+              <w:t xml:space="preserve">The Classic Model of Cost of Software Quality </w:t>
+            </w:r>
+          </w:p>
+        </w:tc>
+      </w:tr>
+      <w:tr>
+        <w:tc>
+          <w:tcPr>
+            <w:tcW w:w="350" w:type="pct"/>
+            <w:shd w:val="clear" w:color="auto" w:fill="E7E6E6" w:themeFill="background2"/>
+          </w:tcPr>
+          <w:p>
+            <w:r>
+              <w:t>135</w:t>
+            </w:r>
+          </w:p>
+        </w:tc>
+        <w:tc>
+          <w:tcPr>
+            <w:tcW w:w="4650" w:type="pct"/>
+            <w:shd w:val="clear" w:color="auto" w:fill="E7E6E6" w:themeFill="background2"/>
+          </w:tcPr>
+          <w:p>
+            <w:r>
+              <w:t xml:space="preserve">An Extended Model for Cost of Software Quality </w:t>
+            </w:r>
+          </w:p>
+        </w:tc>
+      </w:tr>
+      <w:tr>
+        <w:tc>
+          <w:tcPr>
+            <w:tcW w:w="350" w:type="pct"/>
+            <w:shd w:val="clear" w:color="auto" w:fill="E7E6E6" w:themeFill="background2"/>
+          </w:tcPr>
+          <w:p>
+            <w:r>
+              <w:t>136</w:t>
+            </w:r>
+          </w:p>
+        </w:tc>
+        <w:tc>
+          <w:tcPr>
+            <w:tcW w:w="4650" w:type="pct"/>
+            <w:shd w:val="clear" w:color="auto" w:fill="E7E6E6" w:themeFill="background2"/>
+          </w:tcPr>
+          <w:p>
+            <w:r>
+              <w:t xml:space="preserve">Application of a Cost of Software Quality System </w:t>
+            </w:r>
+          </w:p>
+        </w:tc>
+      </w:tr>
+      <w:tr>
+        <w:tc>
+          <w:tcPr>
+            <w:tcW w:w="350" w:type="pct"/>
+            <w:shd w:val="clear" w:color="auto" w:fill="E7E6E6" w:themeFill="background2"/>
+          </w:tcPr>
+          <w:p>
+            <w:r>
+              <w:t>137</w:t>
+            </w:r>
+          </w:p>
+        </w:tc>
+        <w:tc>
+          <w:tcPr>
+            <w:tcW w:w="4650" w:type="pct"/>
+            <w:shd w:val="clear" w:color="auto" w:fill="E7E6E6" w:themeFill="background2"/>
+          </w:tcPr>
+          <w:p>
+            <w:r>
+              <w:t xml:space="preserve">Problems in the Application of Cost of Software Quality Metrics </w:t>
+            </w:r>
+          </w:p>
+        </w:tc>
+      </w:tr>
+      <w:tr>
+        <w:tc>
+          <w:tcPr>
+            <w:tcW w:w="350" w:type="pct"/>
+            <w:shd w:val="clear" w:color="auto" w:fill="E7E6E6" w:themeFill="background2"/>
+          </w:tcPr>
+          <w:p>
+            <w:r>
+              <w:t>138</w:t>
             </w:r>
           </w:p>
         </w:tc>
@@ -20852,7 +24342,7 @@
           </w:tcPr>
           <w:p>
             <w:r>
-              <w:t xml:space="preserve">Selected Bibliography </w:t>
+              <w:t>Selected Bibliography</w:t>
             </w:r>
           </w:p>
         </w:tc>
@@ -20901,14 +24391,13 @@
         <w:tc>
           <w:tcPr>
             <w:tcW w:w="350" w:type="pct"/>
-            <w:shd w:val="clear" w:color="auto" w:fill="E7E6E6" w:themeFill="background2"/>
+            <w:shd w:val="clear" w:color="auto" w:fill="FFD966" w:themeFill="accent4" w:themeFillTint="99"/>
           </w:tcPr>
           <w:p>
             <w:pPr>
               <w:rPr>
                 <w:b/>
                 <w:bCs/>
-                <w:color w:val="C00000"/>
               </w:rPr>
             </w:pPr>
           </w:p>
@@ -20916,23 +24405,369 @@
         <w:tc>
           <w:tcPr>
             <w:tcW w:w="4650" w:type="pct"/>
-            <w:shd w:val="clear" w:color="auto" w:fill="E7E6E6" w:themeFill="background2"/>
+            <w:shd w:val="clear" w:color="auto" w:fill="FFD966" w:themeFill="accent4" w:themeFillTint="99"/>
           </w:tcPr>
           <w:p>
             <w:pPr>
               <w:rPr>
                 <w:b/>
                 <w:bCs/>
-                <w:color w:val="C00000"/>
               </w:rPr>
             </w:pPr>
             <w:r>
               <w:rPr>
                 <w:b/>
                 <w:bCs/>
-                <w:color w:val="C00000"/>
-              </w:rPr>
-              <w:t xml:space="preserve">Software Testing – Implementation </w:t>
+              </w:rPr>
+              <w:t xml:space="preserve">Part-06: Standards, Certification and Assessment </w:t>
+            </w:r>
+          </w:p>
+        </w:tc>
+      </w:tr>
+      <w:tr>
+        <w:tc>
+          <w:tcPr>
+            <w:tcW w:w="350" w:type="pct"/>
+            <w:shd w:val="clear" w:color="auto" w:fill="E7E6E6" w:themeFill="background2"/>
+          </w:tcPr>
+          <w:p>
+            <w:pPr>
+              <w:rPr>
+                <w:b/>
+                <w:bCs/>
+                <w:color w:val="C00000"/>
+              </w:rPr>
+            </w:pPr>
+          </w:p>
+        </w:tc>
+        <w:tc>
+          <w:tcPr>
+            <w:tcW w:w="4650" w:type="pct"/>
+            <w:shd w:val="clear" w:color="auto" w:fill="E7E6E6" w:themeFill="background2"/>
+          </w:tcPr>
+          <w:p>
+            <w:pPr>
+              <w:rPr>
+                <w:b/>
+                <w:bCs/>
+                <w:color w:val="C00000"/>
+              </w:rPr>
+            </w:pPr>
+            <w:r>
+              <w:rPr>
+                <w:b/>
+                <w:bCs/>
+                <w:color w:val="C00000"/>
+              </w:rPr>
+              <w:t xml:space="preserve">Quality Management Standards </w:t>
+            </w:r>
+          </w:p>
+        </w:tc>
+      </w:tr>
+      <w:tr>
+        <w:tc>
+          <w:tcPr>
+            <w:tcW w:w="350" w:type="pct"/>
+            <w:shd w:val="clear" w:color="auto" w:fill="E7E6E6" w:themeFill="background2"/>
+          </w:tcPr>
+          <w:p>
+            <w:r>
+              <w:t>139</w:t>
+            </w:r>
+          </w:p>
+        </w:tc>
+        <w:tc>
+          <w:tcPr>
+            <w:tcW w:w="4650" w:type="pct"/>
+            <w:shd w:val="clear" w:color="auto" w:fill="E7E6E6" w:themeFill="background2"/>
+          </w:tcPr>
+          <w:p>
+            <w:r>
+              <w:t>The Scope of Quality Management Standards</w:t>
+            </w:r>
+          </w:p>
+        </w:tc>
+      </w:tr>
+      <w:tr>
+        <w:tc>
+          <w:tcPr>
+            <w:tcW w:w="350" w:type="pct"/>
+            <w:shd w:val="clear" w:color="auto" w:fill="E7E6E6" w:themeFill="background2"/>
+          </w:tcPr>
+          <w:p>
+            <w:r>
+              <w:t>140</w:t>
+            </w:r>
+          </w:p>
+        </w:tc>
+        <w:tc>
+          <w:tcPr>
+            <w:tcW w:w="4650" w:type="pct"/>
+            <w:shd w:val="clear" w:color="auto" w:fill="E7E6E6" w:themeFill="background2"/>
+          </w:tcPr>
+          <w:p>
+            <w:r>
+              <w:t>ISO 9001 and ISO 9000-3</w:t>
+            </w:r>
+          </w:p>
+        </w:tc>
+      </w:tr>
+      <w:tr>
+        <w:tc>
+          <w:tcPr>
+            <w:tcW w:w="350" w:type="pct"/>
+            <w:shd w:val="clear" w:color="auto" w:fill="E7E6E6" w:themeFill="background2"/>
+          </w:tcPr>
+          <w:p>
+            <w:r>
+              <w:t>141</w:t>
+            </w:r>
+          </w:p>
+        </w:tc>
+        <w:tc>
+          <w:tcPr>
+            <w:tcW w:w="4650" w:type="pct"/>
+            <w:shd w:val="clear" w:color="auto" w:fill="E7E6E6" w:themeFill="background2"/>
+          </w:tcPr>
+          <w:p>
+            <w:r>
+              <w:t>Certification According to ISO 9000-3</w:t>
+            </w:r>
+          </w:p>
+        </w:tc>
+      </w:tr>
+      <w:tr>
+        <w:tc>
+          <w:tcPr>
+            <w:tcW w:w="350" w:type="pct"/>
+            <w:shd w:val="clear" w:color="auto" w:fill="E7E6E6" w:themeFill="background2"/>
+          </w:tcPr>
+          <w:p>
+            <w:r>
+              <w:t>142</w:t>
+            </w:r>
+          </w:p>
+        </w:tc>
+        <w:tc>
+          <w:tcPr>
+            <w:tcW w:w="4650" w:type="pct"/>
+            <w:shd w:val="clear" w:color="auto" w:fill="E7E6E6" w:themeFill="background2"/>
+          </w:tcPr>
+          <w:p>
+            <w:r>
+              <w:t xml:space="preserve">Capability Maturity Models – CMM and CMMI Assessment Methodology </w:t>
+            </w:r>
+          </w:p>
+        </w:tc>
+      </w:tr>
+      <w:tr>
+        <w:tc>
+          <w:tcPr>
+            <w:tcW w:w="350" w:type="pct"/>
+            <w:shd w:val="clear" w:color="auto" w:fill="E7E6E6" w:themeFill="background2"/>
+          </w:tcPr>
+          <w:p>
+            <w:r>
+              <w:t>143</w:t>
+            </w:r>
+          </w:p>
+        </w:tc>
+        <w:tc>
+          <w:tcPr>
+            <w:tcW w:w="4650" w:type="pct"/>
+            <w:shd w:val="clear" w:color="auto" w:fill="E7E6E6" w:themeFill="background2"/>
+          </w:tcPr>
+          <w:p>
+            <w:r>
+              <w:t xml:space="preserve">The Bootstrap Methodology </w:t>
+            </w:r>
+          </w:p>
+        </w:tc>
+      </w:tr>
+      <w:tr>
+        <w:tc>
+          <w:tcPr>
+            <w:tcW w:w="350" w:type="pct"/>
+            <w:shd w:val="clear" w:color="auto" w:fill="E7E6E6" w:themeFill="background2"/>
+          </w:tcPr>
+          <w:p>
+            <w:r>
+              <w:t>144</w:t>
+            </w:r>
+          </w:p>
+        </w:tc>
+        <w:tc>
+          <w:tcPr>
+            <w:tcW w:w="4650" w:type="pct"/>
+            <w:shd w:val="clear" w:color="auto" w:fill="E7E6E6" w:themeFill="background2"/>
+          </w:tcPr>
+          <w:p>
+            <w:r>
+              <w:t>The SPICE Project and the ISO/IEC 15504 Software Process Assessment Standard</w:t>
+            </w:r>
+          </w:p>
+        </w:tc>
+      </w:tr>
+      <w:tr>
+        <w:tc>
+          <w:tcPr>
+            <w:tcW w:w="350" w:type="pct"/>
+            <w:shd w:val="clear" w:color="auto" w:fill="E7E6E6" w:themeFill="background2"/>
+          </w:tcPr>
+          <w:p>
+            <w:r>
+              <w:t>145</w:t>
+            </w:r>
+          </w:p>
+        </w:tc>
+        <w:tc>
+          <w:tcPr>
+            <w:tcW w:w="4650" w:type="pct"/>
+            <w:shd w:val="clear" w:color="auto" w:fill="E7E6E6" w:themeFill="background2"/>
+          </w:tcPr>
+          <w:p>
+            <w:r>
+              <w:t xml:space="preserve">Summary </w:t>
+            </w:r>
+          </w:p>
+        </w:tc>
+      </w:tr>
+      <w:tr>
+        <w:tc>
+          <w:tcPr>
+            <w:tcW w:w="350" w:type="pct"/>
+            <w:shd w:val="clear" w:color="auto" w:fill="E7E6E6" w:themeFill="background2"/>
+          </w:tcPr>
+          <w:p/>
+        </w:tc>
+        <w:tc>
+          <w:tcPr>
+            <w:tcW w:w="4650" w:type="pct"/>
+            <w:shd w:val="clear" w:color="auto" w:fill="E7E6E6" w:themeFill="background2"/>
+          </w:tcPr>
+          <w:p>
+            <w:r>
+              <w:t>Selected Bibliography</w:t>
+            </w:r>
+          </w:p>
+        </w:tc>
+      </w:tr>
+      <w:tr>
+        <w:tc>
+          <w:tcPr>
+            <w:tcW w:w="350" w:type="pct"/>
+            <w:shd w:val="clear" w:color="auto" w:fill="E7E6E6" w:themeFill="background2"/>
+          </w:tcPr>
+          <w:p/>
+        </w:tc>
+        <w:tc>
+          <w:tcPr>
+            <w:tcW w:w="4650" w:type="pct"/>
+            <w:shd w:val="clear" w:color="auto" w:fill="E7E6E6" w:themeFill="background2"/>
+          </w:tcPr>
+          <w:p>
+            <w:r>
+              <w:t xml:space="preserve">Review Questions </w:t>
+            </w:r>
+          </w:p>
+        </w:tc>
+      </w:tr>
+      <w:tr>
+        <w:tc>
+          <w:tcPr>
+            <w:tcW w:w="350" w:type="pct"/>
+            <w:shd w:val="clear" w:color="auto" w:fill="E7E6E6" w:themeFill="background2"/>
+          </w:tcPr>
+          <w:p/>
+        </w:tc>
+        <w:tc>
+          <w:tcPr>
+            <w:tcW w:w="4650" w:type="pct"/>
+            <w:shd w:val="clear" w:color="auto" w:fill="E7E6E6" w:themeFill="background2"/>
+          </w:tcPr>
+          <w:p>
+            <w:r>
+              <w:t xml:space="preserve">Topics for Discussion </w:t>
+            </w:r>
+          </w:p>
+        </w:tc>
+      </w:tr>
+      <w:tr>
+        <w:tc>
+          <w:tcPr>
+            <w:tcW w:w="350" w:type="pct"/>
+            <w:shd w:val="clear" w:color="auto" w:fill="E7E6E6" w:themeFill="background2"/>
+          </w:tcPr>
+          <w:p/>
+        </w:tc>
+        <w:tc>
+          <w:tcPr>
+            <w:tcW w:w="4650" w:type="pct"/>
+            <w:shd w:val="clear" w:color="auto" w:fill="E7E6E6" w:themeFill="background2"/>
+          </w:tcPr>
+          <w:p>
+            <w:r>
+              <w:t xml:space="preserve">Appendix 23A: CMMI Process Areas </w:t>
+            </w:r>
+          </w:p>
+        </w:tc>
+      </w:tr>
+      <w:tr>
+        <w:tc>
+          <w:tcPr>
+            <w:tcW w:w="350" w:type="pct"/>
+            <w:shd w:val="clear" w:color="auto" w:fill="E7E6E6" w:themeFill="background2"/>
+          </w:tcPr>
+          <w:p/>
+        </w:tc>
+        <w:tc>
+          <w:tcPr>
+            <w:tcW w:w="4650" w:type="pct"/>
+            <w:shd w:val="clear" w:color="auto" w:fill="E7E6E6" w:themeFill="background2"/>
+          </w:tcPr>
+          <w:p>
+            <w:r>
+              <w:t>Appendix 23B: ISO/IEC 15504 Model Processes</w:t>
+            </w:r>
+          </w:p>
+        </w:tc>
+      </w:tr>
+      <w:tr>
+        <w:tc>
+          <w:tcPr>
+            <w:tcW w:w="350" w:type="pct"/>
+            <w:shd w:val="clear" w:color="auto" w:fill="E7E6E6" w:themeFill="background2"/>
+          </w:tcPr>
+          <w:p>
+            <w:pPr>
+              <w:rPr>
+                <w:b/>
+                <w:bCs/>
+                <w:color w:val="C00000"/>
+              </w:rPr>
+            </w:pPr>
+          </w:p>
+        </w:tc>
+        <w:tc>
+          <w:tcPr>
+            <w:tcW w:w="4650" w:type="pct"/>
+            <w:shd w:val="clear" w:color="auto" w:fill="E7E6E6" w:themeFill="background2"/>
+          </w:tcPr>
+          <w:p>
+            <w:pPr>
+              <w:rPr>
+                <w:b/>
+                <w:bCs/>
+                <w:color w:val="C00000"/>
+              </w:rPr>
+            </w:pPr>
+            <w:r>
+              <w:rPr>
+                <w:b/>
+                <w:bCs/>
+                <w:color w:val="C00000"/>
+              </w:rPr>
+              <w:t xml:space="preserve">SQA Project Process Standards – IEEE Software Engineering Standards </w:t>
             </w:r>
           </w:p>
         </w:tc>
@@ -20946,3740 +24781,6 @@
           <w:p>
             <w:r>
               <w:lastRenderedPageBreak/>
-              <w:t>57</w:t>
-            </w:r>
-          </w:p>
-        </w:tc>
-        <w:tc>
-          <w:tcPr>
-            <w:tcW w:w="4650" w:type="pct"/>
-            <w:shd w:val="clear" w:color="auto" w:fill="E7E6E6" w:themeFill="background2"/>
-          </w:tcPr>
-          <w:p>
-            <w:r>
-              <w:t xml:space="preserve">The Testing Process </w:t>
-            </w:r>
-          </w:p>
-        </w:tc>
-      </w:tr>
-      <w:tr>
-        <w:tc>
-          <w:tcPr>
-            <w:tcW w:w="350" w:type="pct"/>
-            <w:shd w:val="clear" w:color="auto" w:fill="E7E6E6" w:themeFill="background2"/>
-          </w:tcPr>
-          <w:p>
-            <w:r>
-              <w:t>58</w:t>
-            </w:r>
-          </w:p>
-        </w:tc>
-        <w:tc>
-          <w:tcPr>
-            <w:tcW w:w="4650" w:type="pct"/>
-            <w:shd w:val="clear" w:color="auto" w:fill="E7E6E6" w:themeFill="background2"/>
-          </w:tcPr>
-          <w:p>
-            <w:r>
-              <w:t xml:space="preserve">Test Case Design </w:t>
-            </w:r>
-          </w:p>
-        </w:tc>
-      </w:tr>
-      <w:tr>
-        <w:tc>
-          <w:tcPr>
-            <w:tcW w:w="350" w:type="pct"/>
-            <w:shd w:val="clear" w:color="auto" w:fill="E7E6E6" w:themeFill="background2"/>
-          </w:tcPr>
-          <w:p>
-            <w:r>
-              <w:t>59</w:t>
-            </w:r>
-          </w:p>
-        </w:tc>
-        <w:tc>
-          <w:tcPr>
-            <w:tcW w:w="4650" w:type="pct"/>
-            <w:shd w:val="clear" w:color="auto" w:fill="E7E6E6" w:themeFill="background2"/>
-          </w:tcPr>
-          <w:p>
-            <w:r>
-              <w:t xml:space="preserve">Automated Testing </w:t>
-            </w:r>
-          </w:p>
-        </w:tc>
-      </w:tr>
-      <w:tr>
-        <w:tc>
-          <w:tcPr>
-            <w:tcW w:w="350" w:type="pct"/>
-            <w:shd w:val="clear" w:color="auto" w:fill="E7E6E6" w:themeFill="background2"/>
-          </w:tcPr>
-          <w:p>
-            <w:r>
-              <w:t>60</w:t>
-            </w:r>
-          </w:p>
-        </w:tc>
-        <w:tc>
-          <w:tcPr>
-            <w:tcW w:w="4650" w:type="pct"/>
-            <w:shd w:val="clear" w:color="auto" w:fill="E7E6E6" w:themeFill="background2"/>
-          </w:tcPr>
-          <w:p>
-            <w:r>
-              <w:t xml:space="preserve">Alpha and Beta Site Testing Programs </w:t>
-            </w:r>
-          </w:p>
-        </w:tc>
-      </w:tr>
-      <w:tr>
-        <w:tc>
-          <w:tcPr>
-            <w:tcW w:w="350" w:type="pct"/>
-            <w:shd w:val="clear" w:color="auto" w:fill="E7E6E6" w:themeFill="background2"/>
-          </w:tcPr>
-          <w:p>
-            <w:r>
-              <w:t>61</w:t>
-            </w:r>
-          </w:p>
-        </w:tc>
-        <w:tc>
-          <w:tcPr>
-            <w:tcW w:w="4650" w:type="pct"/>
-            <w:shd w:val="clear" w:color="auto" w:fill="E7E6E6" w:themeFill="background2"/>
-          </w:tcPr>
-          <w:p>
-            <w:r>
-              <w:t xml:space="preserve">Summary </w:t>
-            </w:r>
-          </w:p>
-        </w:tc>
-      </w:tr>
-      <w:tr>
-        <w:tc>
-          <w:tcPr>
-            <w:tcW w:w="350" w:type="pct"/>
-            <w:shd w:val="clear" w:color="auto" w:fill="E7E6E6" w:themeFill="background2"/>
-          </w:tcPr>
-          <w:p/>
-        </w:tc>
-        <w:tc>
-          <w:tcPr>
-            <w:tcW w:w="4650" w:type="pct"/>
-            <w:shd w:val="clear" w:color="auto" w:fill="E7E6E6" w:themeFill="background2"/>
-          </w:tcPr>
-          <w:p>
-            <w:r>
-              <w:t xml:space="preserve">Selected Bibliography </w:t>
-            </w:r>
-          </w:p>
-        </w:tc>
-      </w:tr>
-      <w:tr>
-        <w:tc>
-          <w:tcPr>
-            <w:tcW w:w="350" w:type="pct"/>
-            <w:shd w:val="clear" w:color="auto" w:fill="E7E6E6" w:themeFill="background2"/>
-          </w:tcPr>
-          <w:p/>
-        </w:tc>
-        <w:tc>
-          <w:tcPr>
-            <w:tcW w:w="4650" w:type="pct"/>
-            <w:shd w:val="clear" w:color="auto" w:fill="E7E6E6" w:themeFill="background2"/>
-          </w:tcPr>
-          <w:p>
-            <w:r>
-              <w:t xml:space="preserve">Review Questions </w:t>
-            </w:r>
-          </w:p>
-        </w:tc>
-      </w:tr>
-      <w:tr>
-        <w:tc>
-          <w:tcPr>
-            <w:tcW w:w="350" w:type="pct"/>
-            <w:shd w:val="clear" w:color="auto" w:fill="E7E6E6" w:themeFill="background2"/>
-          </w:tcPr>
-          <w:p/>
-        </w:tc>
-        <w:tc>
-          <w:tcPr>
-            <w:tcW w:w="4650" w:type="pct"/>
-            <w:shd w:val="clear" w:color="auto" w:fill="E7E6E6" w:themeFill="background2"/>
-          </w:tcPr>
-          <w:p>
-            <w:r>
-              <w:t xml:space="preserve">Topics for Discussion </w:t>
-            </w:r>
-          </w:p>
-        </w:tc>
-      </w:tr>
-      <w:tr>
-        <w:tc>
-          <w:tcPr>
-            <w:tcW w:w="350" w:type="pct"/>
-            <w:shd w:val="clear" w:color="auto" w:fill="E7E6E6" w:themeFill="background2"/>
-          </w:tcPr>
-          <w:p>
-            <w:pPr>
-              <w:rPr>
-                <w:b/>
-                <w:bCs/>
-                <w:color w:val="C00000"/>
-              </w:rPr>
-            </w:pPr>
-          </w:p>
-        </w:tc>
-        <w:tc>
-          <w:tcPr>
-            <w:tcW w:w="4650" w:type="pct"/>
-            <w:shd w:val="clear" w:color="auto" w:fill="E7E6E6" w:themeFill="background2"/>
-          </w:tcPr>
-          <w:p>
-            <w:pPr>
-              <w:rPr>
-                <w:b/>
-                <w:bCs/>
-                <w:color w:val="C00000"/>
-              </w:rPr>
-            </w:pPr>
-            <w:r>
-              <w:rPr>
-                <w:b/>
-                <w:bCs/>
-                <w:color w:val="C00000"/>
-              </w:rPr>
-              <w:t xml:space="preserve">Assuring the Quality of Software Maintenance Components </w:t>
-            </w:r>
-          </w:p>
-        </w:tc>
-      </w:tr>
-      <w:tr>
-        <w:tc>
-          <w:tcPr>
-            <w:tcW w:w="350" w:type="pct"/>
-            <w:shd w:val="clear" w:color="auto" w:fill="E7E6E6" w:themeFill="background2"/>
-          </w:tcPr>
-          <w:p>
-            <w:r>
-              <w:t>62</w:t>
-            </w:r>
-          </w:p>
-        </w:tc>
-        <w:tc>
-          <w:tcPr>
-            <w:tcW w:w="4650" w:type="pct"/>
-            <w:shd w:val="clear" w:color="auto" w:fill="E7E6E6" w:themeFill="background2"/>
-          </w:tcPr>
-          <w:p>
-            <w:r>
-              <w:t xml:space="preserve">Introduction </w:t>
-            </w:r>
-          </w:p>
-        </w:tc>
-      </w:tr>
-      <w:tr>
-        <w:tc>
-          <w:tcPr>
-            <w:tcW w:w="350" w:type="pct"/>
-            <w:shd w:val="clear" w:color="auto" w:fill="E7E6E6" w:themeFill="background2"/>
-          </w:tcPr>
-          <w:p>
-            <w:r>
-              <w:t>63</w:t>
-            </w:r>
-          </w:p>
-        </w:tc>
-        <w:tc>
-          <w:tcPr>
-            <w:tcW w:w="4650" w:type="pct"/>
-            <w:shd w:val="clear" w:color="auto" w:fill="E7E6E6" w:themeFill="background2"/>
-          </w:tcPr>
-          <w:p>
-            <w:r>
-              <w:t xml:space="preserve">The Foundations of High Quality </w:t>
-            </w:r>
-          </w:p>
-        </w:tc>
-      </w:tr>
-      <w:tr>
-        <w:tc>
-          <w:tcPr>
-            <w:tcW w:w="350" w:type="pct"/>
-            <w:shd w:val="clear" w:color="auto" w:fill="E7E6E6" w:themeFill="background2"/>
-          </w:tcPr>
-          <w:p>
-            <w:r>
-              <w:t>64</w:t>
-            </w:r>
-          </w:p>
-        </w:tc>
-        <w:tc>
-          <w:tcPr>
-            <w:tcW w:w="4650" w:type="pct"/>
-            <w:shd w:val="clear" w:color="auto" w:fill="E7E6E6" w:themeFill="background2"/>
-          </w:tcPr>
-          <w:p>
-            <w:r>
-              <w:t xml:space="preserve">Pre-Maintenance Software Quality Components </w:t>
-            </w:r>
-          </w:p>
-        </w:tc>
-      </w:tr>
-      <w:tr>
-        <w:tc>
-          <w:tcPr>
-            <w:tcW w:w="350" w:type="pct"/>
-            <w:shd w:val="clear" w:color="auto" w:fill="E7E6E6" w:themeFill="background2"/>
-          </w:tcPr>
-          <w:p>
-            <w:r>
-              <w:t>65</w:t>
-            </w:r>
-          </w:p>
-        </w:tc>
-        <w:tc>
-          <w:tcPr>
-            <w:tcW w:w="4650" w:type="pct"/>
-            <w:shd w:val="clear" w:color="auto" w:fill="E7E6E6" w:themeFill="background2"/>
-          </w:tcPr>
-          <w:p>
-            <w:r>
-              <w:t xml:space="preserve">Maintenance Software Quality Assurance Tools </w:t>
-            </w:r>
-          </w:p>
-        </w:tc>
-      </w:tr>
-      <w:tr>
-        <w:tc>
-          <w:tcPr>
-            <w:tcW w:w="350" w:type="pct"/>
-            <w:shd w:val="clear" w:color="auto" w:fill="E7E6E6" w:themeFill="background2"/>
-          </w:tcPr>
-          <w:p>
-            <w:r>
-              <w:t>66</w:t>
-            </w:r>
-          </w:p>
-        </w:tc>
-        <w:tc>
-          <w:tcPr>
-            <w:tcW w:w="4650" w:type="pct"/>
-            <w:shd w:val="clear" w:color="auto" w:fill="E7E6E6" w:themeFill="background2"/>
-          </w:tcPr>
-          <w:p>
-            <w:r>
-              <w:t xml:space="preserve">Summary </w:t>
-            </w:r>
-          </w:p>
-        </w:tc>
-      </w:tr>
-      <w:tr>
-        <w:tc>
-          <w:tcPr>
-            <w:tcW w:w="350" w:type="pct"/>
-            <w:shd w:val="clear" w:color="auto" w:fill="E7E6E6" w:themeFill="background2"/>
-          </w:tcPr>
-          <w:p/>
-        </w:tc>
-        <w:tc>
-          <w:tcPr>
-            <w:tcW w:w="4650" w:type="pct"/>
-            <w:shd w:val="clear" w:color="auto" w:fill="E7E6E6" w:themeFill="background2"/>
-          </w:tcPr>
-          <w:p>
-            <w:r>
-              <w:t xml:space="preserve">Selected Bibliography </w:t>
-            </w:r>
-          </w:p>
-        </w:tc>
-      </w:tr>
-      <w:tr>
-        <w:tc>
-          <w:tcPr>
-            <w:tcW w:w="350" w:type="pct"/>
-            <w:shd w:val="clear" w:color="auto" w:fill="E7E6E6" w:themeFill="background2"/>
-          </w:tcPr>
-          <w:p/>
-        </w:tc>
-        <w:tc>
-          <w:tcPr>
-            <w:tcW w:w="4650" w:type="pct"/>
-            <w:shd w:val="clear" w:color="auto" w:fill="E7E6E6" w:themeFill="background2"/>
-          </w:tcPr>
-          <w:p>
-            <w:r>
-              <w:t xml:space="preserve">Review Questions </w:t>
-            </w:r>
-          </w:p>
-        </w:tc>
-      </w:tr>
-      <w:tr>
-        <w:tc>
-          <w:tcPr>
-            <w:tcW w:w="350" w:type="pct"/>
-            <w:shd w:val="clear" w:color="auto" w:fill="E7E6E6" w:themeFill="background2"/>
-          </w:tcPr>
-          <w:p/>
-        </w:tc>
-        <w:tc>
-          <w:tcPr>
-            <w:tcW w:w="4650" w:type="pct"/>
-            <w:shd w:val="clear" w:color="auto" w:fill="E7E6E6" w:themeFill="background2"/>
-          </w:tcPr>
-          <w:p>
-            <w:r>
-              <w:t xml:space="preserve">Topics for Discussion </w:t>
-            </w:r>
-          </w:p>
-        </w:tc>
-      </w:tr>
-      <w:tr>
-        <w:tc>
-          <w:tcPr>
-            <w:tcW w:w="350" w:type="pct"/>
-            <w:shd w:val="clear" w:color="auto" w:fill="E7E6E6" w:themeFill="background2"/>
-          </w:tcPr>
-          <w:p>
-            <w:pPr>
-              <w:rPr>
-                <w:b/>
-                <w:bCs/>
-                <w:color w:val="C00000"/>
-              </w:rPr>
-            </w:pPr>
-          </w:p>
-        </w:tc>
-        <w:tc>
-          <w:tcPr>
-            <w:tcW w:w="4650" w:type="pct"/>
-            <w:shd w:val="clear" w:color="auto" w:fill="E7E6E6" w:themeFill="background2"/>
-          </w:tcPr>
-          <w:p>
-            <w:pPr>
-              <w:rPr>
-                <w:b/>
-                <w:bCs/>
-                <w:color w:val="C00000"/>
-              </w:rPr>
-            </w:pPr>
-            <w:r>
-              <w:rPr>
-                <w:b/>
-                <w:bCs/>
-                <w:color w:val="C00000"/>
-              </w:rPr>
-              <w:t xml:space="preserve">Assuring the Quality of External Participants’ Contributions </w:t>
-            </w:r>
-          </w:p>
-        </w:tc>
-      </w:tr>
-      <w:tr>
-        <w:tc>
-          <w:tcPr>
-            <w:tcW w:w="350" w:type="pct"/>
-            <w:shd w:val="clear" w:color="auto" w:fill="E7E6E6" w:themeFill="background2"/>
-          </w:tcPr>
-          <w:p>
-            <w:r>
-              <w:t>67</w:t>
-            </w:r>
-          </w:p>
-        </w:tc>
-        <w:tc>
-          <w:tcPr>
-            <w:tcW w:w="4650" w:type="pct"/>
-            <w:shd w:val="clear" w:color="auto" w:fill="E7E6E6" w:themeFill="background2"/>
-          </w:tcPr>
-          <w:p>
-            <w:r>
-              <w:t xml:space="preserve">Introduction: The HealthSoft Case </w:t>
-            </w:r>
-          </w:p>
-        </w:tc>
-      </w:tr>
-      <w:tr>
-        <w:tc>
-          <w:tcPr>
-            <w:tcW w:w="350" w:type="pct"/>
-            <w:shd w:val="clear" w:color="auto" w:fill="E7E6E6" w:themeFill="background2"/>
-          </w:tcPr>
-          <w:p>
-            <w:r>
-              <w:t>68</w:t>
-            </w:r>
-          </w:p>
-        </w:tc>
-        <w:tc>
-          <w:tcPr>
-            <w:tcW w:w="4650" w:type="pct"/>
-            <w:shd w:val="clear" w:color="auto" w:fill="E7E6E6" w:themeFill="background2"/>
-          </w:tcPr>
-          <w:p>
-            <w:r>
-              <w:t xml:space="preserve">Types of External Participants </w:t>
-            </w:r>
-          </w:p>
-        </w:tc>
-      </w:tr>
-      <w:tr>
-        <w:tc>
-          <w:tcPr>
-            <w:tcW w:w="350" w:type="pct"/>
-            <w:shd w:val="clear" w:color="auto" w:fill="E7E6E6" w:themeFill="background2"/>
-          </w:tcPr>
-          <w:p>
-            <w:r>
-              <w:t>69</w:t>
-            </w:r>
-          </w:p>
-        </w:tc>
-        <w:tc>
-          <w:tcPr>
-            <w:tcW w:w="4650" w:type="pct"/>
-            <w:shd w:val="clear" w:color="auto" w:fill="E7E6E6" w:themeFill="background2"/>
-          </w:tcPr>
-          <w:p>
-            <w:r>
-              <w:t xml:space="preserve">Risks and Benefits of Introducing External Participants </w:t>
-            </w:r>
-          </w:p>
-        </w:tc>
-      </w:tr>
-      <w:tr>
-        <w:tc>
-          <w:tcPr>
-            <w:tcW w:w="350" w:type="pct"/>
-            <w:shd w:val="clear" w:color="auto" w:fill="E7E6E6" w:themeFill="background2"/>
-          </w:tcPr>
-          <w:p>
-            <w:r>
-              <w:t>70</w:t>
-            </w:r>
-          </w:p>
-        </w:tc>
-        <w:tc>
-          <w:tcPr>
-            <w:tcW w:w="4650" w:type="pct"/>
-            <w:shd w:val="clear" w:color="auto" w:fill="E7E6E6" w:themeFill="background2"/>
-          </w:tcPr>
-          <w:p>
-            <w:r>
-              <w:t xml:space="preserve">Assuring Quality of External Participants Contributions: Objectives </w:t>
-            </w:r>
-          </w:p>
-        </w:tc>
-      </w:tr>
-      <w:tr>
-        <w:tc>
-          <w:tcPr>
-            <w:tcW w:w="350" w:type="pct"/>
-            <w:shd w:val="clear" w:color="auto" w:fill="E7E6E6" w:themeFill="background2"/>
-          </w:tcPr>
-          <w:p>
-            <w:r>
-              <w:t>71</w:t>
-            </w:r>
-          </w:p>
-        </w:tc>
-        <w:tc>
-          <w:tcPr>
-            <w:tcW w:w="4650" w:type="pct"/>
-            <w:shd w:val="clear" w:color="auto" w:fill="E7E6E6" w:themeFill="background2"/>
-          </w:tcPr>
-          <w:p>
-            <w:r>
-              <w:t xml:space="preserve">SQA Tools for Assuring the Quality of External Participants; Contributions </w:t>
-            </w:r>
-          </w:p>
-        </w:tc>
-      </w:tr>
-      <w:tr>
-        <w:tc>
-          <w:tcPr>
-            <w:tcW w:w="350" w:type="pct"/>
-            <w:shd w:val="clear" w:color="auto" w:fill="E7E6E6" w:themeFill="background2"/>
-          </w:tcPr>
-          <w:p>
-            <w:r>
-              <w:t>72</w:t>
-            </w:r>
-          </w:p>
-        </w:tc>
-        <w:tc>
-          <w:tcPr>
-            <w:tcW w:w="4650" w:type="pct"/>
-            <w:shd w:val="clear" w:color="auto" w:fill="E7E6E6" w:themeFill="background2"/>
-          </w:tcPr>
-          <w:p>
-            <w:r>
-              <w:t xml:space="preserve">Summary </w:t>
-            </w:r>
-          </w:p>
-        </w:tc>
-      </w:tr>
-      <w:tr>
-        <w:tc>
-          <w:tcPr>
-            <w:tcW w:w="350" w:type="pct"/>
-            <w:shd w:val="clear" w:color="auto" w:fill="E7E6E6" w:themeFill="background2"/>
-          </w:tcPr>
-          <w:p/>
-        </w:tc>
-        <w:tc>
-          <w:tcPr>
-            <w:tcW w:w="4650" w:type="pct"/>
-            <w:shd w:val="clear" w:color="auto" w:fill="E7E6E6" w:themeFill="background2"/>
-          </w:tcPr>
-          <w:p>
-            <w:r>
-              <w:t xml:space="preserve">Selected Bibliography </w:t>
-            </w:r>
-          </w:p>
-        </w:tc>
-      </w:tr>
-      <w:tr>
-        <w:tc>
-          <w:tcPr>
-            <w:tcW w:w="350" w:type="pct"/>
-            <w:shd w:val="clear" w:color="auto" w:fill="E7E6E6" w:themeFill="background2"/>
-          </w:tcPr>
-          <w:p/>
-        </w:tc>
-        <w:tc>
-          <w:tcPr>
-            <w:tcW w:w="4650" w:type="pct"/>
-            <w:shd w:val="clear" w:color="auto" w:fill="E7E6E6" w:themeFill="background2"/>
-          </w:tcPr>
-          <w:p>
-            <w:r>
-              <w:t xml:space="preserve">Review Questions </w:t>
-            </w:r>
-          </w:p>
-        </w:tc>
-      </w:tr>
-      <w:tr>
-        <w:tc>
-          <w:tcPr>
-            <w:tcW w:w="350" w:type="pct"/>
-            <w:shd w:val="clear" w:color="auto" w:fill="E7E6E6" w:themeFill="background2"/>
-          </w:tcPr>
-          <w:p/>
-        </w:tc>
-        <w:tc>
-          <w:tcPr>
-            <w:tcW w:w="4650" w:type="pct"/>
-            <w:shd w:val="clear" w:color="auto" w:fill="E7E6E6" w:themeFill="background2"/>
-          </w:tcPr>
-          <w:p>
-            <w:r>
-              <w:t xml:space="preserve">Topics for Discussion </w:t>
-            </w:r>
-          </w:p>
-        </w:tc>
-      </w:tr>
-      <w:tr>
-        <w:tc>
-          <w:tcPr>
-            <w:tcW w:w="350" w:type="pct"/>
-            <w:shd w:val="clear" w:color="auto" w:fill="E7E6E6" w:themeFill="background2"/>
-          </w:tcPr>
-          <w:p>
-            <w:pPr>
-              <w:rPr>
-                <w:b/>
-                <w:bCs/>
-                <w:color w:val="C00000"/>
-              </w:rPr>
-            </w:pPr>
-          </w:p>
-        </w:tc>
-        <w:tc>
-          <w:tcPr>
-            <w:tcW w:w="4650" w:type="pct"/>
-            <w:shd w:val="clear" w:color="auto" w:fill="E7E6E6" w:themeFill="background2"/>
-          </w:tcPr>
-          <w:p>
-            <w:pPr>
-              <w:rPr>
-                <w:b/>
-                <w:bCs/>
-                <w:color w:val="C00000"/>
-              </w:rPr>
-            </w:pPr>
-            <w:r>
-              <w:rPr>
-                <w:b/>
-                <w:bCs/>
-                <w:color w:val="C00000"/>
-              </w:rPr>
-              <w:t xml:space="preserve">CASE Tools and Their Effect on Software Quality </w:t>
-            </w:r>
-          </w:p>
-        </w:tc>
-      </w:tr>
-      <w:tr>
-        <w:tc>
-          <w:tcPr>
-            <w:tcW w:w="350" w:type="pct"/>
-            <w:shd w:val="clear" w:color="auto" w:fill="E7E6E6" w:themeFill="background2"/>
-          </w:tcPr>
-          <w:p>
-            <w:r>
-              <w:t>73</w:t>
-            </w:r>
-          </w:p>
-        </w:tc>
-        <w:tc>
-          <w:tcPr>
-            <w:tcW w:w="4650" w:type="pct"/>
-            <w:shd w:val="clear" w:color="auto" w:fill="E7E6E6" w:themeFill="background2"/>
-          </w:tcPr>
-          <w:p>
-            <w:r>
-              <w:t xml:space="preserve">What is a CASE tool? </w:t>
-            </w:r>
-          </w:p>
-        </w:tc>
-      </w:tr>
-      <w:tr>
-        <w:tc>
-          <w:tcPr>
-            <w:tcW w:w="350" w:type="pct"/>
-            <w:shd w:val="clear" w:color="auto" w:fill="E7E6E6" w:themeFill="background2"/>
-          </w:tcPr>
-          <w:p>
-            <w:r>
-              <w:t>74</w:t>
-            </w:r>
-          </w:p>
-        </w:tc>
-        <w:tc>
-          <w:tcPr>
-            <w:tcW w:w="4650" w:type="pct"/>
-            <w:shd w:val="clear" w:color="auto" w:fill="E7E6E6" w:themeFill="background2"/>
-          </w:tcPr>
-          <w:p>
-            <w:r>
-              <w:t xml:space="preserve">The Contribution of CASE Tools to Software Production Quality </w:t>
-            </w:r>
-          </w:p>
-        </w:tc>
-      </w:tr>
-      <w:tr>
-        <w:tc>
-          <w:tcPr>
-            <w:tcW w:w="350" w:type="pct"/>
-            <w:shd w:val="clear" w:color="auto" w:fill="E7E6E6" w:themeFill="background2"/>
-          </w:tcPr>
-          <w:p>
-            <w:r>
-              <w:t>75</w:t>
-            </w:r>
-          </w:p>
-        </w:tc>
-        <w:tc>
-          <w:tcPr>
-            <w:tcW w:w="4650" w:type="pct"/>
-            <w:shd w:val="clear" w:color="auto" w:fill="E7E6E6" w:themeFill="background2"/>
-          </w:tcPr>
-          <w:p>
-            <w:r>
-              <w:t xml:space="preserve">The Contribution of CASE Tools to Software Maintenance Quality </w:t>
-            </w:r>
-          </w:p>
-        </w:tc>
-      </w:tr>
-      <w:tr>
-        <w:tc>
-          <w:tcPr>
-            <w:tcW w:w="350" w:type="pct"/>
-            <w:shd w:val="clear" w:color="auto" w:fill="E7E6E6" w:themeFill="background2"/>
-          </w:tcPr>
-          <w:p>
-            <w:r>
-              <w:t>76</w:t>
-            </w:r>
-          </w:p>
-        </w:tc>
-        <w:tc>
-          <w:tcPr>
-            <w:tcW w:w="4650" w:type="pct"/>
-            <w:shd w:val="clear" w:color="auto" w:fill="E7E6E6" w:themeFill="background2"/>
-          </w:tcPr>
-          <w:p>
-            <w:r>
-              <w:t xml:space="preserve">The Contribution of CASE Tools to Improved Project Management </w:t>
-            </w:r>
-          </w:p>
-        </w:tc>
-      </w:tr>
-      <w:tr>
-        <w:tc>
-          <w:tcPr>
-            <w:tcW w:w="350" w:type="pct"/>
-            <w:shd w:val="clear" w:color="auto" w:fill="E7E6E6" w:themeFill="background2"/>
-          </w:tcPr>
-          <w:p>
-            <w:r>
-              <w:t>77</w:t>
-            </w:r>
-          </w:p>
-        </w:tc>
-        <w:tc>
-          <w:tcPr>
-            <w:tcW w:w="4650" w:type="pct"/>
-            <w:shd w:val="clear" w:color="auto" w:fill="E7E6E6" w:themeFill="background2"/>
-          </w:tcPr>
-          <w:p>
-            <w:r>
-              <w:t xml:space="preserve">Summary </w:t>
-            </w:r>
-          </w:p>
-        </w:tc>
-      </w:tr>
-      <w:tr>
-        <w:tc>
-          <w:tcPr>
-            <w:tcW w:w="350" w:type="pct"/>
-            <w:shd w:val="clear" w:color="auto" w:fill="E7E6E6" w:themeFill="background2"/>
-          </w:tcPr>
-          <w:p/>
-        </w:tc>
-        <w:tc>
-          <w:tcPr>
-            <w:tcW w:w="4650" w:type="pct"/>
-            <w:shd w:val="clear" w:color="auto" w:fill="E7E6E6" w:themeFill="background2"/>
-          </w:tcPr>
-          <w:p>
-            <w:r>
-              <w:t xml:space="preserve">Selected Bibliography </w:t>
-            </w:r>
-          </w:p>
-        </w:tc>
-      </w:tr>
-      <w:tr>
-        <w:tc>
-          <w:tcPr>
-            <w:tcW w:w="350" w:type="pct"/>
-            <w:shd w:val="clear" w:color="auto" w:fill="E7E6E6" w:themeFill="background2"/>
-          </w:tcPr>
-          <w:p/>
-        </w:tc>
-        <w:tc>
-          <w:tcPr>
-            <w:tcW w:w="4650" w:type="pct"/>
-            <w:shd w:val="clear" w:color="auto" w:fill="E7E6E6" w:themeFill="background2"/>
-          </w:tcPr>
-          <w:p>
-            <w:r>
-              <w:t xml:space="preserve">Review Questions </w:t>
-            </w:r>
-          </w:p>
-        </w:tc>
-      </w:tr>
-      <w:tr>
-        <w:tc>
-          <w:tcPr>
-            <w:tcW w:w="350" w:type="pct"/>
-            <w:shd w:val="clear" w:color="auto" w:fill="E7E6E6" w:themeFill="background2"/>
-          </w:tcPr>
-          <w:p/>
-        </w:tc>
-        <w:tc>
-          <w:tcPr>
-            <w:tcW w:w="4650" w:type="pct"/>
-            <w:shd w:val="clear" w:color="auto" w:fill="E7E6E6" w:themeFill="background2"/>
-          </w:tcPr>
-          <w:p>
-            <w:r>
-              <w:t xml:space="preserve">Topics for Discussion </w:t>
-            </w:r>
-          </w:p>
-        </w:tc>
-      </w:tr>
-      <w:tr>
-        <w:tc>
-          <w:tcPr>
-            <w:tcW w:w="350" w:type="pct"/>
-            <w:shd w:val="clear" w:color="auto" w:fill="FFD966" w:themeFill="accent4" w:themeFillTint="99"/>
-          </w:tcPr>
-          <w:p>
-            <w:pPr>
-              <w:rPr>
-                <w:b/>
-                <w:bCs/>
-              </w:rPr>
-            </w:pPr>
-          </w:p>
-        </w:tc>
-        <w:tc>
-          <w:tcPr>
-            <w:tcW w:w="4650" w:type="pct"/>
-            <w:shd w:val="clear" w:color="auto" w:fill="FFD966" w:themeFill="accent4" w:themeFillTint="99"/>
-          </w:tcPr>
-          <w:p>
-            <w:pPr>
-              <w:rPr>
-                <w:b/>
-                <w:bCs/>
-              </w:rPr>
-            </w:pPr>
-            <w:r>
-              <w:rPr>
-                <w:b/>
-                <w:bCs/>
-              </w:rPr>
-              <w:t xml:space="preserve">Part-04: Software Quality Infrastructure </w:t>
-            </w:r>
-            <w:r>
-              <w:rPr>
-                <w:b/>
-                <w:bCs/>
-              </w:rPr>
-              <w:t xml:space="preserve">Components </w:t>
-            </w:r>
-          </w:p>
-        </w:tc>
-      </w:tr>
-      <w:tr>
-        <w:tc>
-          <w:tcPr>
-            <w:tcW w:w="350" w:type="pct"/>
-            <w:shd w:val="clear" w:color="auto" w:fill="E7E6E6" w:themeFill="background2"/>
-          </w:tcPr>
-          <w:p>
-            <w:pPr>
-              <w:rPr>
-                <w:b/>
-                <w:bCs/>
-                <w:color w:val="C00000"/>
-              </w:rPr>
-            </w:pPr>
-          </w:p>
-        </w:tc>
-        <w:tc>
-          <w:tcPr>
-            <w:tcW w:w="4650" w:type="pct"/>
-            <w:shd w:val="clear" w:color="auto" w:fill="E7E6E6" w:themeFill="background2"/>
-          </w:tcPr>
-          <w:p>
-            <w:pPr>
-              <w:rPr>
-                <w:b/>
-                <w:bCs/>
-                <w:color w:val="C00000"/>
-              </w:rPr>
-            </w:pPr>
-            <w:r>
-              <w:rPr>
-                <w:b/>
-                <w:bCs/>
-                <w:color w:val="C00000"/>
-              </w:rPr>
-              <w:t xml:space="preserve">Procedures and Work Instructions </w:t>
-            </w:r>
-          </w:p>
-        </w:tc>
-      </w:tr>
-      <w:tr>
-        <w:tc>
-          <w:tcPr>
-            <w:tcW w:w="350" w:type="pct"/>
-            <w:shd w:val="clear" w:color="auto" w:fill="E7E6E6" w:themeFill="background2"/>
-          </w:tcPr>
-          <w:p>
-            <w:r>
-              <w:t>78</w:t>
-            </w:r>
-          </w:p>
-        </w:tc>
-        <w:tc>
-          <w:tcPr>
-            <w:tcW w:w="4650" w:type="pct"/>
-            <w:shd w:val="clear" w:color="auto" w:fill="E7E6E6" w:themeFill="background2"/>
-          </w:tcPr>
-          <w:p>
-            <w:r>
-              <w:t xml:space="preserve">The Need for Procedures and Work Instructions </w:t>
-            </w:r>
-          </w:p>
-        </w:tc>
-      </w:tr>
-      <w:tr>
-        <w:tc>
-          <w:tcPr>
-            <w:tcW w:w="350" w:type="pct"/>
-            <w:shd w:val="clear" w:color="auto" w:fill="E7E6E6" w:themeFill="background2"/>
-          </w:tcPr>
-          <w:p>
-            <w:r>
-              <w:t>79</w:t>
-            </w:r>
-          </w:p>
-        </w:tc>
-        <w:tc>
-          <w:tcPr>
-            <w:tcW w:w="4650" w:type="pct"/>
-            <w:shd w:val="clear" w:color="auto" w:fill="E7E6E6" w:themeFill="background2"/>
-          </w:tcPr>
-          <w:p>
-            <w:r>
-              <w:t xml:space="preserve">Procedures and Procedures Manuals </w:t>
-            </w:r>
-          </w:p>
-        </w:tc>
-      </w:tr>
-      <w:tr>
-        <w:tc>
-          <w:tcPr>
-            <w:tcW w:w="350" w:type="pct"/>
-            <w:shd w:val="clear" w:color="auto" w:fill="E7E6E6" w:themeFill="background2"/>
-          </w:tcPr>
-          <w:p>
-            <w:r>
-              <w:t>80</w:t>
-            </w:r>
-          </w:p>
-        </w:tc>
-        <w:tc>
-          <w:tcPr>
-            <w:tcW w:w="4650" w:type="pct"/>
-            <w:shd w:val="clear" w:color="auto" w:fill="E7E6E6" w:themeFill="background2"/>
-          </w:tcPr>
-          <w:p>
-            <w:r>
-              <w:t>Work Instructions and Work Instruction Manuals</w:t>
-            </w:r>
-          </w:p>
-        </w:tc>
-      </w:tr>
-      <w:tr>
-        <w:tc>
-          <w:tcPr>
-            <w:tcW w:w="350" w:type="pct"/>
-            <w:shd w:val="clear" w:color="auto" w:fill="E7E6E6" w:themeFill="background2"/>
-          </w:tcPr>
-          <w:p>
-            <w:r>
-              <w:t>81</w:t>
-            </w:r>
-          </w:p>
-        </w:tc>
-        <w:tc>
-          <w:tcPr>
-            <w:tcW w:w="4650" w:type="pct"/>
-            <w:shd w:val="clear" w:color="auto" w:fill="E7E6E6" w:themeFill="background2"/>
-          </w:tcPr>
-          <w:p>
-            <w:r>
-              <w:t xml:space="preserve">Procedures and Work Instructions: Preparation, Implementation and Updating </w:t>
-            </w:r>
-          </w:p>
-        </w:tc>
-      </w:tr>
-      <w:tr>
-        <w:tc>
-          <w:tcPr>
-            <w:tcW w:w="350" w:type="pct"/>
-            <w:shd w:val="clear" w:color="auto" w:fill="E7E6E6" w:themeFill="background2"/>
-          </w:tcPr>
-          <w:p>
-            <w:r>
-              <w:t>82</w:t>
-            </w:r>
-          </w:p>
-        </w:tc>
-        <w:tc>
-          <w:tcPr>
-            <w:tcW w:w="4650" w:type="pct"/>
-            <w:shd w:val="clear" w:color="auto" w:fill="E7E6E6" w:themeFill="background2"/>
-          </w:tcPr>
-          <w:p>
-            <w:r>
-              <w:t xml:space="preserve">Summary </w:t>
-            </w:r>
-          </w:p>
-        </w:tc>
-      </w:tr>
-      <w:tr>
-        <w:tc>
-          <w:tcPr>
-            <w:tcW w:w="350" w:type="pct"/>
-            <w:shd w:val="clear" w:color="auto" w:fill="E7E6E6" w:themeFill="background2"/>
-          </w:tcPr>
-          <w:p/>
-        </w:tc>
-        <w:tc>
-          <w:tcPr>
-            <w:tcW w:w="4650" w:type="pct"/>
-            <w:shd w:val="clear" w:color="auto" w:fill="E7E6E6" w:themeFill="background2"/>
-          </w:tcPr>
-          <w:p>
-            <w:r>
-              <w:t>Selected Bibliography</w:t>
-            </w:r>
-          </w:p>
-        </w:tc>
-      </w:tr>
-      <w:tr>
-        <w:tc>
-          <w:tcPr>
-            <w:tcW w:w="350" w:type="pct"/>
-            <w:shd w:val="clear" w:color="auto" w:fill="E7E6E6" w:themeFill="background2"/>
-          </w:tcPr>
-          <w:p/>
-        </w:tc>
-        <w:tc>
-          <w:tcPr>
-            <w:tcW w:w="4650" w:type="pct"/>
-            <w:shd w:val="clear" w:color="auto" w:fill="E7E6E6" w:themeFill="background2"/>
-          </w:tcPr>
-          <w:p>
-            <w:r>
-              <w:t xml:space="preserve">Review Questions </w:t>
-            </w:r>
-          </w:p>
-        </w:tc>
-      </w:tr>
-      <w:tr>
-        <w:tc>
-          <w:tcPr>
-            <w:tcW w:w="350" w:type="pct"/>
-            <w:shd w:val="clear" w:color="auto" w:fill="E7E6E6" w:themeFill="background2"/>
-          </w:tcPr>
-          <w:p/>
-        </w:tc>
-        <w:tc>
-          <w:tcPr>
-            <w:tcW w:w="4650" w:type="pct"/>
-            <w:shd w:val="clear" w:color="auto" w:fill="E7E6E6" w:themeFill="background2"/>
-          </w:tcPr>
-          <w:p>
-            <w:r>
-              <w:t xml:space="preserve">Topics for Discussion </w:t>
-            </w:r>
-          </w:p>
-        </w:tc>
-      </w:tr>
-      <w:tr>
-        <w:tc>
-          <w:tcPr>
-            <w:tcW w:w="350" w:type="pct"/>
-            <w:shd w:val="clear" w:color="auto" w:fill="E7E6E6" w:themeFill="background2"/>
-          </w:tcPr>
-          <w:p/>
-        </w:tc>
-        <w:tc>
-          <w:tcPr>
-            <w:tcW w:w="4650" w:type="pct"/>
-            <w:shd w:val="clear" w:color="auto" w:fill="E7E6E6" w:themeFill="background2"/>
-          </w:tcPr>
-          <w:p>
-            <w:r>
-              <w:t xml:space="preserve">Appendix 14A: Design Review Procedure </w:t>
-            </w:r>
-          </w:p>
-        </w:tc>
-      </w:tr>
-      <w:tr>
-        <w:tc>
-          <w:tcPr>
-            <w:tcW w:w="350" w:type="pct"/>
-            <w:shd w:val="clear" w:color="auto" w:fill="E7E6E6" w:themeFill="background2"/>
-          </w:tcPr>
-          <w:p>
-            <w:pPr>
-              <w:rPr>
-                <w:b/>
-                <w:bCs/>
-                <w:color w:val="C00000"/>
-              </w:rPr>
-            </w:pPr>
-          </w:p>
-        </w:tc>
-        <w:tc>
-          <w:tcPr>
-            <w:tcW w:w="4650" w:type="pct"/>
-            <w:shd w:val="clear" w:color="auto" w:fill="E7E6E6" w:themeFill="background2"/>
-          </w:tcPr>
-          <w:p>
-            <w:pPr>
-              <w:rPr>
-                <w:b/>
-                <w:bCs/>
-                <w:color w:val="C00000"/>
-              </w:rPr>
-            </w:pPr>
-            <w:r>
-              <w:rPr>
-                <w:b/>
-                <w:bCs/>
-                <w:color w:val="C00000"/>
-              </w:rPr>
-              <w:t xml:space="preserve">Supporting Quality Devices </w:t>
-            </w:r>
-          </w:p>
-        </w:tc>
-      </w:tr>
-      <w:tr>
-        <w:tc>
-          <w:tcPr>
-            <w:tcW w:w="350" w:type="pct"/>
-            <w:shd w:val="clear" w:color="auto" w:fill="E7E6E6" w:themeFill="background2"/>
-          </w:tcPr>
-          <w:p>
-            <w:r>
-              <w:t>83</w:t>
-            </w:r>
-          </w:p>
-        </w:tc>
-        <w:tc>
-          <w:tcPr>
-            <w:tcW w:w="4650" w:type="pct"/>
-            <w:shd w:val="clear" w:color="auto" w:fill="E7E6E6" w:themeFill="background2"/>
-          </w:tcPr>
-          <w:p>
-            <w:r>
-              <w:t xml:space="preserve">Templates </w:t>
-            </w:r>
-          </w:p>
-        </w:tc>
-      </w:tr>
-      <w:tr>
-        <w:tc>
-          <w:tcPr>
-            <w:tcW w:w="350" w:type="pct"/>
-            <w:shd w:val="clear" w:color="auto" w:fill="E7E6E6" w:themeFill="background2"/>
-          </w:tcPr>
-          <w:p>
-            <w:r>
-              <w:t>84</w:t>
-            </w:r>
-          </w:p>
-        </w:tc>
-        <w:tc>
-          <w:tcPr>
-            <w:tcW w:w="4650" w:type="pct"/>
-            <w:shd w:val="clear" w:color="auto" w:fill="E7E6E6" w:themeFill="background2"/>
-          </w:tcPr>
-          <w:p>
-            <w:r>
-              <w:t xml:space="preserve">Checklists </w:t>
-            </w:r>
-          </w:p>
-        </w:tc>
-      </w:tr>
-      <w:tr>
-        <w:tc>
-          <w:tcPr>
-            <w:tcW w:w="350" w:type="pct"/>
-            <w:shd w:val="clear" w:color="auto" w:fill="E7E6E6" w:themeFill="background2"/>
-          </w:tcPr>
-          <w:p>
-            <w:r>
-              <w:t>85</w:t>
-            </w:r>
-          </w:p>
-        </w:tc>
-        <w:tc>
-          <w:tcPr>
-            <w:tcW w:w="4650" w:type="pct"/>
-            <w:shd w:val="clear" w:color="auto" w:fill="E7E6E6" w:themeFill="background2"/>
-          </w:tcPr>
-          <w:p>
-            <w:r>
-              <w:t xml:space="preserve">Summary </w:t>
-            </w:r>
-          </w:p>
-        </w:tc>
-      </w:tr>
-      <w:tr>
-        <w:tc>
-          <w:tcPr>
-            <w:tcW w:w="350" w:type="pct"/>
-            <w:shd w:val="clear" w:color="auto" w:fill="E7E6E6" w:themeFill="background2"/>
-          </w:tcPr>
-          <w:p/>
-        </w:tc>
-        <w:tc>
-          <w:tcPr>
-            <w:tcW w:w="4650" w:type="pct"/>
-            <w:shd w:val="clear" w:color="auto" w:fill="E7E6E6" w:themeFill="background2"/>
-          </w:tcPr>
-          <w:p>
-            <w:r>
-              <w:t xml:space="preserve">Selected Bibliography </w:t>
-            </w:r>
-          </w:p>
-        </w:tc>
-      </w:tr>
-      <w:tr>
-        <w:tc>
-          <w:tcPr>
-            <w:tcW w:w="350" w:type="pct"/>
-            <w:shd w:val="clear" w:color="auto" w:fill="E7E6E6" w:themeFill="background2"/>
-          </w:tcPr>
-          <w:p/>
-        </w:tc>
-        <w:tc>
-          <w:tcPr>
-            <w:tcW w:w="4650" w:type="pct"/>
-            <w:shd w:val="clear" w:color="auto" w:fill="E7E6E6" w:themeFill="background2"/>
-          </w:tcPr>
-          <w:p>
-            <w:r>
-              <w:t xml:space="preserve">Review Questions </w:t>
-            </w:r>
-          </w:p>
-        </w:tc>
-      </w:tr>
-      <w:tr>
-        <w:tc>
-          <w:tcPr>
-            <w:tcW w:w="350" w:type="pct"/>
-            <w:shd w:val="clear" w:color="auto" w:fill="E7E6E6" w:themeFill="background2"/>
-          </w:tcPr>
-          <w:p/>
-        </w:tc>
-        <w:tc>
-          <w:tcPr>
-            <w:tcW w:w="4650" w:type="pct"/>
-            <w:shd w:val="clear" w:color="auto" w:fill="E7E6E6" w:themeFill="background2"/>
-          </w:tcPr>
-          <w:p>
-            <w:r>
-              <w:t xml:space="preserve">Topics for Discussion </w:t>
-            </w:r>
-          </w:p>
-        </w:tc>
-      </w:tr>
-      <w:tr>
-        <w:tc>
-          <w:tcPr>
-            <w:tcW w:w="350" w:type="pct"/>
-            <w:shd w:val="clear" w:color="auto" w:fill="E7E6E6" w:themeFill="background2"/>
-          </w:tcPr>
-          <w:p>
-            <w:pPr>
-              <w:rPr>
-                <w:b/>
-                <w:bCs/>
-                <w:color w:val="C00000"/>
-              </w:rPr>
-            </w:pPr>
-          </w:p>
-        </w:tc>
-        <w:tc>
-          <w:tcPr>
-            <w:tcW w:w="4650" w:type="pct"/>
-            <w:shd w:val="clear" w:color="auto" w:fill="E7E6E6" w:themeFill="background2"/>
-          </w:tcPr>
-          <w:p>
-            <w:pPr>
-              <w:rPr>
-                <w:b/>
-                <w:bCs/>
-                <w:color w:val="C00000"/>
-              </w:rPr>
-            </w:pPr>
-            <w:r>
-              <w:rPr>
-                <w:b/>
-                <w:bCs/>
-                <w:color w:val="C00000"/>
-              </w:rPr>
-              <w:t xml:space="preserve">Staff Training and Certification </w:t>
-            </w:r>
-          </w:p>
-        </w:tc>
-      </w:tr>
-      <w:tr>
-        <w:tc>
-          <w:tcPr>
-            <w:tcW w:w="350" w:type="pct"/>
-            <w:shd w:val="clear" w:color="auto" w:fill="E7E6E6" w:themeFill="background2"/>
-          </w:tcPr>
-          <w:p>
-            <w:r>
-              <w:t>86</w:t>
-            </w:r>
-          </w:p>
-        </w:tc>
-        <w:tc>
-          <w:tcPr>
-            <w:tcW w:w="4650" w:type="pct"/>
-            <w:shd w:val="clear" w:color="auto" w:fill="E7E6E6" w:themeFill="background2"/>
-          </w:tcPr>
-          <w:p>
-            <w:r>
-              <w:t xml:space="preserve">Introduction: Surprises for the “3S” Development Team </w:t>
-            </w:r>
-          </w:p>
-        </w:tc>
-      </w:tr>
-      <w:tr>
-        <w:tc>
-          <w:tcPr>
-            <w:tcW w:w="350" w:type="pct"/>
-            <w:shd w:val="clear" w:color="auto" w:fill="E7E6E6" w:themeFill="background2"/>
-          </w:tcPr>
-          <w:p>
-            <w:r>
-              <w:t>87</w:t>
-            </w:r>
-          </w:p>
-        </w:tc>
-        <w:tc>
-          <w:tcPr>
-            <w:tcW w:w="4650" w:type="pct"/>
-            <w:shd w:val="clear" w:color="auto" w:fill="E7E6E6" w:themeFill="background2"/>
-          </w:tcPr>
-          <w:p>
-            <w:r>
-              <w:t xml:space="preserve">The Objectives of Training and Certification </w:t>
-            </w:r>
-          </w:p>
-        </w:tc>
-      </w:tr>
-      <w:tr>
-        <w:tc>
-          <w:tcPr>
-            <w:tcW w:w="350" w:type="pct"/>
-            <w:shd w:val="clear" w:color="auto" w:fill="E7E6E6" w:themeFill="background2"/>
-          </w:tcPr>
-          <w:p>
-            <w:r>
-              <w:t>88</w:t>
-            </w:r>
-          </w:p>
-        </w:tc>
-        <w:tc>
-          <w:tcPr>
-            <w:tcW w:w="4650" w:type="pct"/>
-            <w:shd w:val="clear" w:color="auto" w:fill="E7E6E6" w:themeFill="background2"/>
-          </w:tcPr>
-          <w:p>
-            <w:r>
-              <w:t>The Training and Certification Process</w:t>
-            </w:r>
-          </w:p>
-        </w:tc>
-      </w:tr>
-      <w:tr>
-        <w:tc>
-          <w:tcPr>
-            <w:tcW w:w="350" w:type="pct"/>
-            <w:shd w:val="clear" w:color="auto" w:fill="E7E6E6" w:themeFill="background2"/>
-          </w:tcPr>
-          <w:p>
-            <w:r>
-              <w:t>89</w:t>
-            </w:r>
-          </w:p>
-        </w:tc>
-        <w:tc>
-          <w:tcPr>
-            <w:tcW w:w="4650" w:type="pct"/>
-            <w:shd w:val="clear" w:color="auto" w:fill="E7E6E6" w:themeFill="background2"/>
-          </w:tcPr>
-          <w:p>
-            <w:r>
-              <w:t xml:space="preserve">Determining Professional Knowledge Requirements </w:t>
-            </w:r>
-          </w:p>
-        </w:tc>
-      </w:tr>
-      <w:tr>
-        <w:tc>
-          <w:tcPr>
-            <w:tcW w:w="350" w:type="pct"/>
-            <w:shd w:val="clear" w:color="auto" w:fill="E7E6E6" w:themeFill="background2"/>
-          </w:tcPr>
-          <w:p>
-            <w:r>
-              <w:t>90</w:t>
-            </w:r>
-          </w:p>
-        </w:tc>
-        <w:tc>
-          <w:tcPr>
-            <w:tcW w:w="4650" w:type="pct"/>
-            <w:shd w:val="clear" w:color="auto" w:fill="E7E6E6" w:themeFill="background2"/>
-          </w:tcPr>
-          <w:p>
-            <w:r>
-              <w:t xml:space="preserve">Determining Training and Updating Needs </w:t>
-            </w:r>
-          </w:p>
-        </w:tc>
-      </w:tr>
-      <w:tr>
-        <w:tc>
-          <w:tcPr>
-            <w:tcW w:w="350" w:type="pct"/>
-            <w:shd w:val="clear" w:color="auto" w:fill="E7E6E6" w:themeFill="background2"/>
-          </w:tcPr>
-          <w:p>
-            <w:r>
-              <w:t>91</w:t>
-            </w:r>
-          </w:p>
-        </w:tc>
-        <w:tc>
-          <w:tcPr>
-            <w:tcW w:w="4650" w:type="pct"/>
-            <w:shd w:val="clear" w:color="auto" w:fill="E7E6E6" w:themeFill="background2"/>
-          </w:tcPr>
-          <w:p>
-            <w:r>
-              <w:t xml:space="preserve">Planning Training and Updating Programs </w:t>
-            </w:r>
-          </w:p>
-        </w:tc>
-      </w:tr>
-      <w:tr>
-        <w:tc>
-          <w:tcPr>
-            <w:tcW w:w="350" w:type="pct"/>
-            <w:shd w:val="clear" w:color="auto" w:fill="E7E6E6" w:themeFill="background2"/>
-          </w:tcPr>
-          <w:p>
-            <w:r>
-              <w:t>92</w:t>
-            </w:r>
-          </w:p>
-        </w:tc>
-        <w:tc>
-          <w:tcPr>
-            <w:tcW w:w="4650" w:type="pct"/>
-            <w:shd w:val="clear" w:color="auto" w:fill="E7E6E6" w:themeFill="background2"/>
-          </w:tcPr>
-          <w:p>
-            <w:r>
-              <w:t xml:space="preserve">Defining Positions Requiring Certification </w:t>
-            </w:r>
-          </w:p>
-        </w:tc>
-      </w:tr>
-      <w:tr>
-        <w:tc>
-          <w:tcPr>
-            <w:tcW w:w="350" w:type="pct"/>
-            <w:shd w:val="clear" w:color="auto" w:fill="E7E6E6" w:themeFill="background2"/>
-          </w:tcPr>
-          <w:p>
-            <w:r>
-              <w:t>93</w:t>
-            </w:r>
-          </w:p>
-        </w:tc>
-        <w:tc>
-          <w:tcPr>
-            <w:tcW w:w="4650" w:type="pct"/>
-            <w:shd w:val="clear" w:color="auto" w:fill="E7E6E6" w:themeFill="background2"/>
-          </w:tcPr>
-          <w:p>
-            <w:r>
-              <w:t xml:space="preserve">Planning The Certification Processes </w:t>
-            </w:r>
-          </w:p>
-        </w:tc>
-      </w:tr>
-      <w:tr>
-        <w:tc>
-          <w:tcPr>
-            <w:tcW w:w="350" w:type="pct"/>
-            <w:shd w:val="clear" w:color="auto" w:fill="E7E6E6" w:themeFill="background2"/>
-          </w:tcPr>
-          <w:p>
-            <w:r>
-              <w:t>94</w:t>
-            </w:r>
-          </w:p>
-        </w:tc>
-        <w:tc>
-          <w:tcPr>
-            <w:tcW w:w="4650" w:type="pct"/>
-            <w:shd w:val="clear" w:color="auto" w:fill="E7E6E6" w:themeFill="background2"/>
-          </w:tcPr>
-          <w:p>
-            <w:r>
-              <w:t xml:space="preserve">Delivery of Training and Certification Programs </w:t>
-            </w:r>
-          </w:p>
-        </w:tc>
-      </w:tr>
-      <w:tr>
-        <w:tc>
-          <w:tcPr>
-            <w:tcW w:w="350" w:type="pct"/>
-            <w:shd w:val="clear" w:color="auto" w:fill="E7E6E6" w:themeFill="background2"/>
-          </w:tcPr>
-          <w:p>
-            <w:r>
-              <w:t>95</w:t>
-            </w:r>
-          </w:p>
-        </w:tc>
-        <w:tc>
-          <w:tcPr>
-            <w:tcW w:w="4650" w:type="pct"/>
-            <w:shd w:val="clear" w:color="auto" w:fill="E7E6E6" w:themeFill="background2"/>
-          </w:tcPr>
-          <w:p>
-            <w:r>
-              <w:t xml:space="preserve">Follow-up Subsequent to Training and Certification </w:t>
-            </w:r>
-          </w:p>
-        </w:tc>
-      </w:tr>
-      <w:tr>
-        <w:tc>
-          <w:tcPr>
-            <w:tcW w:w="350" w:type="pct"/>
-            <w:shd w:val="clear" w:color="auto" w:fill="E7E6E6" w:themeFill="background2"/>
-          </w:tcPr>
-          <w:p>
-            <w:r>
-              <w:t>96</w:t>
-            </w:r>
-          </w:p>
-        </w:tc>
-        <w:tc>
-          <w:tcPr>
-            <w:tcW w:w="4650" w:type="pct"/>
-            <w:shd w:val="clear" w:color="auto" w:fill="E7E6E6" w:themeFill="background2"/>
-          </w:tcPr>
-          <w:p>
-            <w:r>
-              <w:t xml:space="preserve">Summary </w:t>
-            </w:r>
-          </w:p>
-        </w:tc>
-      </w:tr>
-      <w:tr>
-        <w:tc>
-          <w:tcPr>
-            <w:tcW w:w="350" w:type="pct"/>
-            <w:shd w:val="clear" w:color="auto" w:fill="E7E6E6" w:themeFill="background2"/>
-          </w:tcPr>
-          <w:p/>
-        </w:tc>
-        <w:tc>
-          <w:tcPr>
-            <w:tcW w:w="4650" w:type="pct"/>
-            <w:shd w:val="clear" w:color="auto" w:fill="E7E6E6" w:themeFill="background2"/>
-          </w:tcPr>
-          <w:p>
-            <w:r>
-              <w:t xml:space="preserve">Selected Bibliography </w:t>
-            </w:r>
-          </w:p>
-        </w:tc>
-      </w:tr>
-      <w:tr>
-        <w:tc>
-          <w:tcPr>
-            <w:tcW w:w="350" w:type="pct"/>
-            <w:shd w:val="clear" w:color="auto" w:fill="E7E6E6" w:themeFill="background2"/>
-          </w:tcPr>
-          <w:p/>
-        </w:tc>
-        <w:tc>
-          <w:tcPr>
-            <w:tcW w:w="4650" w:type="pct"/>
-            <w:shd w:val="clear" w:color="auto" w:fill="E7E6E6" w:themeFill="background2"/>
-          </w:tcPr>
-          <w:p>
-            <w:r>
-              <w:t xml:space="preserve">Review Questions </w:t>
-            </w:r>
-          </w:p>
-        </w:tc>
-      </w:tr>
-      <w:tr>
-        <w:tc>
-          <w:tcPr>
-            <w:tcW w:w="350" w:type="pct"/>
-            <w:shd w:val="clear" w:color="auto" w:fill="E7E6E6" w:themeFill="background2"/>
-          </w:tcPr>
-          <w:p/>
-        </w:tc>
-        <w:tc>
-          <w:tcPr>
-            <w:tcW w:w="4650" w:type="pct"/>
-            <w:shd w:val="clear" w:color="auto" w:fill="E7E6E6" w:themeFill="background2"/>
-          </w:tcPr>
-          <w:p>
-            <w:r>
-              <w:t xml:space="preserve">Topics for Discussion </w:t>
-            </w:r>
-          </w:p>
-        </w:tc>
-      </w:tr>
-      <w:tr>
-        <w:tc>
-          <w:tcPr>
-            <w:tcW w:w="350" w:type="pct"/>
-            <w:shd w:val="clear" w:color="auto" w:fill="E7E6E6" w:themeFill="background2"/>
-          </w:tcPr>
-          <w:p>
-            <w:pPr>
-              <w:rPr>
-                <w:b/>
-                <w:bCs/>
-                <w:color w:val="C00000"/>
-              </w:rPr>
-            </w:pPr>
-          </w:p>
-        </w:tc>
-        <w:tc>
-          <w:tcPr>
-            <w:tcW w:w="4650" w:type="pct"/>
-            <w:shd w:val="clear" w:color="auto" w:fill="E7E6E6" w:themeFill="background2"/>
-          </w:tcPr>
-          <w:p>
-            <w:pPr>
-              <w:rPr>
-                <w:b/>
-                <w:bCs/>
-                <w:color w:val="C00000"/>
-              </w:rPr>
-            </w:pPr>
-            <w:r>
-              <w:rPr>
-                <w:b/>
-                <w:bCs/>
-                <w:color w:val="C00000"/>
-              </w:rPr>
-              <w:t xml:space="preserve">Corrective and Preventive Actions </w:t>
-            </w:r>
-          </w:p>
-        </w:tc>
-      </w:tr>
-      <w:tr>
-        <w:tc>
-          <w:tcPr>
-            <w:tcW w:w="350" w:type="pct"/>
-            <w:shd w:val="clear" w:color="auto" w:fill="E7E6E6" w:themeFill="background2"/>
-          </w:tcPr>
-          <w:p>
-            <w:r>
-              <w:t>97</w:t>
-            </w:r>
-          </w:p>
-        </w:tc>
-        <w:tc>
-          <w:tcPr>
-            <w:tcW w:w="4650" w:type="pct"/>
-            <w:shd w:val="clear" w:color="auto" w:fill="E7E6E6" w:themeFill="background2"/>
-          </w:tcPr>
-          <w:p>
-            <w:r>
-              <w:t>Introduction: The “3S” Development Team Revisited</w:t>
-            </w:r>
-          </w:p>
-        </w:tc>
-      </w:tr>
-      <w:tr>
-        <w:tc>
-          <w:tcPr>
-            <w:tcW w:w="350" w:type="pct"/>
-            <w:shd w:val="clear" w:color="auto" w:fill="E7E6E6" w:themeFill="background2"/>
-          </w:tcPr>
-          <w:p>
-            <w:r>
-              <w:t>98</w:t>
-            </w:r>
-          </w:p>
-        </w:tc>
-        <w:tc>
-          <w:tcPr>
-            <w:tcW w:w="4650" w:type="pct"/>
-            <w:shd w:val="clear" w:color="auto" w:fill="E7E6E6" w:themeFill="background2"/>
-          </w:tcPr>
-          <w:p>
-            <w:r>
-              <w:t>Corrective and Preventive Actions – Definitions</w:t>
-            </w:r>
-          </w:p>
-        </w:tc>
-      </w:tr>
-      <w:tr>
-        <w:tc>
-          <w:tcPr>
-            <w:tcW w:w="350" w:type="pct"/>
-            <w:shd w:val="clear" w:color="auto" w:fill="E7E6E6" w:themeFill="background2"/>
-          </w:tcPr>
-          <w:p>
-            <w:r>
-              <w:t>99</w:t>
-            </w:r>
-          </w:p>
-        </w:tc>
-        <w:tc>
-          <w:tcPr>
-            <w:tcW w:w="4650" w:type="pct"/>
-            <w:shd w:val="clear" w:color="auto" w:fill="E7E6E6" w:themeFill="background2"/>
-          </w:tcPr>
-          <w:p>
-            <w:r>
-              <w:t xml:space="preserve">The Corrective and Preventive Actions Process </w:t>
-            </w:r>
-          </w:p>
-        </w:tc>
-      </w:tr>
-      <w:tr>
-        <w:tc>
-          <w:tcPr>
-            <w:tcW w:w="350" w:type="pct"/>
-            <w:shd w:val="clear" w:color="auto" w:fill="E7E6E6" w:themeFill="background2"/>
-          </w:tcPr>
-          <w:p>
-            <w:r>
-              <w:t>100</w:t>
-            </w:r>
-          </w:p>
-        </w:tc>
-        <w:tc>
-          <w:tcPr>
-            <w:tcW w:w="4650" w:type="pct"/>
-            <w:shd w:val="clear" w:color="auto" w:fill="E7E6E6" w:themeFill="background2"/>
-          </w:tcPr>
-          <w:p>
-            <w:r>
-              <w:t xml:space="preserve">Information Collection </w:t>
-            </w:r>
-          </w:p>
-        </w:tc>
-      </w:tr>
-      <w:tr>
-        <w:tc>
-          <w:tcPr>
-            <w:tcW w:w="350" w:type="pct"/>
-            <w:shd w:val="clear" w:color="auto" w:fill="E7E6E6" w:themeFill="background2"/>
-          </w:tcPr>
-          <w:p>
-            <w:r>
-              <w:t>101</w:t>
-            </w:r>
-          </w:p>
-        </w:tc>
-        <w:tc>
-          <w:tcPr>
-            <w:tcW w:w="4650" w:type="pct"/>
-            <w:shd w:val="clear" w:color="auto" w:fill="E7E6E6" w:themeFill="background2"/>
-          </w:tcPr>
-          <w:p>
-            <w:r>
-              <w:t xml:space="preserve">Analysis of Collected Information </w:t>
-            </w:r>
-          </w:p>
-        </w:tc>
-      </w:tr>
-      <w:tr>
-        <w:tc>
-          <w:tcPr>
-            <w:tcW w:w="350" w:type="pct"/>
-            <w:shd w:val="clear" w:color="auto" w:fill="E7E6E6" w:themeFill="background2"/>
-          </w:tcPr>
-          <w:p>
-            <w:r>
-              <w:t>102</w:t>
-            </w:r>
-          </w:p>
-        </w:tc>
-        <w:tc>
-          <w:tcPr>
-            <w:tcW w:w="4650" w:type="pct"/>
-            <w:shd w:val="clear" w:color="auto" w:fill="E7E6E6" w:themeFill="background2"/>
-          </w:tcPr>
-          <w:p>
-            <w:r>
-              <w:t xml:space="preserve">Development of Solutions and Their Implementation </w:t>
-            </w:r>
-          </w:p>
-        </w:tc>
-      </w:tr>
-      <w:tr>
-        <w:tc>
-          <w:tcPr>
-            <w:tcW w:w="350" w:type="pct"/>
-            <w:shd w:val="clear" w:color="auto" w:fill="E7E6E6" w:themeFill="background2"/>
-          </w:tcPr>
-          <w:p>
-            <w:r>
-              <w:t>103</w:t>
-            </w:r>
-          </w:p>
-        </w:tc>
-        <w:tc>
-          <w:tcPr>
-            <w:tcW w:w="4650" w:type="pct"/>
-            <w:shd w:val="clear" w:color="auto" w:fill="E7E6E6" w:themeFill="background2"/>
-          </w:tcPr>
-          <w:p>
-            <w:r>
-              <w:t>Follow-up of Activities</w:t>
-            </w:r>
-          </w:p>
-        </w:tc>
-      </w:tr>
-      <w:tr>
-        <w:tc>
-          <w:tcPr>
-            <w:tcW w:w="350" w:type="pct"/>
-            <w:shd w:val="clear" w:color="auto" w:fill="E7E6E6" w:themeFill="background2"/>
-          </w:tcPr>
-          <w:p>
-            <w:r>
-              <w:t>104</w:t>
-            </w:r>
-          </w:p>
-        </w:tc>
-        <w:tc>
-          <w:tcPr>
-            <w:tcW w:w="4650" w:type="pct"/>
-            <w:shd w:val="clear" w:color="auto" w:fill="E7E6E6" w:themeFill="background2"/>
-          </w:tcPr>
-          <w:p>
-            <w:r>
-              <w:t xml:space="preserve">Organizing for Preventive and Corrective Actions </w:t>
-            </w:r>
-          </w:p>
-        </w:tc>
-      </w:tr>
-      <w:tr>
-        <w:tc>
-          <w:tcPr>
-            <w:tcW w:w="350" w:type="pct"/>
-            <w:shd w:val="clear" w:color="auto" w:fill="E7E6E6" w:themeFill="background2"/>
-          </w:tcPr>
-          <w:p>
-            <w:r>
-              <w:t>105</w:t>
-            </w:r>
-          </w:p>
-        </w:tc>
-        <w:tc>
-          <w:tcPr>
-            <w:tcW w:w="4650" w:type="pct"/>
-            <w:shd w:val="clear" w:color="auto" w:fill="E7E6E6" w:themeFill="background2"/>
-          </w:tcPr>
-          <w:p>
-            <w:r>
-              <w:t xml:space="preserve">Summary </w:t>
-            </w:r>
-          </w:p>
-        </w:tc>
-      </w:tr>
-      <w:tr>
-        <w:tc>
-          <w:tcPr>
-            <w:tcW w:w="350" w:type="pct"/>
-            <w:shd w:val="clear" w:color="auto" w:fill="E7E6E6" w:themeFill="background2"/>
-          </w:tcPr>
-          <w:p/>
-        </w:tc>
-        <w:tc>
-          <w:tcPr>
-            <w:tcW w:w="4650" w:type="pct"/>
-            <w:shd w:val="clear" w:color="auto" w:fill="E7E6E6" w:themeFill="background2"/>
-          </w:tcPr>
-          <w:p>
-            <w:r>
-              <w:t>Selected Bibliography</w:t>
-            </w:r>
-          </w:p>
-        </w:tc>
-      </w:tr>
-      <w:tr>
-        <w:tc>
-          <w:tcPr>
-            <w:tcW w:w="350" w:type="pct"/>
-            <w:shd w:val="clear" w:color="auto" w:fill="E7E6E6" w:themeFill="background2"/>
-          </w:tcPr>
-          <w:p/>
-        </w:tc>
-        <w:tc>
-          <w:tcPr>
-            <w:tcW w:w="4650" w:type="pct"/>
-            <w:shd w:val="clear" w:color="auto" w:fill="E7E6E6" w:themeFill="background2"/>
-          </w:tcPr>
-          <w:p>
-            <w:r>
-              <w:t xml:space="preserve">Review Questions </w:t>
-            </w:r>
-          </w:p>
-        </w:tc>
-      </w:tr>
-      <w:tr>
-        <w:tc>
-          <w:tcPr>
-            <w:tcW w:w="350" w:type="pct"/>
-            <w:shd w:val="clear" w:color="auto" w:fill="E7E6E6" w:themeFill="background2"/>
-          </w:tcPr>
-          <w:p/>
-        </w:tc>
-        <w:tc>
-          <w:tcPr>
-            <w:tcW w:w="4650" w:type="pct"/>
-            <w:shd w:val="clear" w:color="auto" w:fill="E7E6E6" w:themeFill="background2"/>
-          </w:tcPr>
-          <w:p>
-            <w:r>
-              <w:t xml:space="preserve">Topics for Discussion </w:t>
-            </w:r>
-          </w:p>
-        </w:tc>
-      </w:tr>
-      <w:tr>
-        <w:tc>
-          <w:tcPr>
-            <w:tcW w:w="350" w:type="pct"/>
-            <w:shd w:val="clear" w:color="auto" w:fill="E7E6E6" w:themeFill="background2"/>
-          </w:tcPr>
-          <w:p>
-            <w:pPr>
-              <w:rPr>
-                <w:b/>
-                <w:bCs/>
-                <w:color w:val="C00000"/>
-              </w:rPr>
-            </w:pPr>
-          </w:p>
-        </w:tc>
-        <w:tc>
-          <w:tcPr>
-            <w:tcW w:w="4650" w:type="pct"/>
-            <w:shd w:val="clear" w:color="auto" w:fill="E7E6E6" w:themeFill="background2"/>
-          </w:tcPr>
-          <w:p>
-            <w:pPr>
-              <w:rPr>
-                <w:b/>
-                <w:bCs/>
-                <w:color w:val="C00000"/>
-              </w:rPr>
-            </w:pPr>
-            <w:r>
-              <w:rPr>
-                <w:b/>
-                <w:bCs/>
-                <w:color w:val="C00000"/>
-              </w:rPr>
-              <w:t xml:space="preserve">Configuration Management </w:t>
-            </w:r>
-          </w:p>
-        </w:tc>
-      </w:tr>
-      <w:tr>
-        <w:tc>
-          <w:tcPr>
-            <w:tcW w:w="350" w:type="pct"/>
-            <w:shd w:val="clear" w:color="auto" w:fill="E7E6E6" w:themeFill="background2"/>
-          </w:tcPr>
-          <w:p>
-            <w:r>
-              <w:t>106</w:t>
-            </w:r>
-          </w:p>
-        </w:tc>
-        <w:tc>
-          <w:tcPr>
-            <w:tcW w:w="4650" w:type="pct"/>
-            <w:shd w:val="clear" w:color="auto" w:fill="E7E6E6" w:themeFill="background2"/>
-          </w:tcPr>
-          <w:p>
-            <w:r>
-              <w:t xml:space="preserve">Software Configuration, Its Items and its Management </w:t>
-            </w:r>
-          </w:p>
-        </w:tc>
-      </w:tr>
-      <w:tr>
-        <w:tc>
-          <w:tcPr>
-            <w:tcW w:w="350" w:type="pct"/>
-            <w:shd w:val="clear" w:color="auto" w:fill="E7E6E6" w:themeFill="background2"/>
-          </w:tcPr>
-          <w:p>
-            <w:r>
-              <w:t>107</w:t>
-            </w:r>
-          </w:p>
-        </w:tc>
-        <w:tc>
-          <w:tcPr>
-            <w:tcW w:w="4650" w:type="pct"/>
-            <w:shd w:val="clear" w:color="auto" w:fill="E7E6E6" w:themeFill="background2"/>
-          </w:tcPr>
-          <w:p>
-            <w:r>
-              <w:t xml:space="preserve">Software Configuration Management – Tasks and Organization </w:t>
-            </w:r>
-          </w:p>
-        </w:tc>
-      </w:tr>
-      <w:tr>
-        <w:tc>
-          <w:tcPr>
-            <w:tcW w:w="350" w:type="pct"/>
-            <w:shd w:val="clear" w:color="auto" w:fill="E7E6E6" w:themeFill="background2"/>
-          </w:tcPr>
-          <w:p>
-            <w:r>
-              <w:t>108</w:t>
-            </w:r>
-          </w:p>
-        </w:tc>
-        <w:tc>
-          <w:tcPr>
-            <w:tcW w:w="4650" w:type="pct"/>
-            <w:shd w:val="clear" w:color="auto" w:fill="E7E6E6" w:themeFill="background2"/>
-          </w:tcPr>
-          <w:p>
-            <w:r>
-              <w:t xml:space="preserve">Software Change Control </w:t>
-            </w:r>
-          </w:p>
-        </w:tc>
-      </w:tr>
-      <w:tr>
-        <w:tc>
-          <w:tcPr>
-            <w:tcW w:w="350" w:type="pct"/>
-            <w:shd w:val="clear" w:color="auto" w:fill="E7E6E6" w:themeFill="background2"/>
-          </w:tcPr>
-          <w:p>
-            <w:r>
-              <w:t>109</w:t>
-            </w:r>
-          </w:p>
-        </w:tc>
-        <w:tc>
-          <w:tcPr>
-            <w:tcW w:w="4650" w:type="pct"/>
-            <w:shd w:val="clear" w:color="auto" w:fill="E7E6E6" w:themeFill="background2"/>
-          </w:tcPr>
-          <w:p>
-            <w:r>
-              <w:t xml:space="preserve">Release of Software Configuration Versions </w:t>
-            </w:r>
-          </w:p>
-        </w:tc>
-      </w:tr>
-      <w:tr>
-        <w:tc>
-          <w:tcPr>
-            <w:tcW w:w="350" w:type="pct"/>
-            <w:shd w:val="clear" w:color="auto" w:fill="E7E6E6" w:themeFill="background2"/>
-          </w:tcPr>
-          <w:p>
-            <w:r>
-              <w:t>110</w:t>
-            </w:r>
-          </w:p>
-        </w:tc>
-        <w:tc>
-          <w:tcPr>
-            <w:tcW w:w="4650" w:type="pct"/>
-            <w:shd w:val="clear" w:color="auto" w:fill="E7E6E6" w:themeFill="background2"/>
-          </w:tcPr>
-          <w:p>
-            <w:r>
-              <w:t xml:space="preserve">Provision of SCM Information Services </w:t>
-            </w:r>
-          </w:p>
-        </w:tc>
-      </w:tr>
-      <w:tr>
-        <w:tc>
-          <w:tcPr>
-            <w:tcW w:w="350" w:type="pct"/>
-            <w:shd w:val="clear" w:color="auto" w:fill="E7E6E6" w:themeFill="background2"/>
-          </w:tcPr>
-          <w:p>
-            <w:r>
-              <w:t>111</w:t>
-            </w:r>
-          </w:p>
-        </w:tc>
-        <w:tc>
-          <w:tcPr>
-            <w:tcW w:w="4650" w:type="pct"/>
-            <w:shd w:val="clear" w:color="auto" w:fill="E7E6E6" w:themeFill="background2"/>
-          </w:tcPr>
-          <w:p>
-            <w:r>
-              <w:t xml:space="preserve">Software Configuration Management Audits </w:t>
-            </w:r>
-          </w:p>
-        </w:tc>
-      </w:tr>
-      <w:tr>
-        <w:tc>
-          <w:tcPr>
-            <w:tcW w:w="350" w:type="pct"/>
-            <w:shd w:val="clear" w:color="auto" w:fill="E7E6E6" w:themeFill="background2"/>
-          </w:tcPr>
-          <w:p>
-            <w:r>
-              <w:t>112</w:t>
-            </w:r>
-          </w:p>
-        </w:tc>
-        <w:tc>
-          <w:tcPr>
-            <w:tcW w:w="4650" w:type="pct"/>
-            <w:shd w:val="clear" w:color="auto" w:fill="E7E6E6" w:themeFill="background2"/>
-          </w:tcPr>
-          <w:p>
-            <w:r>
-              <w:t xml:space="preserve">Computerized Tools for Managing Software Configuration </w:t>
-            </w:r>
-          </w:p>
-        </w:tc>
-      </w:tr>
-      <w:tr>
-        <w:tc>
-          <w:tcPr>
-            <w:tcW w:w="350" w:type="pct"/>
-            <w:shd w:val="clear" w:color="auto" w:fill="E7E6E6" w:themeFill="background2"/>
-          </w:tcPr>
-          <w:p>
-            <w:r>
-              <w:t>113</w:t>
-            </w:r>
-          </w:p>
-        </w:tc>
-        <w:tc>
-          <w:tcPr>
-            <w:tcW w:w="4650" w:type="pct"/>
-            <w:shd w:val="clear" w:color="auto" w:fill="E7E6E6" w:themeFill="background2"/>
-          </w:tcPr>
-          <w:p>
-            <w:r>
-              <w:t xml:space="preserve">Summary </w:t>
-            </w:r>
-          </w:p>
-        </w:tc>
-      </w:tr>
-      <w:tr>
-        <w:tc>
-          <w:tcPr>
-            <w:tcW w:w="350" w:type="pct"/>
-            <w:shd w:val="clear" w:color="auto" w:fill="E7E6E6" w:themeFill="background2"/>
-          </w:tcPr>
-          <w:p/>
-        </w:tc>
-        <w:tc>
-          <w:tcPr>
-            <w:tcW w:w="4650" w:type="pct"/>
-            <w:shd w:val="clear" w:color="auto" w:fill="E7E6E6" w:themeFill="background2"/>
-          </w:tcPr>
-          <w:p>
-            <w:r>
-              <w:t xml:space="preserve">Selected Bibliography </w:t>
-            </w:r>
-          </w:p>
-        </w:tc>
-      </w:tr>
-      <w:tr>
-        <w:tc>
-          <w:tcPr>
-            <w:tcW w:w="350" w:type="pct"/>
-            <w:shd w:val="clear" w:color="auto" w:fill="E7E6E6" w:themeFill="background2"/>
-          </w:tcPr>
-          <w:p/>
-        </w:tc>
-        <w:tc>
-          <w:tcPr>
-            <w:tcW w:w="4650" w:type="pct"/>
-            <w:shd w:val="clear" w:color="auto" w:fill="E7E6E6" w:themeFill="background2"/>
-          </w:tcPr>
-          <w:p>
-            <w:r>
-              <w:t xml:space="preserve">Review Questions </w:t>
-            </w:r>
-          </w:p>
-        </w:tc>
-      </w:tr>
-      <w:tr>
-        <w:tc>
-          <w:tcPr>
-            <w:tcW w:w="350" w:type="pct"/>
-            <w:shd w:val="clear" w:color="auto" w:fill="E7E6E6" w:themeFill="background2"/>
-          </w:tcPr>
-          <w:p/>
-        </w:tc>
-        <w:tc>
-          <w:tcPr>
-            <w:tcW w:w="4650" w:type="pct"/>
-            <w:shd w:val="clear" w:color="auto" w:fill="E7E6E6" w:themeFill="background2"/>
-          </w:tcPr>
-          <w:p>
-            <w:r>
-              <w:t xml:space="preserve">Topics for Discussion </w:t>
-            </w:r>
-          </w:p>
-        </w:tc>
-      </w:tr>
-      <w:tr>
-        <w:tc>
-          <w:tcPr>
-            <w:tcW w:w="350" w:type="pct"/>
-            <w:shd w:val="clear" w:color="auto" w:fill="E7E6E6" w:themeFill="background2"/>
-          </w:tcPr>
-          <w:p>
-            <w:pPr>
-              <w:rPr>
-                <w:b/>
-                <w:bCs/>
-                <w:color w:val="C00000"/>
-              </w:rPr>
-            </w:pPr>
-          </w:p>
-        </w:tc>
-        <w:tc>
-          <w:tcPr>
-            <w:tcW w:w="4650" w:type="pct"/>
-            <w:shd w:val="clear" w:color="auto" w:fill="E7E6E6" w:themeFill="background2"/>
-          </w:tcPr>
-          <w:p>
-            <w:pPr>
-              <w:rPr>
-                <w:b/>
-                <w:bCs/>
-                <w:color w:val="C00000"/>
-              </w:rPr>
-            </w:pPr>
-            <w:r>
-              <w:rPr>
-                <w:b/>
-                <w:bCs/>
-                <w:color w:val="C00000"/>
-              </w:rPr>
-              <w:t xml:space="preserve">Documentation Control </w:t>
-            </w:r>
-          </w:p>
-        </w:tc>
-      </w:tr>
-      <w:tr>
-        <w:tc>
-          <w:tcPr>
-            <w:tcW w:w="350" w:type="pct"/>
-            <w:shd w:val="clear" w:color="auto" w:fill="E7E6E6" w:themeFill="background2"/>
-          </w:tcPr>
-          <w:p>
-            <w:r>
-              <w:t>114</w:t>
-            </w:r>
-          </w:p>
-        </w:tc>
-        <w:tc>
-          <w:tcPr>
-            <w:tcW w:w="4650" w:type="pct"/>
-            <w:shd w:val="clear" w:color="auto" w:fill="E7E6E6" w:themeFill="background2"/>
-          </w:tcPr>
-          <w:p>
-            <w:r>
-              <w:t>Introduction: Where is the Documentation?</w:t>
-            </w:r>
-          </w:p>
-        </w:tc>
-      </w:tr>
-      <w:tr>
-        <w:tc>
-          <w:tcPr>
-            <w:tcW w:w="350" w:type="pct"/>
-            <w:shd w:val="clear" w:color="auto" w:fill="E7E6E6" w:themeFill="background2"/>
-          </w:tcPr>
-          <w:p>
-            <w:r>
-              <w:t>115</w:t>
-            </w:r>
-          </w:p>
-        </w:tc>
-        <w:tc>
-          <w:tcPr>
-            <w:tcW w:w="4650" w:type="pct"/>
-            <w:shd w:val="clear" w:color="auto" w:fill="E7E6E6" w:themeFill="background2"/>
-          </w:tcPr>
-          <w:p>
-            <w:r>
-              <w:t>Controlled Documents and Quality Records</w:t>
-            </w:r>
-          </w:p>
-        </w:tc>
-      </w:tr>
-      <w:tr>
-        <w:tc>
-          <w:tcPr>
-            <w:tcW w:w="350" w:type="pct"/>
-            <w:shd w:val="clear" w:color="auto" w:fill="E7E6E6" w:themeFill="background2"/>
-          </w:tcPr>
-          <w:p>
-            <w:r>
-              <w:t>116</w:t>
-            </w:r>
-          </w:p>
-        </w:tc>
-        <w:tc>
-          <w:tcPr>
-            <w:tcW w:w="4650" w:type="pct"/>
-            <w:shd w:val="clear" w:color="auto" w:fill="E7E6E6" w:themeFill="background2"/>
-          </w:tcPr>
-          <w:p>
-            <w:r>
-              <w:t xml:space="preserve">The Controlled Documents List </w:t>
-            </w:r>
-          </w:p>
-        </w:tc>
-      </w:tr>
-      <w:tr>
-        <w:tc>
-          <w:tcPr>
-            <w:tcW w:w="350" w:type="pct"/>
-            <w:shd w:val="clear" w:color="auto" w:fill="E7E6E6" w:themeFill="background2"/>
-          </w:tcPr>
-          <w:p>
-            <w:r>
-              <w:t>117</w:t>
-            </w:r>
-          </w:p>
-        </w:tc>
-        <w:tc>
-          <w:tcPr>
-            <w:tcW w:w="4650" w:type="pct"/>
-            <w:shd w:val="clear" w:color="auto" w:fill="E7E6E6" w:themeFill="background2"/>
-          </w:tcPr>
-          <w:p>
-            <w:r>
-              <w:t xml:space="preserve">Controlled Document Preparation </w:t>
-            </w:r>
-          </w:p>
-        </w:tc>
-      </w:tr>
-      <w:tr>
-        <w:tc>
-          <w:tcPr>
-            <w:tcW w:w="350" w:type="pct"/>
-            <w:shd w:val="clear" w:color="auto" w:fill="E7E6E6" w:themeFill="background2"/>
-          </w:tcPr>
-          <w:p>
-            <w:r>
-              <w:t>118</w:t>
-            </w:r>
-          </w:p>
-        </w:tc>
-        <w:tc>
-          <w:tcPr>
-            <w:tcW w:w="4650" w:type="pct"/>
-            <w:shd w:val="clear" w:color="auto" w:fill="E7E6E6" w:themeFill="background2"/>
-          </w:tcPr>
-          <w:p>
-            <w:r>
-              <w:t xml:space="preserve">Issues of Controlled Document Approval </w:t>
-            </w:r>
-          </w:p>
-        </w:tc>
-      </w:tr>
-      <w:tr>
-        <w:tc>
-          <w:tcPr>
-            <w:tcW w:w="350" w:type="pct"/>
-            <w:shd w:val="clear" w:color="auto" w:fill="E7E6E6" w:themeFill="background2"/>
-          </w:tcPr>
-          <w:p>
-            <w:r>
-              <w:t>119</w:t>
-            </w:r>
-          </w:p>
-        </w:tc>
-        <w:tc>
-          <w:tcPr>
-            <w:tcW w:w="4650" w:type="pct"/>
-            <w:shd w:val="clear" w:color="auto" w:fill="E7E6E6" w:themeFill="background2"/>
-          </w:tcPr>
-          <w:p>
-            <w:r>
-              <w:t xml:space="preserve">Issues of Controlled Document Storage and Retrieval </w:t>
-            </w:r>
-          </w:p>
-        </w:tc>
-      </w:tr>
-      <w:tr>
-        <w:tc>
-          <w:tcPr>
-            <w:tcW w:w="350" w:type="pct"/>
-            <w:shd w:val="clear" w:color="auto" w:fill="E7E6E6" w:themeFill="background2"/>
-          </w:tcPr>
-          <w:p>
-            <w:r>
-              <w:t>120</w:t>
-            </w:r>
-          </w:p>
-        </w:tc>
-        <w:tc>
-          <w:tcPr>
-            <w:tcW w:w="4650" w:type="pct"/>
-            <w:shd w:val="clear" w:color="auto" w:fill="E7E6E6" w:themeFill="background2"/>
-          </w:tcPr>
-          <w:p>
-            <w:r>
-              <w:t xml:space="preserve">Summary </w:t>
-            </w:r>
-          </w:p>
-        </w:tc>
-      </w:tr>
-      <w:tr>
-        <w:tc>
-          <w:tcPr>
-            <w:tcW w:w="350" w:type="pct"/>
-            <w:shd w:val="clear" w:color="auto" w:fill="E7E6E6" w:themeFill="background2"/>
-          </w:tcPr>
-          <w:p/>
-        </w:tc>
-        <w:tc>
-          <w:tcPr>
-            <w:tcW w:w="4650" w:type="pct"/>
-            <w:shd w:val="clear" w:color="auto" w:fill="E7E6E6" w:themeFill="background2"/>
-          </w:tcPr>
-          <w:p>
-            <w:r>
-              <w:t xml:space="preserve">Selected Bibliography </w:t>
-            </w:r>
-          </w:p>
-        </w:tc>
-      </w:tr>
-      <w:tr>
-        <w:tc>
-          <w:tcPr>
-            <w:tcW w:w="350" w:type="pct"/>
-            <w:shd w:val="clear" w:color="auto" w:fill="E7E6E6" w:themeFill="background2"/>
-          </w:tcPr>
-          <w:p/>
-        </w:tc>
-        <w:tc>
-          <w:tcPr>
-            <w:tcW w:w="4650" w:type="pct"/>
-            <w:shd w:val="clear" w:color="auto" w:fill="E7E6E6" w:themeFill="background2"/>
-          </w:tcPr>
-          <w:p>
-            <w:r>
-              <w:t xml:space="preserve">Review Questions </w:t>
-            </w:r>
-          </w:p>
-        </w:tc>
-      </w:tr>
-      <w:tr>
-        <w:tc>
-          <w:tcPr>
-            <w:tcW w:w="350" w:type="pct"/>
-            <w:shd w:val="clear" w:color="auto" w:fill="E7E6E6" w:themeFill="background2"/>
-          </w:tcPr>
-          <w:p/>
-        </w:tc>
-        <w:tc>
-          <w:tcPr>
-            <w:tcW w:w="4650" w:type="pct"/>
-            <w:shd w:val="clear" w:color="auto" w:fill="E7E6E6" w:themeFill="background2"/>
-          </w:tcPr>
-          <w:p>
-            <w:r>
-              <w:t xml:space="preserve">Topics for Discussion </w:t>
-            </w:r>
-          </w:p>
-        </w:tc>
-      </w:tr>
-      <w:tr>
-        <w:tc>
-          <w:tcPr>
-            <w:tcW w:w="350" w:type="pct"/>
-            <w:shd w:val="clear" w:color="auto" w:fill="FFD966" w:themeFill="accent4" w:themeFillTint="99"/>
-          </w:tcPr>
-          <w:p>
-            <w:pPr>
-              <w:rPr>
-                <w:b/>
-                <w:bCs/>
-              </w:rPr>
-            </w:pPr>
-          </w:p>
-        </w:tc>
-        <w:tc>
-          <w:tcPr>
-            <w:tcW w:w="4650" w:type="pct"/>
-            <w:shd w:val="clear" w:color="auto" w:fill="FFD966" w:themeFill="accent4" w:themeFillTint="99"/>
-          </w:tcPr>
-          <w:p>
-            <w:pPr>
-              <w:rPr>
-                <w:b/>
-                <w:bCs/>
-              </w:rPr>
-            </w:pPr>
-            <w:r>
-              <w:rPr>
-                <w:b/>
-                <w:bCs/>
-              </w:rPr>
-              <w:t xml:space="preserve">Part-05: Management Components of Software Quality </w:t>
-            </w:r>
-          </w:p>
-        </w:tc>
-      </w:tr>
-      <w:tr>
-        <w:tc>
-          <w:tcPr>
-            <w:tcW w:w="350" w:type="pct"/>
-            <w:shd w:val="clear" w:color="auto" w:fill="E7E6E6" w:themeFill="background2"/>
-          </w:tcPr>
-          <w:p>
-            <w:pPr>
-              <w:rPr>
-                <w:b/>
-                <w:bCs/>
-                <w:color w:val="C00000"/>
-              </w:rPr>
-            </w:pPr>
-          </w:p>
-        </w:tc>
-        <w:tc>
-          <w:tcPr>
-            <w:tcW w:w="4650" w:type="pct"/>
-            <w:shd w:val="clear" w:color="auto" w:fill="E7E6E6" w:themeFill="background2"/>
-          </w:tcPr>
-          <w:p>
-            <w:pPr>
-              <w:rPr>
-                <w:b/>
-                <w:bCs/>
-                <w:color w:val="C00000"/>
-              </w:rPr>
-            </w:pPr>
-            <w:r>
-              <w:rPr>
-                <w:b/>
-                <w:bCs/>
-                <w:color w:val="C00000"/>
-              </w:rPr>
-              <w:t xml:space="preserve">Project Progress Control </w:t>
-            </w:r>
-          </w:p>
-        </w:tc>
-      </w:tr>
-      <w:tr>
-        <w:tc>
-          <w:tcPr>
-            <w:tcW w:w="350" w:type="pct"/>
-            <w:shd w:val="clear" w:color="auto" w:fill="E7E6E6" w:themeFill="background2"/>
-          </w:tcPr>
-          <w:p>
-            <w:r>
-              <w:t>121</w:t>
-            </w:r>
-          </w:p>
-        </w:tc>
-        <w:tc>
-          <w:tcPr>
-            <w:tcW w:w="4650" w:type="pct"/>
-            <w:shd w:val="clear" w:color="auto" w:fill="E7E6E6" w:themeFill="background2"/>
-          </w:tcPr>
-          <w:p>
-            <w:r>
-              <w:t xml:space="preserve">The Components of Project Progress Control </w:t>
-            </w:r>
-          </w:p>
-        </w:tc>
-      </w:tr>
-      <w:tr>
-        <w:tc>
-          <w:tcPr>
-            <w:tcW w:w="350" w:type="pct"/>
-            <w:shd w:val="clear" w:color="auto" w:fill="E7E6E6" w:themeFill="background2"/>
-          </w:tcPr>
-          <w:p>
-            <w:r>
-              <w:t>122</w:t>
-            </w:r>
-          </w:p>
-        </w:tc>
-        <w:tc>
-          <w:tcPr>
-            <w:tcW w:w="4650" w:type="pct"/>
-            <w:shd w:val="clear" w:color="auto" w:fill="E7E6E6" w:themeFill="background2"/>
-          </w:tcPr>
-          <w:p>
-            <w:r>
-              <w:t xml:space="preserve">Progress Control of Internal Projects and External Participants </w:t>
-            </w:r>
-          </w:p>
-        </w:tc>
-      </w:tr>
-      <w:tr>
-        <w:tc>
-          <w:tcPr>
-            <w:tcW w:w="350" w:type="pct"/>
-            <w:shd w:val="clear" w:color="auto" w:fill="E7E6E6" w:themeFill="background2"/>
-          </w:tcPr>
-          <w:p>
-            <w:r>
-              <w:t>123</w:t>
-            </w:r>
-          </w:p>
-        </w:tc>
-        <w:tc>
-          <w:tcPr>
-            <w:tcW w:w="4650" w:type="pct"/>
-            <w:shd w:val="clear" w:color="auto" w:fill="E7E6E6" w:themeFill="background2"/>
-          </w:tcPr>
-          <w:p>
-            <w:r>
-              <w:t xml:space="preserve">Implementation of Project Progress Control Regimes </w:t>
-            </w:r>
-          </w:p>
-        </w:tc>
-      </w:tr>
-      <w:tr>
-        <w:tc>
-          <w:tcPr>
-            <w:tcW w:w="350" w:type="pct"/>
-            <w:shd w:val="clear" w:color="auto" w:fill="E7E6E6" w:themeFill="background2"/>
-          </w:tcPr>
-          <w:p>
-            <w:r>
-              <w:t>124</w:t>
-            </w:r>
-          </w:p>
-        </w:tc>
-        <w:tc>
-          <w:tcPr>
-            <w:tcW w:w="4650" w:type="pct"/>
-            <w:shd w:val="clear" w:color="auto" w:fill="E7E6E6" w:themeFill="background2"/>
-          </w:tcPr>
-          <w:p>
-            <w:r>
-              <w:t xml:space="preserve">Computerized Tools for Software Progress Control </w:t>
-            </w:r>
-          </w:p>
-        </w:tc>
-      </w:tr>
-      <w:tr>
-        <w:tc>
-          <w:tcPr>
-            <w:tcW w:w="350" w:type="pct"/>
-            <w:shd w:val="clear" w:color="auto" w:fill="E7E6E6" w:themeFill="background2"/>
-          </w:tcPr>
-          <w:p>
-            <w:r>
-              <w:t>125</w:t>
-            </w:r>
-          </w:p>
-        </w:tc>
-        <w:tc>
-          <w:tcPr>
-            <w:tcW w:w="4650" w:type="pct"/>
-            <w:shd w:val="clear" w:color="auto" w:fill="E7E6E6" w:themeFill="background2"/>
-          </w:tcPr>
-          <w:p>
-            <w:r>
-              <w:t xml:space="preserve">Summary </w:t>
-            </w:r>
-          </w:p>
-        </w:tc>
-      </w:tr>
-      <w:tr>
-        <w:tc>
-          <w:tcPr>
-            <w:tcW w:w="350" w:type="pct"/>
-            <w:shd w:val="clear" w:color="auto" w:fill="E7E6E6" w:themeFill="background2"/>
-          </w:tcPr>
-          <w:p/>
-        </w:tc>
-        <w:tc>
-          <w:tcPr>
-            <w:tcW w:w="4650" w:type="pct"/>
-            <w:shd w:val="clear" w:color="auto" w:fill="E7E6E6" w:themeFill="background2"/>
-          </w:tcPr>
-          <w:p>
-            <w:r>
-              <w:t>Selected Bibliography</w:t>
-            </w:r>
-          </w:p>
-        </w:tc>
-      </w:tr>
-      <w:tr>
-        <w:tc>
-          <w:tcPr>
-            <w:tcW w:w="350" w:type="pct"/>
-            <w:shd w:val="clear" w:color="auto" w:fill="E7E6E6" w:themeFill="background2"/>
-          </w:tcPr>
-          <w:p/>
-        </w:tc>
-        <w:tc>
-          <w:tcPr>
-            <w:tcW w:w="4650" w:type="pct"/>
-            <w:shd w:val="clear" w:color="auto" w:fill="E7E6E6" w:themeFill="background2"/>
-          </w:tcPr>
-          <w:p>
-            <w:r>
-              <w:t xml:space="preserve">Review Questions </w:t>
-            </w:r>
-          </w:p>
-        </w:tc>
-      </w:tr>
-      <w:tr>
-        <w:tc>
-          <w:tcPr>
-            <w:tcW w:w="350" w:type="pct"/>
-            <w:shd w:val="clear" w:color="auto" w:fill="E7E6E6" w:themeFill="background2"/>
-          </w:tcPr>
-          <w:p/>
-        </w:tc>
-        <w:tc>
-          <w:tcPr>
-            <w:tcW w:w="4650" w:type="pct"/>
-            <w:shd w:val="clear" w:color="auto" w:fill="E7E6E6" w:themeFill="background2"/>
-          </w:tcPr>
-          <w:p>
-            <w:r>
-              <w:t xml:space="preserve">Topics for Discussion </w:t>
-            </w:r>
-          </w:p>
-        </w:tc>
-      </w:tr>
-      <w:tr>
-        <w:tc>
-          <w:tcPr>
-            <w:tcW w:w="350" w:type="pct"/>
-            <w:shd w:val="clear" w:color="auto" w:fill="E7E6E6" w:themeFill="background2"/>
-          </w:tcPr>
-          <w:p>
-            <w:pPr>
-              <w:rPr>
-                <w:b/>
-                <w:bCs/>
-                <w:color w:val="C00000"/>
-              </w:rPr>
-            </w:pPr>
-          </w:p>
-        </w:tc>
-        <w:tc>
-          <w:tcPr>
-            <w:tcW w:w="4650" w:type="pct"/>
-            <w:shd w:val="clear" w:color="auto" w:fill="E7E6E6" w:themeFill="background2"/>
-          </w:tcPr>
-          <w:p>
-            <w:pPr>
-              <w:rPr>
-                <w:b/>
-                <w:bCs/>
-                <w:color w:val="C00000"/>
-              </w:rPr>
-            </w:pPr>
-            <w:r>
-              <w:rPr>
-                <w:b/>
-                <w:bCs/>
-                <w:color w:val="C00000"/>
-              </w:rPr>
-              <w:t>Software Quality Metrics</w:t>
-            </w:r>
-          </w:p>
-        </w:tc>
-      </w:tr>
-      <w:tr>
-        <w:tc>
-          <w:tcPr>
-            <w:tcW w:w="350" w:type="pct"/>
-            <w:shd w:val="clear" w:color="auto" w:fill="E7E6E6" w:themeFill="background2"/>
-          </w:tcPr>
-          <w:p>
-            <w:r>
-              <w:t>126</w:t>
-            </w:r>
-          </w:p>
-        </w:tc>
-        <w:tc>
-          <w:tcPr>
-            <w:tcW w:w="4650" w:type="pct"/>
-            <w:shd w:val="clear" w:color="auto" w:fill="E7E6E6" w:themeFill="background2"/>
-          </w:tcPr>
-          <w:p>
-            <w:r>
-              <w:t xml:space="preserve">Objectives of Quality Measurement </w:t>
-            </w:r>
-          </w:p>
-        </w:tc>
-      </w:tr>
-      <w:tr>
-        <w:tc>
-          <w:tcPr>
-            <w:tcW w:w="350" w:type="pct"/>
-            <w:shd w:val="clear" w:color="auto" w:fill="E7E6E6" w:themeFill="background2"/>
-          </w:tcPr>
-          <w:p>
-            <w:r>
-              <w:t>127</w:t>
-            </w:r>
-          </w:p>
-        </w:tc>
-        <w:tc>
-          <w:tcPr>
-            <w:tcW w:w="4650" w:type="pct"/>
-            <w:shd w:val="clear" w:color="auto" w:fill="E7E6E6" w:themeFill="background2"/>
-          </w:tcPr>
-          <w:p>
-            <w:r>
-              <w:t xml:space="preserve">Classification of Software Quality Metrics </w:t>
-            </w:r>
-          </w:p>
-        </w:tc>
-      </w:tr>
-      <w:tr>
-        <w:tc>
-          <w:tcPr>
-            <w:tcW w:w="350" w:type="pct"/>
-            <w:shd w:val="clear" w:color="auto" w:fill="E7E6E6" w:themeFill="background2"/>
-          </w:tcPr>
-          <w:p>
-            <w:r>
-              <w:t>128</w:t>
-            </w:r>
-          </w:p>
-        </w:tc>
-        <w:tc>
-          <w:tcPr>
-            <w:tcW w:w="4650" w:type="pct"/>
-            <w:shd w:val="clear" w:color="auto" w:fill="E7E6E6" w:themeFill="background2"/>
-          </w:tcPr>
-          <w:p>
-            <w:r>
-              <w:t>Process Metrics</w:t>
-            </w:r>
-          </w:p>
-        </w:tc>
-      </w:tr>
-      <w:tr>
-        <w:tc>
-          <w:tcPr>
-            <w:tcW w:w="350" w:type="pct"/>
-            <w:shd w:val="clear" w:color="auto" w:fill="E7E6E6" w:themeFill="background2"/>
-          </w:tcPr>
-          <w:p>
-            <w:r>
-              <w:t>129</w:t>
-            </w:r>
-          </w:p>
-        </w:tc>
-        <w:tc>
-          <w:tcPr>
-            <w:tcW w:w="4650" w:type="pct"/>
-            <w:shd w:val="clear" w:color="auto" w:fill="E7E6E6" w:themeFill="background2"/>
-          </w:tcPr>
-          <w:p>
-            <w:r>
-              <w:t xml:space="preserve">Product Metrics </w:t>
-            </w:r>
-          </w:p>
-        </w:tc>
-      </w:tr>
-      <w:tr>
-        <w:tc>
-          <w:tcPr>
-            <w:tcW w:w="350" w:type="pct"/>
-            <w:shd w:val="clear" w:color="auto" w:fill="E7E6E6" w:themeFill="background2"/>
-          </w:tcPr>
-          <w:p>
-            <w:r>
-              <w:t>130</w:t>
-            </w:r>
-          </w:p>
-        </w:tc>
-        <w:tc>
-          <w:tcPr>
-            <w:tcW w:w="4650" w:type="pct"/>
-            <w:shd w:val="clear" w:color="auto" w:fill="E7E6E6" w:themeFill="background2"/>
-          </w:tcPr>
-          <w:p>
-            <w:r>
-              <w:t xml:space="preserve">Implementation of Software Quality Metrics  </w:t>
-            </w:r>
-          </w:p>
-        </w:tc>
-      </w:tr>
-      <w:tr>
-        <w:tc>
-          <w:tcPr>
-            <w:tcW w:w="350" w:type="pct"/>
-            <w:shd w:val="clear" w:color="auto" w:fill="E7E6E6" w:themeFill="background2"/>
-          </w:tcPr>
-          <w:p>
-            <w:r>
-              <w:t>131</w:t>
-            </w:r>
-          </w:p>
-        </w:tc>
-        <w:tc>
-          <w:tcPr>
-            <w:tcW w:w="4650" w:type="pct"/>
-            <w:shd w:val="clear" w:color="auto" w:fill="E7E6E6" w:themeFill="background2"/>
-          </w:tcPr>
-          <w:p>
-            <w:r>
-              <w:t xml:space="preserve">Limitations of Software Metrics </w:t>
-            </w:r>
-          </w:p>
-        </w:tc>
-      </w:tr>
-      <w:tr>
-        <w:tc>
-          <w:tcPr>
-            <w:tcW w:w="350" w:type="pct"/>
-            <w:shd w:val="clear" w:color="auto" w:fill="E7E6E6" w:themeFill="background2"/>
-          </w:tcPr>
-          <w:p>
-            <w:r>
-              <w:t>132</w:t>
-            </w:r>
-          </w:p>
-        </w:tc>
-        <w:tc>
-          <w:tcPr>
-            <w:tcW w:w="4650" w:type="pct"/>
-            <w:shd w:val="clear" w:color="auto" w:fill="E7E6E6" w:themeFill="background2"/>
-          </w:tcPr>
-          <w:p>
-            <w:r>
-              <w:t xml:space="preserve">Summary </w:t>
-            </w:r>
-          </w:p>
-        </w:tc>
-      </w:tr>
-      <w:tr>
-        <w:tc>
-          <w:tcPr>
-            <w:tcW w:w="350" w:type="pct"/>
-            <w:shd w:val="clear" w:color="auto" w:fill="E7E6E6" w:themeFill="background2"/>
-          </w:tcPr>
-          <w:p/>
-        </w:tc>
-        <w:tc>
-          <w:tcPr>
-            <w:tcW w:w="4650" w:type="pct"/>
-            <w:shd w:val="clear" w:color="auto" w:fill="E7E6E6" w:themeFill="background2"/>
-          </w:tcPr>
-          <w:p>
-            <w:r>
-              <w:t>Selected Bibliography</w:t>
-            </w:r>
-          </w:p>
-        </w:tc>
-      </w:tr>
-      <w:tr>
-        <w:tc>
-          <w:tcPr>
-            <w:tcW w:w="350" w:type="pct"/>
-            <w:shd w:val="clear" w:color="auto" w:fill="E7E6E6" w:themeFill="background2"/>
-          </w:tcPr>
-          <w:p/>
-        </w:tc>
-        <w:tc>
-          <w:tcPr>
-            <w:tcW w:w="4650" w:type="pct"/>
-            <w:shd w:val="clear" w:color="auto" w:fill="E7E6E6" w:themeFill="background2"/>
-          </w:tcPr>
-          <w:p>
-            <w:r>
-              <w:t xml:space="preserve">Review Questions </w:t>
-            </w:r>
-          </w:p>
-        </w:tc>
-      </w:tr>
-      <w:tr>
-        <w:tc>
-          <w:tcPr>
-            <w:tcW w:w="350" w:type="pct"/>
-            <w:shd w:val="clear" w:color="auto" w:fill="E7E6E6" w:themeFill="background2"/>
-          </w:tcPr>
-          <w:p/>
-        </w:tc>
-        <w:tc>
-          <w:tcPr>
-            <w:tcW w:w="4650" w:type="pct"/>
-            <w:shd w:val="clear" w:color="auto" w:fill="E7E6E6" w:themeFill="background2"/>
-          </w:tcPr>
-          <w:p>
-            <w:r>
-              <w:t xml:space="preserve">Topics for Discussion </w:t>
-            </w:r>
-          </w:p>
-        </w:tc>
-      </w:tr>
-      <w:tr>
-        <w:tc>
-          <w:tcPr>
-            <w:tcW w:w="350" w:type="pct"/>
-            <w:shd w:val="clear" w:color="auto" w:fill="E7E6E6" w:themeFill="background2"/>
-          </w:tcPr>
-          <w:p/>
-        </w:tc>
-        <w:tc>
-          <w:tcPr>
-            <w:tcW w:w="4650" w:type="pct"/>
-            <w:shd w:val="clear" w:color="auto" w:fill="E7E6E6" w:themeFill="background2"/>
-          </w:tcPr>
-          <w:p>
-            <w:r>
-              <w:t xml:space="preserve">Appendix 21A: The Function Point Method </w:t>
-            </w:r>
-          </w:p>
-        </w:tc>
-      </w:tr>
-      <w:tr>
-        <w:tc>
-          <w:tcPr>
-            <w:tcW w:w="350" w:type="pct"/>
-            <w:shd w:val="clear" w:color="auto" w:fill="E7E6E6" w:themeFill="background2"/>
-          </w:tcPr>
-          <w:p>
-            <w:pPr>
-              <w:rPr>
-                <w:b/>
-                <w:bCs/>
-                <w:color w:val="C00000"/>
-              </w:rPr>
-            </w:pPr>
-          </w:p>
-        </w:tc>
-        <w:tc>
-          <w:tcPr>
-            <w:tcW w:w="4650" w:type="pct"/>
-            <w:shd w:val="clear" w:color="auto" w:fill="E7E6E6" w:themeFill="background2"/>
-          </w:tcPr>
-          <w:p>
-            <w:pPr>
-              <w:rPr>
-                <w:b/>
-                <w:bCs/>
-                <w:color w:val="C00000"/>
-              </w:rPr>
-            </w:pPr>
-            <w:r>
-              <w:rPr>
-                <w:b/>
-                <w:bCs/>
-                <w:color w:val="C00000"/>
-              </w:rPr>
-              <w:t xml:space="preserve">Costs of Software Quality </w:t>
-            </w:r>
-          </w:p>
-        </w:tc>
-      </w:tr>
-      <w:tr>
-        <w:tc>
-          <w:tcPr>
-            <w:tcW w:w="350" w:type="pct"/>
-            <w:shd w:val="clear" w:color="auto" w:fill="E7E6E6" w:themeFill="background2"/>
-          </w:tcPr>
-          <w:p>
-            <w:r>
-              <w:t>133</w:t>
-            </w:r>
-          </w:p>
-        </w:tc>
-        <w:tc>
-          <w:tcPr>
-            <w:tcW w:w="4650" w:type="pct"/>
-            <w:shd w:val="clear" w:color="auto" w:fill="E7E6E6" w:themeFill="background2"/>
-          </w:tcPr>
-          <w:p>
-            <w:r>
-              <w:t xml:space="preserve">Objectives of Cost of Software Quality Metrics </w:t>
-            </w:r>
-          </w:p>
-        </w:tc>
-      </w:tr>
-      <w:tr>
-        <w:tc>
-          <w:tcPr>
-            <w:tcW w:w="350" w:type="pct"/>
-            <w:shd w:val="clear" w:color="auto" w:fill="E7E6E6" w:themeFill="background2"/>
-          </w:tcPr>
-          <w:p>
-            <w:r>
-              <w:t>134</w:t>
-            </w:r>
-          </w:p>
-        </w:tc>
-        <w:tc>
-          <w:tcPr>
-            <w:tcW w:w="4650" w:type="pct"/>
-            <w:shd w:val="clear" w:color="auto" w:fill="E7E6E6" w:themeFill="background2"/>
-          </w:tcPr>
-          <w:p>
-            <w:r>
-              <w:t xml:space="preserve">The Classic Model of Cost of Software Quality </w:t>
-            </w:r>
-          </w:p>
-        </w:tc>
-      </w:tr>
-      <w:tr>
-        <w:tc>
-          <w:tcPr>
-            <w:tcW w:w="350" w:type="pct"/>
-            <w:shd w:val="clear" w:color="auto" w:fill="E7E6E6" w:themeFill="background2"/>
-          </w:tcPr>
-          <w:p>
-            <w:r>
-              <w:t>135</w:t>
-            </w:r>
-          </w:p>
-        </w:tc>
-        <w:tc>
-          <w:tcPr>
-            <w:tcW w:w="4650" w:type="pct"/>
-            <w:shd w:val="clear" w:color="auto" w:fill="E7E6E6" w:themeFill="background2"/>
-          </w:tcPr>
-          <w:p>
-            <w:r>
-              <w:t xml:space="preserve">An Extended Model for Cost of Software Quality </w:t>
-            </w:r>
-          </w:p>
-        </w:tc>
-      </w:tr>
-      <w:tr>
-        <w:tc>
-          <w:tcPr>
-            <w:tcW w:w="350" w:type="pct"/>
-            <w:shd w:val="clear" w:color="auto" w:fill="E7E6E6" w:themeFill="background2"/>
-          </w:tcPr>
-          <w:p>
-            <w:r>
-              <w:t>136</w:t>
-            </w:r>
-          </w:p>
-        </w:tc>
-        <w:tc>
-          <w:tcPr>
-            <w:tcW w:w="4650" w:type="pct"/>
-            <w:shd w:val="clear" w:color="auto" w:fill="E7E6E6" w:themeFill="background2"/>
-          </w:tcPr>
-          <w:p>
-            <w:r>
-              <w:t xml:space="preserve">Application of a Cost of Software Quality System </w:t>
-            </w:r>
-          </w:p>
-        </w:tc>
-      </w:tr>
-      <w:tr>
-        <w:tc>
-          <w:tcPr>
-            <w:tcW w:w="350" w:type="pct"/>
-            <w:shd w:val="clear" w:color="auto" w:fill="E7E6E6" w:themeFill="background2"/>
-          </w:tcPr>
-          <w:p>
-            <w:r>
-              <w:t>137</w:t>
-            </w:r>
-          </w:p>
-        </w:tc>
-        <w:tc>
-          <w:tcPr>
-            <w:tcW w:w="4650" w:type="pct"/>
-            <w:shd w:val="clear" w:color="auto" w:fill="E7E6E6" w:themeFill="background2"/>
-          </w:tcPr>
-          <w:p>
-            <w:r>
-              <w:t xml:space="preserve">Problems in the Application of Cost of Software Quality Metrics </w:t>
-            </w:r>
-          </w:p>
-        </w:tc>
-      </w:tr>
-      <w:tr>
-        <w:tc>
-          <w:tcPr>
-            <w:tcW w:w="350" w:type="pct"/>
-            <w:shd w:val="clear" w:color="auto" w:fill="E7E6E6" w:themeFill="background2"/>
-          </w:tcPr>
-          <w:p>
-            <w:r>
-              <w:t>138</w:t>
-            </w:r>
-          </w:p>
-        </w:tc>
-        <w:tc>
-          <w:tcPr>
-            <w:tcW w:w="4650" w:type="pct"/>
-            <w:shd w:val="clear" w:color="auto" w:fill="E7E6E6" w:themeFill="background2"/>
-          </w:tcPr>
-          <w:p>
-            <w:r>
-              <w:t xml:space="preserve">Summary </w:t>
-            </w:r>
-          </w:p>
-        </w:tc>
-      </w:tr>
-      <w:tr>
-        <w:tc>
-          <w:tcPr>
-            <w:tcW w:w="350" w:type="pct"/>
-            <w:shd w:val="clear" w:color="auto" w:fill="E7E6E6" w:themeFill="background2"/>
-          </w:tcPr>
-          <w:p/>
-        </w:tc>
-        <w:tc>
-          <w:tcPr>
-            <w:tcW w:w="4650" w:type="pct"/>
-            <w:shd w:val="clear" w:color="auto" w:fill="E7E6E6" w:themeFill="background2"/>
-          </w:tcPr>
-          <w:p>
-            <w:r>
-              <w:t>Selected Bibliography</w:t>
-            </w:r>
-          </w:p>
-        </w:tc>
-      </w:tr>
-      <w:tr>
-        <w:tc>
-          <w:tcPr>
-            <w:tcW w:w="350" w:type="pct"/>
-            <w:shd w:val="clear" w:color="auto" w:fill="E7E6E6" w:themeFill="background2"/>
-          </w:tcPr>
-          <w:p/>
-        </w:tc>
-        <w:tc>
-          <w:tcPr>
-            <w:tcW w:w="4650" w:type="pct"/>
-            <w:shd w:val="clear" w:color="auto" w:fill="E7E6E6" w:themeFill="background2"/>
-          </w:tcPr>
-          <w:p>
-            <w:r>
-              <w:t xml:space="preserve">Review Questions </w:t>
-            </w:r>
-          </w:p>
-        </w:tc>
-      </w:tr>
-      <w:tr>
-        <w:tc>
-          <w:tcPr>
-            <w:tcW w:w="350" w:type="pct"/>
-            <w:shd w:val="clear" w:color="auto" w:fill="E7E6E6" w:themeFill="background2"/>
-          </w:tcPr>
-          <w:p/>
-        </w:tc>
-        <w:tc>
-          <w:tcPr>
-            <w:tcW w:w="4650" w:type="pct"/>
-            <w:shd w:val="clear" w:color="auto" w:fill="E7E6E6" w:themeFill="background2"/>
-          </w:tcPr>
-          <w:p>
-            <w:r>
-              <w:t xml:space="preserve">Topics for Discussion </w:t>
-            </w:r>
-          </w:p>
-        </w:tc>
-      </w:tr>
-      <w:tr>
-        <w:tc>
-          <w:tcPr>
-            <w:tcW w:w="350" w:type="pct"/>
-            <w:shd w:val="clear" w:color="auto" w:fill="FFD966" w:themeFill="accent4" w:themeFillTint="99"/>
-          </w:tcPr>
-          <w:p>
-            <w:pPr>
-              <w:rPr>
-                <w:b/>
-                <w:bCs/>
-              </w:rPr>
-            </w:pPr>
-          </w:p>
-        </w:tc>
-        <w:tc>
-          <w:tcPr>
-            <w:tcW w:w="4650" w:type="pct"/>
-            <w:shd w:val="clear" w:color="auto" w:fill="FFD966" w:themeFill="accent4" w:themeFillTint="99"/>
-          </w:tcPr>
-          <w:p>
-            <w:pPr>
-              <w:rPr>
-                <w:b/>
-                <w:bCs/>
-              </w:rPr>
-            </w:pPr>
-            <w:r>
-              <w:rPr>
-                <w:b/>
-                <w:bCs/>
-              </w:rPr>
-              <w:t xml:space="preserve">Part-06: Standards, Certification and Assessment </w:t>
-            </w:r>
-          </w:p>
-        </w:tc>
-      </w:tr>
-      <w:tr>
-        <w:tc>
-          <w:tcPr>
-            <w:tcW w:w="350" w:type="pct"/>
-            <w:shd w:val="clear" w:color="auto" w:fill="E7E6E6" w:themeFill="background2"/>
-          </w:tcPr>
-          <w:p>
-            <w:pPr>
-              <w:rPr>
-                <w:b/>
-                <w:bCs/>
-                <w:color w:val="C00000"/>
-              </w:rPr>
-            </w:pPr>
-          </w:p>
-        </w:tc>
-        <w:tc>
-          <w:tcPr>
-            <w:tcW w:w="4650" w:type="pct"/>
-            <w:shd w:val="clear" w:color="auto" w:fill="E7E6E6" w:themeFill="background2"/>
-          </w:tcPr>
-          <w:p>
-            <w:pPr>
-              <w:rPr>
-                <w:b/>
-                <w:bCs/>
-                <w:color w:val="C00000"/>
-              </w:rPr>
-            </w:pPr>
-            <w:r>
-              <w:rPr>
-                <w:b/>
-                <w:bCs/>
-                <w:color w:val="C00000"/>
-              </w:rPr>
-              <w:t xml:space="preserve">Quality Management Standards </w:t>
-            </w:r>
-          </w:p>
-        </w:tc>
-      </w:tr>
-      <w:tr>
-        <w:tc>
-          <w:tcPr>
-            <w:tcW w:w="350" w:type="pct"/>
-            <w:shd w:val="clear" w:color="auto" w:fill="E7E6E6" w:themeFill="background2"/>
-          </w:tcPr>
-          <w:p>
-            <w:r>
-              <w:t>139</w:t>
-            </w:r>
-          </w:p>
-        </w:tc>
-        <w:tc>
-          <w:tcPr>
-            <w:tcW w:w="4650" w:type="pct"/>
-            <w:shd w:val="clear" w:color="auto" w:fill="E7E6E6" w:themeFill="background2"/>
-          </w:tcPr>
-          <w:p>
-            <w:r>
-              <w:t>The Scope of Quality Management Standards</w:t>
-            </w:r>
-          </w:p>
-        </w:tc>
-      </w:tr>
-      <w:tr>
-        <w:tc>
-          <w:tcPr>
-            <w:tcW w:w="350" w:type="pct"/>
-            <w:shd w:val="clear" w:color="auto" w:fill="E7E6E6" w:themeFill="background2"/>
-          </w:tcPr>
-          <w:p>
-            <w:r>
-              <w:t>140</w:t>
-            </w:r>
-          </w:p>
-        </w:tc>
-        <w:tc>
-          <w:tcPr>
-            <w:tcW w:w="4650" w:type="pct"/>
-            <w:shd w:val="clear" w:color="auto" w:fill="E7E6E6" w:themeFill="background2"/>
-          </w:tcPr>
-          <w:p>
-            <w:r>
-              <w:t>ISO 9001 and ISO 9000-3</w:t>
-            </w:r>
-          </w:p>
-        </w:tc>
-      </w:tr>
-      <w:tr>
-        <w:tc>
-          <w:tcPr>
-            <w:tcW w:w="350" w:type="pct"/>
-            <w:shd w:val="clear" w:color="auto" w:fill="E7E6E6" w:themeFill="background2"/>
-          </w:tcPr>
-          <w:p>
-            <w:r>
-              <w:t>141</w:t>
-            </w:r>
-          </w:p>
-        </w:tc>
-        <w:tc>
-          <w:tcPr>
-            <w:tcW w:w="4650" w:type="pct"/>
-            <w:shd w:val="clear" w:color="auto" w:fill="E7E6E6" w:themeFill="background2"/>
-          </w:tcPr>
-          <w:p>
-            <w:r>
-              <w:t>Certification According to ISO 9000-3</w:t>
-            </w:r>
-          </w:p>
-        </w:tc>
-      </w:tr>
-      <w:tr>
-        <w:tc>
-          <w:tcPr>
-            <w:tcW w:w="350" w:type="pct"/>
-            <w:shd w:val="clear" w:color="auto" w:fill="E7E6E6" w:themeFill="background2"/>
-          </w:tcPr>
-          <w:p>
-            <w:r>
-              <w:t>142</w:t>
-            </w:r>
-          </w:p>
-        </w:tc>
-        <w:tc>
-          <w:tcPr>
-            <w:tcW w:w="4650" w:type="pct"/>
-            <w:shd w:val="clear" w:color="auto" w:fill="E7E6E6" w:themeFill="background2"/>
-          </w:tcPr>
-          <w:p>
-            <w:r>
-              <w:t xml:space="preserve">Capability Maturity Models – CMM and CMMI Assessment Methodology </w:t>
-            </w:r>
-          </w:p>
-        </w:tc>
-      </w:tr>
-      <w:tr>
-        <w:tc>
-          <w:tcPr>
-            <w:tcW w:w="350" w:type="pct"/>
-            <w:shd w:val="clear" w:color="auto" w:fill="E7E6E6" w:themeFill="background2"/>
-          </w:tcPr>
-          <w:p>
-            <w:r>
-              <w:t>143</w:t>
-            </w:r>
-          </w:p>
-        </w:tc>
-        <w:tc>
-          <w:tcPr>
-            <w:tcW w:w="4650" w:type="pct"/>
-            <w:shd w:val="clear" w:color="auto" w:fill="E7E6E6" w:themeFill="background2"/>
-          </w:tcPr>
-          <w:p>
-            <w:r>
-              <w:t xml:space="preserve">The Bootstrap Methodology </w:t>
-            </w:r>
-          </w:p>
-        </w:tc>
-      </w:tr>
-      <w:tr>
-        <w:tc>
-          <w:tcPr>
-            <w:tcW w:w="350" w:type="pct"/>
-            <w:shd w:val="clear" w:color="auto" w:fill="E7E6E6" w:themeFill="background2"/>
-          </w:tcPr>
-          <w:p>
-            <w:r>
-              <w:t>144</w:t>
-            </w:r>
-          </w:p>
-        </w:tc>
-        <w:tc>
-          <w:tcPr>
-            <w:tcW w:w="4650" w:type="pct"/>
-            <w:shd w:val="clear" w:color="auto" w:fill="E7E6E6" w:themeFill="background2"/>
-          </w:tcPr>
-          <w:p>
-            <w:r>
-              <w:t>The SPICE Project and the ISO/IEC 15504 Software Process Assessment Standard</w:t>
-            </w:r>
-          </w:p>
-        </w:tc>
-      </w:tr>
-      <w:tr>
-        <w:tc>
-          <w:tcPr>
-            <w:tcW w:w="350" w:type="pct"/>
-            <w:shd w:val="clear" w:color="auto" w:fill="E7E6E6" w:themeFill="background2"/>
-          </w:tcPr>
-          <w:p>
-            <w:r>
-              <w:t>145</w:t>
-            </w:r>
-          </w:p>
-        </w:tc>
-        <w:tc>
-          <w:tcPr>
-            <w:tcW w:w="4650" w:type="pct"/>
-            <w:shd w:val="clear" w:color="auto" w:fill="E7E6E6" w:themeFill="background2"/>
-          </w:tcPr>
-          <w:p>
-            <w:r>
-              <w:t xml:space="preserve">Summary </w:t>
-            </w:r>
-          </w:p>
-        </w:tc>
-      </w:tr>
-      <w:tr>
-        <w:tc>
-          <w:tcPr>
-            <w:tcW w:w="350" w:type="pct"/>
-            <w:shd w:val="clear" w:color="auto" w:fill="E7E6E6" w:themeFill="background2"/>
-          </w:tcPr>
-          <w:p/>
-        </w:tc>
-        <w:tc>
-          <w:tcPr>
-            <w:tcW w:w="4650" w:type="pct"/>
-            <w:shd w:val="clear" w:color="auto" w:fill="E7E6E6" w:themeFill="background2"/>
-          </w:tcPr>
-          <w:p>
-            <w:r>
-              <w:t>Selected Bibliography</w:t>
-            </w:r>
-          </w:p>
-        </w:tc>
-      </w:tr>
-      <w:tr>
-        <w:tc>
-          <w:tcPr>
-            <w:tcW w:w="350" w:type="pct"/>
-            <w:shd w:val="clear" w:color="auto" w:fill="E7E6E6" w:themeFill="background2"/>
-          </w:tcPr>
-          <w:p/>
-        </w:tc>
-        <w:tc>
-          <w:tcPr>
-            <w:tcW w:w="4650" w:type="pct"/>
-            <w:shd w:val="clear" w:color="auto" w:fill="E7E6E6" w:themeFill="background2"/>
-          </w:tcPr>
-          <w:p>
-            <w:r>
-              <w:t xml:space="preserve">Review Questions </w:t>
-            </w:r>
-          </w:p>
-        </w:tc>
-      </w:tr>
-      <w:tr>
-        <w:tc>
-          <w:tcPr>
-            <w:tcW w:w="350" w:type="pct"/>
-            <w:shd w:val="clear" w:color="auto" w:fill="E7E6E6" w:themeFill="background2"/>
-          </w:tcPr>
-          <w:p/>
-        </w:tc>
-        <w:tc>
-          <w:tcPr>
-            <w:tcW w:w="4650" w:type="pct"/>
-            <w:shd w:val="clear" w:color="auto" w:fill="E7E6E6" w:themeFill="background2"/>
-          </w:tcPr>
-          <w:p>
-            <w:r>
-              <w:t xml:space="preserve">Topics for Discussion </w:t>
-            </w:r>
-          </w:p>
-        </w:tc>
-      </w:tr>
-      <w:tr>
-        <w:tc>
-          <w:tcPr>
-            <w:tcW w:w="350" w:type="pct"/>
-            <w:shd w:val="clear" w:color="auto" w:fill="E7E6E6" w:themeFill="background2"/>
-          </w:tcPr>
-          <w:p/>
-        </w:tc>
-        <w:tc>
-          <w:tcPr>
-            <w:tcW w:w="4650" w:type="pct"/>
-            <w:shd w:val="clear" w:color="auto" w:fill="E7E6E6" w:themeFill="background2"/>
-          </w:tcPr>
-          <w:p>
-            <w:r>
-              <w:t xml:space="preserve">Appendix 23A: CMMI Process Areas </w:t>
-            </w:r>
-          </w:p>
-        </w:tc>
-      </w:tr>
-      <w:tr>
-        <w:tc>
-          <w:tcPr>
-            <w:tcW w:w="350" w:type="pct"/>
-            <w:shd w:val="clear" w:color="auto" w:fill="E7E6E6" w:themeFill="background2"/>
-          </w:tcPr>
-          <w:p/>
-        </w:tc>
-        <w:tc>
-          <w:tcPr>
-            <w:tcW w:w="4650" w:type="pct"/>
-            <w:shd w:val="clear" w:color="auto" w:fill="E7E6E6" w:themeFill="background2"/>
-          </w:tcPr>
-          <w:p>
-            <w:r>
-              <w:t>Appendix 23B: ISO/IEC 15504 Model Processes</w:t>
-            </w:r>
-          </w:p>
-        </w:tc>
-      </w:tr>
-      <w:tr>
-        <w:tc>
-          <w:tcPr>
-            <w:tcW w:w="350" w:type="pct"/>
-            <w:shd w:val="clear" w:color="auto" w:fill="E7E6E6" w:themeFill="background2"/>
-          </w:tcPr>
-          <w:p>
-            <w:pPr>
-              <w:rPr>
-                <w:b/>
-                <w:bCs/>
-                <w:color w:val="C00000"/>
-              </w:rPr>
-            </w:pPr>
-          </w:p>
-        </w:tc>
-        <w:tc>
-          <w:tcPr>
-            <w:tcW w:w="4650" w:type="pct"/>
-            <w:shd w:val="clear" w:color="auto" w:fill="E7E6E6" w:themeFill="background2"/>
-          </w:tcPr>
-          <w:p>
-            <w:pPr>
-              <w:rPr>
-                <w:b/>
-                <w:bCs/>
-                <w:color w:val="C00000"/>
-              </w:rPr>
-            </w:pPr>
-            <w:r>
-              <w:rPr>
-                <w:b/>
-                <w:bCs/>
-                <w:color w:val="C00000"/>
-              </w:rPr>
-              <w:t xml:space="preserve">SQA Project Process Standards – IEEE Software Engineering Standards </w:t>
-            </w:r>
-          </w:p>
-        </w:tc>
-      </w:tr>
-      <w:tr>
-        <w:tc>
-          <w:tcPr>
-            <w:tcW w:w="350" w:type="pct"/>
-            <w:shd w:val="clear" w:color="auto" w:fill="E7E6E6" w:themeFill="background2"/>
-          </w:tcPr>
-          <w:p>
-            <w:r>
               <w:t>146</w:t>
             </w:r>
           </w:p>
@@ -24704,7 +24805,6 @@
           </w:tcPr>
           <w:p>
             <w:r>
-              <w:lastRenderedPageBreak/>
               <w:t>147</w:t>
             </w:r>
           </w:p>
@@ -25364,7 +25464,7 @@
     <w:p/>
     <w:p>
       <w:pPr>
-        <w:pStyle w:val="Heading1"/>
+        <w:pStyle w:val="Heading2"/>
         <w:rPr>
           <w:b/>
           <w:bCs/>
@@ -25378,7 +25478,7 @@
           <w:color w:val="C00000"/>
         </w:rPr>
         <w:lastRenderedPageBreak/>
-        <w:t>Software Mai</w:t>
+        <w:t>S</w:t>
       </w:r>
       <w:r>
         <w:rPr>
@@ -25386,14 +25486,10 @@
           <w:bCs/>
           <w:color w:val="C00000"/>
         </w:rPr>
-        <w:t>ntenance</w:t>
+        <w:t xml:space="preserve">oftware Maintenance </w:t>
       </w:r>
     </w:p>
-    <w:p>
-      <w:r>
-        <w:t xml:space="preserve"> </w:t>
-      </w:r>
-    </w:p>
+    <w:p/>
     <w:tbl>
       <w:tblPr>
         <w:tblStyle w:val="TableGrid"/>
@@ -28267,15 +28363,7 @@
           </w:tcPr>
           <w:p>
             <w:r>
-              <w:t>Specifying Changes for FRS-USER and FRS-</w:t>
-            </w:r>
-            <w:proofErr w:type="gramStart"/>
-            <w:r>
-              <w:t>DATE,USER</w:t>
-            </w:r>
-            <w:proofErr w:type="gramEnd"/>
-            <w:r>
-              <w:t xml:space="preserve"> </w:t>
+              <w:t xml:space="preserve">Specifying Changes for FRS-USER and FRS-DATE,USER </w:t>
             </w:r>
           </w:p>
         </w:tc>
@@ -28299,15 +28387,7 @@
           </w:tcPr>
           <w:p>
             <w:r>
-              <w:t>Specifying Changes for FRS-</w:t>
-            </w:r>
-            <w:proofErr w:type="gramStart"/>
-            <w:r>
-              <w:t>DATE,USER</w:t>
-            </w:r>
-            <w:proofErr w:type="gramEnd"/>
-            <w:r>
-              <w:t>,PREF</w:t>
+              <w:t>Specifying Changes for FRS-DATE,USER,PREF</w:t>
             </w:r>
           </w:p>
         </w:tc>
@@ -28331,15 +28411,7 @@
           </w:tcPr>
           <w:p>
             <w:r>
-              <w:t>Specifying Changes for FRS-</w:t>
-            </w:r>
-            <w:proofErr w:type="gramStart"/>
-            <w:r>
-              <w:t>DATE,USER</w:t>
-            </w:r>
-            <w:proofErr w:type="gramEnd"/>
-            <w:r>
-              <w:t>,PAY</w:t>
+              <w:t>Specifying Changes for FRS-DATE,USER,PAY</w:t>
             </w:r>
           </w:p>
         </w:tc>
@@ -28363,21 +28435,8 @@
           </w:tcPr>
           <w:p>
             <w:r>
-              <w:t>Specifying Changes for FRS-</w:t>
-            </w:r>
-            <w:proofErr w:type="gramStart"/>
-            <w:r>
-              <w:t>DATE,USER</w:t>
-            </w:r>
-            <w:proofErr w:type="gramEnd"/>
-            <w:r>
-              <w:t>,</w:t>
-            </w:r>
-            <w:proofErr w:type="gramStart"/>
-            <w:r>
-              <w:t>PREF,PAY</w:t>
-            </w:r>
-            <w:proofErr w:type="gramEnd"/>
+              <w:t>Specifying Changes for FRS-DATE,USER,PREF,PAY</w:t>
+            </w:r>
           </w:p>
         </w:tc>
       </w:tr>
@@ -28400,21 +28459,8 @@
           </w:tcPr>
           <w:p>
             <w:r>
-              <w:t>Specifying Changes for FRS-</w:t>
-            </w:r>
-            <w:proofErr w:type="gramStart"/>
-            <w:r>
-              <w:t>DATE,USER</w:t>
-            </w:r>
-            <w:proofErr w:type="gramEnd"/>
-            <w:r>
-              <w:t>,</w:t>
-            </w:r>
-            <w:proofErr w:type="gramStart"/>
-            <w:r>
-              <w:t>PAY,BR</w:t>
-            </w:r>
-            <w:proofErr w:type="gramEnd"/>
+              <w:t>Specifying Changes for FRS-DATE,USER,PAY,BR</w:t>
+            </w:r>
           </w:p>
         </w:tc>
       </w:tr>
@@ -28437,23 +28483,7 @@
           </w:tcPr>
           <w:p>
             <w:r>
-              <w:t>Specifying Changes for FRS-</w:t>
-            </w:r>
-            <w:proofErr w:type="gramStart"/>
-            <w:r>
-              <w:t>DATE,USER</w:t>
-            </w:r>
-            <w:proofErr w:type="gramEnd"/>
-            <w:r>
-              <w:t>,</w:t>
-            </w:r>
-            <w:proofErr w:type="gramStart"/>
-            <w:r>
-              <w:t>PAY,BR</w:t>
-            </w:r>
-            <w:proofErr w:type="gramEnd"/>
-            <w:r>
-              <w:t>,BRD</w:t>
+              <w:t>Specifying Changes for FRS-DATE,USER,PAY,BR,BRD</w:t>
             </w:r>
           </w:p>
         </w:tc>
@@ -28477,13 +28507,8 @@
           </w:tcPr>
           <w:p>
             <w:r>
-              <w:t>Specifying Changes for FRS-</w:t>
-            </w:r>
-            <w:proofErr w:type="gramStart"/>
-            <w:r>
-              <w:t>USER,BR</w:t>
-            </w:r>
-            <w:proofErr w:type="gramEnd"/>
+              <w:t>Specifying Changes for FRS-USER,BR</w:t>
+            </w:r>
           </w:p>
         </w:tc>
       </w:tr>
@@ -28506,13 +28531,8 @@
           </w:tcPr>
           <w:p>
             <w:r>
-              <w:t>Specifying Changes for FRS-USER-</w:t>
-            </w:r>
-            <w:proofErr w:type="gramStart"/>
-            <w:r>
-              <w:t>PD,BR</w:t>
-            </w:r>
-            <w:proofErr w:type="gramEnd"/>
+              <w:t>Specifying Changes for FRS-USER-PD,BR</w:t>
+            </w:r>
           </w:p>
         </w:tc>
       </w:tr>
@@ -30366,7 +30386,15 @@
           </w:tcPr>
           <w:p>
             <w:r>
-              <w:t xml:space="preserve">Initial Value Problems for n-th Order Equations </w:t>
+              <w:t>Initial Value Problems for n-</w:t>
+            </w:r>
+            <w:proofErr w:type="spellStart"/>
+            <w:r>
+              <w:t>th</w:t>
+            </w:r>
+            <w:proofErr w:type="spellEnd"/>
+            <w:r>
+              <w:t xml:space="preserve"> Order Equations </w:t>
             </w:r>
           </w:p>
         </w:tc>
@@ -31271,7 +31299,25 @@
                 <w:bCs/>
                 <w:color w:val="C00000"/>
               </w:rPr>
-              <w:t xml:space="preserve">Existence and Uniqueness of Solutions to Systems and n-th Order Equations </w:t>
+              <w:t>Existence and Uniqueness of Solutions to Systems and n-</w:t>
+            </w:r>
+            <w:proofErr w:type="spellStart"/>
+            <w:r>
+              <w:rPr>
+                <w:b/>
+                <w:bCs/>
+                <w:color w:val="C00000"/>
+              </w:rPr>
+              <w:t>th</w:t>
+            </w:r>
+            <w:proofErr w:type="spellEnd"/>
+            <w:r>
+              <w:rPr>
+                <w:b/>
+                <w:bCs/>
+                <w:color w:val="C00000"/>
+              </w:rPr>
+              <w:t xml:space="preserve"> Order Equations </w:t>
             </w:r>
           </w:p>
         </w:tc>
@@ -32566,7 +32612,15 @@
           </w:tcPr>
           <w:p>
             <w:r>
-              <w:t>Miscellaneous Types of Probles Leading to Linear Equations of the Second Order – Topics 4</w:t>
+              <w:t xml:space="preserve">Miscellaneous Types of </w:t>
+            </w:r>
+            <w:proofErr w:type="spellStart"/>
+            <w:r>
+              <w:t>Probles</w:t>
+            </w:r>
+            <w:proofErr w:type="spellEnd"/>
+            <w:r>
+              <w:t xml:space="preserve"> Leading to Linear Equations of the Second Order – Topics 4</w:t>
             </w:r>
           </w:p>
         </w:tc>
@@ -32881,11 +32935,11 @@
             <w:r>
               <w:t>Series Solution of y` = f(</w:t>
             </w:r>
-            <w:proofErr w:type="gramStart"/>
+            <w:proofErr w:type="spellStart"/>
             <w:r>
               <w:t>x,y</w:t>
             </w:r>
-            <w:proofErr w:type="gramEnd"/>
+            <w:proofErr w:type="spellEnd"/>
             <w:r>
               <w:t>)</w:t>
             </w:r>
@@ -33143,7 +33197,15 @@
           </w:tcPr>
           <w:p>
             <w:r>
-              <w:t xml:space="preserve">Starting Method – Runge-Kutta Formulas </w:t>
+              <w:t>Starting Method – Runge-</w:t>
+            </w:r>
+            <w:proofErr w:type="spellStart"/>
+            <w:r>
+              <w:t>Kutta</w:t>
+            </w:r>
+            <w:proofErr w:type="spellEnd"/>
+            <w:r>
+              <w:t xml:space="preserve"> Formulas </w:t>
             </w:r>
           </w:p>
         </w:tc>
@@ -33239,15 +33301,7 @@
           </w:tcPr>
           <w:p>
             <w:r>
-              <w:t xml:space="preserve">Milne’s Method of Finding an Approximate Numerical Solution of y` = </w:t>
-            </w:r>
-            <w:proofErr w:type="gramStart"/>
-            <w:r>
-              <w:t>f(</w:t>
-            </w:r>
-            <w:proofErr w:type="gramEnd"/>
-            <w:r>
-              <w:t>x, y)</w:t>
+              <w:t>Milne’s Method of Finding an Approximate Numerical Solution of y` = f(x, y)</w:t>
             </w:r>
           </w:p>
         </w:tc>
@@ -33407,45 +33461,9 @@
                 <w:bCs/>
                 <w:color w:val="C00000"/>
               </w:rPr>
-              <w:t xml:space="preserve">Existence and Uniqueness Theorem </w:t>
-            </w:r>
-            <w:proofErr w:type="gramStart"/>
-            <w:r>
-              <w:rPr>
-                <w:b/>
-                <w:bCs/>
-                <w:color w:val="C00000"/>
-              </w:rPr>
-              <w:t>For</w:t>
-            </w:r>
-            <w:proofErr w:type="gramEnd"/>
-            <w:r>
-              <w:rPr>
-                <w:b/>
-                <w:bCs/>
-                <w:color w:val="C00000"/>
-              </w:rPr>
-              <w:t xml:space="preserve"> </w:t>
-            </w:r>
-            <w:proofErr w:type="gramStart"/>
-            <w:r>
-              <w:rPr>
-                <w:b/>
-                <w:bCs/>
-                <w:color w:val="C00000"/>
-              </w:rPr>
-              <w:t>The</w:t>
-            </w:r>
-            <w:proofErr w:type="gramEnd"/>
-            <w:r>
-              <w:rPr>
-                <w:b/>
-                <w:bCs/>
-                <w:color w:val="C00000"/>
-              </w:rPr>
-              <w:t xml:space="preserve"> First Order Differential Equation y`=f(</w:t>
-            </w:r>
-            <w:proofErr w:type="gramStart"/>
+              <w:t>Existence and Uniqueness Theorem For The First Order Differential Equation y`=f(</w:t>
+            </w:r>
+            <w:proofErr w:type="spellStart"/>
             <w:r>
               <w:rPr>
                 <w:b/>
@@ -33454,7 +33472,7 @@
               </w:rPr>
               <w:t>x,y</w:t>
             </w:r>
-            <w:proofErr w:type="gramEnd"/>
+            <w:proofErr w:type="spellEnd"/>
             <w:r>
               <w:rPr>
                 <w:b/>
@@ -33511,11 +33529,11 @@
             <w:r>
               <w:t>An Existence and Uniqueness Theorem for the First Order Differential Equation y`=f(</w:t>
             </w:r>
-            <w:proofErr w:type="gramStart"/>
+            <w:proofErr w:type="spellStart"/>
             <w:r>
               <w:t>x,y</w:t>
             </w:r>
-            <w:proofErr w:type="gramEnd"/>
+            <w:proofErr w:type="spellEnd"/>
             <w:r>
               <w:t>) – Topics 3</w:t>
             </w:r>
@@ -33543,11 +33561,11 @@
             <w:r>
               <w:t>The Ordinary and Singular Points of a First Order Differential Equation y`=f(</w:t>
             </w:r>
-            <w:proofErr w:type="gramStart"/>
+            <w:proofErr w:type="spellStart"/>
             <w:r>
               <w:t>x,y</w:t>
             </w:r>
-            <w:proofErr w:type="gramEnd"/>
+            <w:proofErr w:type="spellEnd"/>
             <w:r>
               <w:t xml:space="preserve">) </w:t>
             </w:r>
